--- a/BSUIR/semestre 5/IAD/Сушко_381574_ИАД_ЛР1.docx
+++ b/BSUIR/semestre 5/IAD/Сушко_381574_ИАД_ЛР1.docx
@@ -799,77 +799,9 @@
           <w:szCs w:val="28"/>
           <w:lang w:eastAsia="ru-RU"/>
         </w:rPr>
-        <w:t xml:space="preserve">Цель: </w:t>
-      </w:r>
-      <w:r>
-        <w:rPr>
-          <w:rFonts w:eastAsia="Times New Roman" w:cs="Times New Roman"/>
-          <w:color w:val="000000"/>
-          <w:szCs w:val="28"/>
-          <w:lang w:eastAsia="ru-RU"/>
-        </w:rPr>
-        <w:t xml:space="preserve">Изучить возможности программного обеспечения </w:t>
-      </w:r>
-      <w:proofErr w:type="spellStart"/>
-      <w:r>
-        <w:rPr>
-          <w:rFonts w:eastAsia="Times New Roman" w:cs="Times New Roman"/>
-          <w:color w:val="000000"/>
-          <w:szCs w:val="28"/>
-          <w:lang w:eastAsia="ru-RU"/>
-        </w:rPr>
-        <w:t>Orange</w:t>
-      </w:r>
-      <w:proofErr w:type="spellEnd"/>
-      <w:r>
-        <w:rPr>
-          <w:rFonts w:eastAsia="Times New Roman" w:cs="Times New Roman"/>
-          <w:color w:val="000000"/>
-          <w:szCs w:val="28"/>
-          <w:lang w:eastAsia="ru-RU"/>
-        </w:rPr>
-        <w:t xml:space="preserve"> </w:t>
-      </w:r>
-      <w:proofErr w:type="spellStart"/>
-      <w:r>
-        <w:rPr>
-          <w:rFonts w:eastAsia="Times New Roman" w:cs="Times New Roman"/>
-          <w:color w:val="000000"/>
-          <w:szCs w:val="28"/>
-          <w:lang w:eastAsia="ru-RU"/>
-        </w:rPr>
-        <w:t>Data</w:t>
-      </w:r>
-      <w:proofErr w:type="spellEnd"/>
-      <w:r>
-        <w:rPr>
-          <w:rFonts w:eastAsia="Times New Roman" w:cs="Times New Roman"/>
-          <w:color w:val="000000"/>
-          <w:szCs w:val="28"/>
-          <w:lang w:eastAsia="ru-RU"/>
-        </w:rPr>
-        <w:t xml:space="preserve"> </w:t>
-      </w:r>
-      <w:proofErr w:type="spellStart"/>
-      <w:r>
-        <w:rPr>
-          <w:rFonts w:eastAsia="Times New Roman" w:cs="Times New Roman"/>
-          <w:color w:val="000000"/>
-          <w:szCs w:val="28"/>
-          <w:lang w:eastAsia="ru-RU"/>
-        </w:rPr>
-        <w:t>Mining</w:t>
-      </w:r>
-      <w:proofErr w:type="spellEnd"/>
-      <w:r>
-        <w:rPr>
-          <w:rFonts w:eastAsia="Times New Roman" w:cs="Times New Roman"/>
-          <w:color w:val="000000"/>
-          <w:szCs w:val="28"/>
-          <w:lang w:eastAsia="ru-RU"/>
-        </w:rPr>
-        <w:t>. Освоить основные методики загрузки данных из внешних источников, очистки и подготовки их для дальнейшего анализа. Научиться создавать базовые визуализации для анализа качества данных.</w:t>
-      </w:r>
+        <w:t>Цель</w:t>
+      </w:r>
+      <w:proofErr w:type="gramStart"/>
       <w:r>
         <w:rPr>
           <w:rFonts w:eastAsia="Times New Roman" w:cs="Times New Roman"/>
@@ -879,6 +811,96 @@
           <w:szCs w:val="28"/>
           <w:lang w:eastAsia="ru-RU"/>
         </w:rPr>
+        <w:t xml:space="preserve">: </w:t>
+      </w:r>
+      <w:r>
+        <w:rPr>
+          <w:rFonts w:eastAsia="Times New Roman" w:cs="Times New Roman"/>
+          <w:color w:val="000000"/>
+          <w:szCs w:val="28"/>
+          <w:lang w:eastAsia="ru-RU"/>
+        </w:rPr>
+        <w:t>Изучить</w:t>
+      </w:r>
+      <w:proofErr w:type="gramEnd"/>
+      <w:r>
+        <w:rPr>
+          <w:rFonts w:eastAsia="Times New Roman" w:cs="Times New Roman"/>
+          <w:color w:val="000000"/>
+          <w:szCs w:val="28"/>
+          <w:lang w:eastAsia="ru-RU"/>
+        </w:rPr>
+        <w:t xml:space="preserve"> возможности программного обеспечения </w:t>
+      </w:r>
+      <w:proofErr w:type="spellStart"/>
+      <w:r>
+        <w:rPr>
+          <w:rFonts w:eastAsia="Times New Roman" w:cs="Times New Roman"/>
+          <w:color w:val="000000"/>
+          <w:szCs w:val="28"/>
+          <w:lang w:eastAsia="ru-RU"/>
+        </w:rPr>
+        <w:t>Orange</w:t>
+      </w:r>
+      <w:proofErr w:type="spellEnd"/>
+      <w:r>
+        <w:rPr>
+          <w:rFonts w:eastAsia="Times New Roman" w:cs="Times New Roman"/>
+          <w:color w:val="000000"/>
+          <w:szCs w:val="28"/>
+          <w:lang w:eastAsia="ru-RU"/>
+        </w:rPr>
+        <w:t xml:space="preserve"> </w:t>
+      </w:r>
+      <w:proofErr w:type="spellStart"/>
+      <w:r>
+        <w:rPr>
+          <w:rFonts w:eastAsia="Times New Roman" w:cs="Times New Roman"/>
+          <w:color w:val="000000"/>
+          <w:szCs w:val="28"/>
+          <w:lang w:eastAsia="ru-RU"/>
+        </w:rPr>
+        <w:t>Data</w:t>
+      </w:r>
+      <w:proofErr w:type="spellEnd"/>
+      <w:r>
+        <w:rPr>
+          <w:rFonts w:eastAsia="Times New Roman" w:cs="Times New Roman"/>
+          <w:color w:val="000000"/>
+          <w:szCs w:val="28"/>
+          <w:lang w:eastAsia="ru-RU"/>
+        </w:rPr>
+        <w:t xml:space="preserve"> </w:t>
+      </w:r>
+      <w:proofErr w:type="spellStart"/>
+      <w:r>
+        <w:rPr>
+          <w:rFonts w:eastAsia="Times New Roman" w:cs="Times New Roman"/>
+          <w:color w:val="000000"/>
+          <w:szCs w:val="28"/>
+          <w:lang w:eastAsia="ru-RU"/>
+        </w:rPr>
+        <w:t>Mining</w:t>
+      </w:r>
+      <w:proofErr w:type="spellEnd"/>
+      <w:r>
+        <w:rPr>
+          <w:rFonts w:eastAsia="Times New Roman" w:cs="Times New Roman"/>
+          <w:color w:val="000000"/>
+          <w:szCs w:val="28"/>
+          <w:lang w:eastAsia="ru-RU"/>
+        </w:rPr>
+        <w:t>. Освоить основные методики загрузки данных из внешних источников, очистки и подготовки их для дальнейшего анализа. Научиться создавать базовые визуализации для анализа качества данных.</w:t>
+      </w:r>
+      <w:r>
+        <w:rPr>
+          <w:rFonts w:eastAsia="Times New Roman" w:cs="Times New Roman"/>
+          <w:b/>
+          <w:bCs/>
+          <w:color w:val="000000"/>
+          <w:szCs w:val="28"/>
+          <w:lang w:eastAsia="ru-RU"/>
+        </w:rPr>
         <w:cr/>
       </w:r>
     </w:p>
@@ -1308,7 +1330,16 @@
           <w:szCs w:val="28"/>
           <w:lang w:eastAsia="ru-RU"/>
         </w:rPr>
-        <w:t>Загрузите дистрибутив программного обеспечения с официального сайта</w:t>
+        <w:t xml:space="preserve">Загрузите дистрибутив программного обеспечения с официального сайта </w:t>
+      </w:r>
+      <w:r>
+        <w:rPr>
+          <w:rFonts w:eastAsia="Times New Roman" w:cs="Times New Roman"/>
+          <w:color w:val="000000"/>
+          <w:szCs w:val="28"/>
+          <w:lang w:val="en-US" w:eastAsia="ru-RU"/>
+        </w:rPr>
+        <w:t>Orange</w:t>
       </w:r>
       <w:r>
         <w:rPr>
@@ -1326,7 +1357,7 @@
           <w:szCs w:val="28"/>
           <w:lang w:val="en-US" w:eastAsia="ru-RU"/>
         </w:rPr>
-        <w:t>Orange</w:t>
+        <w:t>Data</w:t>
       </w:r>
       <w:r>
         <w:rPr>
@@ -1344,24 +1375,6 @@
           <w:szCs w:val="28"/>
           <w:lang w:val="en-US" w:eastAsia="ru-RU"/>
         </w:rPr>
-        <w:t>Data</w:t>
-      </w:r>
-      <w:r>
-        <w:rPr>
-          <w:rFonts w:eastAsia="Times New Roman" w:cs="Times New Roman"/>
-          <w:color w:val="000000"/>
-          <w:szCs w:val="28"/>
-          <w:lang w:eastAsia="ru-RU"/>
-        </w:rPr>
-        <w:t xml:space="preserve"> </w:t>
-      </w:r>
-      <w:r>
-        <w:rPr>
-          <w:rFonts w:eastAsia="Times New Roman" w:cs="Times New Roman"/>
-          <w:color w:val="000000"/>
-          <w:szCs w:val="28"/>
-          <w:lang w:val="en-US" w:eastAsia="ru-RU"/>
-        </w:rPr>
         <w:t>Mining</w:t>
       </w:r>
       <w:r>
@@ -1373,7 +1386,7 @@
         </w:rPr>
         <w:t xml:space="preserve">: </w:t>
       </w:r>
-      <w:hyperlink r:id="rId5" w:history="1">
+      <w:hyperlink r:id="rId6" w:history="1">
         <w:r>
           <w:rPr>
             <w:rStyle w:val="a4"/>
@@ -1456,23 +1469,129 @@
           <w:szCs w:val="28"/>
           <w:lang w:eastAsia="ru-RU"/>
         </w:rPr>
-        <w:t xml:space="preserve">. </w:t>
-      </w:r>
-      <w:r>
-        <w:rPr>
-          <w:rFonts w:eastAsia="Times New Roman" w:cs="Times New Roman"/>
-          <w:color w:val="000000"/>
-          <w:szCs w:val="28"/>
-          <w:lang w:eastAsia="ru-RU"/>
-        </w:rPr>
-        <w:t>Следуя инструкциям разработчиков, установите, настройте и запустите среду визуального</w:t>
-      </w:r>
-      <w:r>
-        <w:rPr>
-          <w:rFonts w:eastAsia="Times New Roman" w:cs="Times New Roman"/>
-          <w:color w:val="000000"/>
-          <w:szCs w:val="28"/>
-          <w:lang w:eastAsia="ru-RU"/>
+        <w:t xml:space="preserve">. Следуя инструкциям разработчиков, установите, настройте и запустите среду визуального программирования </w:t>
+      </w:r>
+      <w:proofErr w:type="spellStart"/>
+      <w:r>
+        <w:rPr>
+          <w:rFonts w:eastAsia="Times New Roman" w:cs="Times New Roman"/>
+          <w:color w:val="000000"/>
+          <w:szCs w:val="28"/>
+          <w:lang w:eastAsia="ru-RU"/>
+        </w:rPr>
+        <w:t>Orange</w:t>
+      </w:r>
+      <w:proofErr w:type="spellEnd"/>
+      <w:r>
+        <w:rPr>
+          <w:rFonts w:eastAsia="Times New Roman" w:cs="Times New Roman"/>
+          <w:color w:val="000000"/>
+          <w:szCs w:val="28"/>
+          <w:lang w:eastAsia="ru-RU"/>
+        </w:rPr>
+        <w:t xml:space="preserve"> 3.39.0.</w:t>
+      </w:r>
+    </w:p>
+    <w:p>
+      <w:pPr>
+        <w:ind w:left="709"/>
+        <w:jc w:val="center"/>
+        <w:rPr>
+          <w:rFonts w:eastAsia="Times New Roman" w:cs="Times New Roman"/>
+          <w:color w:val="000000"/>
+          <w:szCs w:val="28"/>
+          <w:lang w:eastAsia="ru-RU"/>
+        </w:rPr>
+      </w:pPr>
+      <w:r>
+        <w:rPr>
+          <w:rFonts w:eastAsia="Times New Roman" w:cs="Times New Roman"/>
+          <w:noProof/>
+          <w:color w:val="000000"/>
+          <w:szCs w:val="28"/>
+          <w:lang w:eastAsia="ru-RU"/>
+        </w:rPr>
+        <w:drawing>
+          <wp:inline distT="0" distB="0" distL="0" distR="0" wp14:anchorId="6730CFFF" wp14:editId="47807B0C">
+            <wp:extent cx="5940425" cy="3166110"/>
+            <wp:effectExtent l="0" t="0" r="3175" b="0"/>
+            <wp:docPr id="1" name="Рисунок 1"/>
+            <wp:cNvGraphicFramePr>
+              <a:graphicFrameLocks xmlns:a="http://schemas.openxmlformats.org/drawingml/2006/main" noChangeAspect="1"/>
+            </wp:cNvGraphicFramePr>
+            <a:graphic xmlns:a="http://schemas.openxmlformats.org/drawingml/2006/main">
+              <a:graphicData uri="http://schemas.openxmlformats.org/drawingml/2006/picture">
+                <pic:pic xmlns:pic="http://schemas.openxmlformats.org/drawingml/2006/picture">
+                  <pic:nvPicPr>
+                    <pic:cNvPr id="1" name=""/>
+                    <pic:cNvPicPr/>
+                  </pic:nvPicPr>
+                  <pic:blipFill>
+                    <a:blip r:embed="rId7"/>
+                    <a:stretch>
+                      <a:fillRect/>
+                    </a:stretch>
+                  </pic:blipFill>
+                  <pic:spPr>
+                    <a:xfrm>
+                      <a:off x="0" y="0"/>
+                      <a:ext cx="5940425" cy="3166110"/>
+                    </a:xfrm>
+                    <a:prstGeom prst="rect">
+                      <a:avLst/>
+                    </a:prstGeom>
+                  </pic:spPr>
+                </pic:pic>
+              </a:graphicData>
+            </a:graphic>
+          </wp:inline>
+        </w:drawing>
+      </w:r>
+    </w:p>
+    <w:p>
+      <w:pPr>
+        <w:ind w:left="709"/>
+        <w:jc w:val="center"/>
+        <w:rPr>
+          <w:rFonts w:eastAsia="Times New Roman" w:cs="Times New Roman"/>
+          <w:color w:val="000000"/>
+          <w:szCs w:val="28"/>
+          <w:lang w:val="en-US" w:eastAsia="ru-RU"/>
+        </w:rPr>
+      </w:pPr>
+      <w:r>
+        <w:rPr>
+          <w:rFonts w:eastAsia="Times New Roman" w:cs="Times New Roman"/>
+          <w:color w:val="000000"/>
+          <w:szCs w:val="28"/>
+          <w:lang w:eastAsia="ru-RU"/>
+        </w:rPr>
+        <w:t>Рисунок</w:t>
+      </w:r>
+      <w:r>
+        <w:rPr>
+          <w:rFonts w:eastAsia="Times New Roman" w:cs="Times New Roman"/>
+          <w:color w:val="000000"/>
+          <w:szCs w:val="28"/>
+          <w:lang w:val="en-US" w:eastAsia="ru-RU"/>
+        </w:rPr>
+        <w:t xml:space="preserve"> 1 – </w:t>
+      </w:r>
+      <w:r>
+        <w:rPr>
+          <w:rFonts w:eastAsia="Times New Roman" w:cs="Times New Roman"/>
+          <w:color w:val="000000"/>
+          <w:szCs w:val="28"/>
+          <w:lang w:eastAsia="ru-RU"/>
+        </w:rPr>
+        <w:t>Главное</w:t>
+      </w:r>
+      <w:r>
+        <w:rPr>
+          <w:rFonts w:eastAsia="Times New Roman" w:cs="Times New Roman"/>
+          <w:color w:val="000000"/>
+          <w:szCs w:val="28"/>
+          <w:lang w:val="en-US" w:eastAsia="ru-RU"/>
         </w:rPr>
         <w:t xml:space="preserve"> </w:t>
       </w:r>
@@ -1483,28 +1602,83 @@
           <w:szCs w:val="28"/>
           <w:lang w:eastAsia="ru-RU"/>
         </w:rPr>
-        <w:t xml:space="preserve">программирования </w:t>
-      </w:r>
-      <w:proofErr w:type="spellStart"/>
-      <w:r>
-        <w:rPr>
-          <w:rFonts w:eastAsia="Times New Roman" w:cs="Times New Roman"/>
-          <w:color w:val="000000"/>
-          <w:szCs w:val="28"/>
-          <w:lang w:eastAsia="ru-RU"/>
+        <w:t>окно</w:t>
+      </w:r>
+      <w:r>
+        <w:rPr>
+          <w:rFonts w:eastAsia="Times New Roman" w:cs="Times New Roman"/>
+          <w:color w:val="000000"/>
+          <w:szCs w:val="28"/>
+          <w:lang w:val="en-US" w:eastAsia="ru-RU"/>
+        </w:rPr>
+        <w:t xml:space="preserve"> «</w:t>
+      </w:r>
+      <w:r>
+        <w:rPr>
+          <w:rFonts w:eastAsia="Times New Roman" w:cs="Times New Roman"/>
+          <w:color w:val="000000"/>
+          <w:szCs w:val="28"/>
+          <w:lang w:val="en-US" w:eastAsia="ru-RU"/>
         </w:rPr>
         <w:t>Orange</w:t>
       </w:r>
-      <w:proofErr w:type="spellEnd"/>
-      <w:r>
-        <w:rPr>
-          <w:rFonts w:eastAsia="Times New Roman" w:cs="Times New Roman"/>
-          <w:color w:val="000000"/>
-          <w:szCs w:val="28"/>
-          <w:lang w:eastAsia="ru-RU"/>
-        </w:rPr>
-        <w:t xml:space="preserve"> 3.39.0.</w:t>
-      </w:r>
+      <w:r>
+        <w:rPr>
+          <w:rFonts w:eastAsia="Times New Roman" w:cs="Times New Roman"/>
+          <w:color w:val="000000"/>
+          <w:szCs w:val="28"/>
+          <w:lang w:val="en-US" w:eastAsia="ru-RU"/>
+        </w:rPr>
+        <w:t xml:space="preserve"> </w:t>
+      </w:r>
+      <w:r>
+        <w:rPr>
+          <w:rFonts w:eastAsia="Times New Roman" w:cs="Times New Roman"/>
+          <w:color w:val="000000"/>
+          <w:szCs w:val="28"/>
+          <w:lang w:val="en-US" w:eastAsia="ru-RU"/>
+        </w:rPr>
+        <w:t>Data</w:t>
+      </w:r>
+      <w:r>
+        <w:rPr>
+          <w:rFonts w:eastAsia="Times New Roman" w:cs="Times New Roman"/>
+          <w:color w:val="000000"/>
+          <w:szCs w:val="28"/>
+          <w:lang w:val="en-US" w:eastAsia="ru-RU"/>
+        </w:rPr>
+        <w:t xml:space="preserve"> </w:t>
+      </w:r>
+      <w:r>
+        <w:rPr>
+          <w:rFonts w:eastAsia="Times New Roman" w:cs="Times New Roman"/>
+          <w:color w:val="000000"/>
+          <w:szCs w:val="28"/>
+          <w:lang w:val="en-US" w:eastAsia="ru-RU"/>
+        </w:rPr>
+        <w:t>Mining</w:t>
+      </w:r>
+      <w:r>
+        <w:rPr>
+          <w:rFonts w:eastAsia="Times New Roman" w:cs="Times New Roman"/>
+          <w:color w:val="000000"/>
+          <w:szCs w:val="28"/>
+          <w:lang w:val="en-US" w:eastAsia="ru-RU"/>
+        </w:rPr>
+        <w:t>»</w:t>
+      </w:r>
+    </w:p>
+    <w:p>
+      <w:pPr>
+        <w:ind w:left="709"/>
+        <w:jc w:val="both"/>
+        <w:rPr>
+          <w:rFonts w:eastAsia="Times New Roman" w:cs="Times New Roman"/>
+          <w:color w:val="000000"/>
+          <w:szCs w:val="28"/>
+          <w:lang w:val="en-US" w:eastAsia="ru-RU"/>
+        </w:rPr>
+      </w:pPr>
     </w:p>
     <w:p>
       <w:pPr>
@@ -1537,7 +1711,7 @@
           <w:bCs/>
           <w:color w:val="000000"/>
           <w:szCs w:val="28"/>
-          <w:lang w:val="en-US" w:eastAsia="ru-RU"/>
+          <w:lang w:eastAsia="ru-RU"/>
         </w:rPr>
         <w:t xml:space="preserve"> </w:t>
       </w:r>
@@ -1567,7 +1741,111 @@
     <w:p>
       <w:pPr>
         <w:ind w:left="709"/>
-        <w:jc w:val="both"/>
+        <w:jc w:val="center"/>
+        <w:rPr>
+          <w:rFonts w:eastAsia="Times New Roman" w:cs="Times New Roman"/>
+          <w:color w:val="000000"/>
+          <w:szCs w:val="28"/>
+          <w:lang w:eastAsia="ru-RU"/>
+        </w:rPr>
+      </w:pPr>
+      <w:r>
+        <w:rPr>
+          <w:rFonts w:eastAsia="Times New Roman" w:cs="Times New Roman"/>
+          <w:noProof/>
+          <w:color w:val="000000"/>
+          <w:szCs w:val="28"/>
+          <w:lang w:eastAsia="ru-RU"/>
+        </w:rPr>
+        <w:drawing>
+          <wp:inline distT="0" distB="0" distL="0" distR="0" wp14:anchorId="701100F9" wp14:editId="031F8B7D">
+            <wp:extent cx="5940425" cy="3200400"/>
+            <wp:effectExtent l="0" t="0" r="3175" b="0"/>
+            <wp:docPr id="2" name="Рисунок 2"/>
+            <wp:cNvGraphicFramePr>
+              <a:graphicFrameLocks xmlns:a="http://schemas.openxmlformats.org/drawingml/2006/main" noChangeAspect="1"/>
+            </wp:cNvGraphicFramePr>
+            <a:graphic xmlns:a="http://schemas.openxmlformats.org/drawingml/2006/main">
+              <a:graphicData uri="http://schemas.openxmlformats.org/drawingml/2006/picture">
+                <pic:pic xmlns:pic="http://schemas.openxmlformats.org/drawingml/2006/picture">
+                  <pic:nvPicPr>
+                    <pic:cNvPr id="1" name=""/>
+                    <pic:cNvPicPr/>
+                  </pic:nvPicPr>
+                  <pic:blipFill>
+                    <a:blip r:embed="rId8"/>
+                    <a:stretch>
+                      <a:fillRect/>
+                    </a:stretch>
+                  </pic:blipFill>
+                  <pic:spPr>
+                    <a:xfrm>
+                      <a:off x="0" y="0"/>
+                      <a:ext cx="5940425" cy="3200400"/>
+                    </a:xfrm>
+                    <a:prstGeom prst="rect">
+                      <a:avLst/>
+                    </a:prstGeom>
+                  </pic:spPr>
+                </pic:pic>
+              </a:graphicData>
+            </a:graphic>
+          </wp:inline>
+        </w:drawing>
+      </w:r>
+    </w:p>
+    <w:p>
+      <w:pPr>
+        <w:ind w:left="709"/>
+        <w:jc w:val="center"/>
+        <w:rPr>
+          <w:rFonts w:eastAsia="Times New Roman" w:cs="Times New Roman"/>
+          <w:color w:val="000000"/>
+          <w:szCs w:val="28"/>
+          <w:lang w:eastAsia="ru-RU"/>
+        </w:rPr>
+      </w:pPr>
+      <w:r>
+        <w:rPr>
+          <w:rFonts w:eastAsia="Times New Roman" w:cs="Times New Roman"/>
+          <w:color w:val="000000"/>
+          <w:szCs w:val="28"/>
+          <w:lang w:eastAsia="ru-RU"/>
+        </w:rPr>
+        <w:t>Рисунок</w:t>
+      </w:r>
+      <w:r>
+        <w:rPr>
+          <w:rFonts w:eastAsia="Times New Roman" w:cs="Times New Roman"/>
+          <w:color w:val="000000"/>
+          <w:szCs w:val="28"/>
+          <w:lang w:eastAsia="ru-RU"/>
+        </w:rPr>
+        <w:t xml:space="preserve"> 2 – </w:t>
+      </w:r>
+      <w:r>
+        <w:rPr>
+          <w:rFonts w:eastAsia="Times New Roman" w:cs="Times New Roman"/>
+          <w:color w:val="000000"/>
+          <w:szCs w:val="28"/>
+          <w:lang w:eastAsia="ru-RU"/>
+        </w:rPr>
+        <w:t>Информация об онлайн-</w:t>
+      </w:r>
+      <w:r>
+        <w:rPr>
+          <w:rFonts w:eastAsia="Times New Roman" w:cs="Times New Roman"/>
+          <w:color w:val="000000"/>
+          <w:szCs w:val="28"/>
+          <w:lang w:eastAsia="ru-RU"/>
+        </w:rPr>
+        <w:t>продажах</w:t>
+      </w:r>
+    </w:p>
+    <w:p>
+      <w:pPr>
+        <w:ind w:left="709"/>
+        <w:jc w:val="center"/>
         <w:rPr>
           <w:rFonts w:eastAsia="Times New Roman" w:cs="Times New Roman"/>
           <w:color w:val="000000"/>
@@ -1598,25 +1876,9 @@
           <w:szCs w:val="28"/>
           <w:lang w:eastAsia="ru-RU"/>
         </w:rPr>
-        <w:t>Задание 3. Загрузка и первичный анализ данных</w:t>
-      </w:r>
-    </w:p>
-    <w:p>
-      <w:pPr>
-        <w:ind w:left="709"/>
-        <w:jc w:val="both"/>
-        <w:rPr>
-          <w:rFonts w:eastAsia="Times New Roman" w:cs="Times New Roman"/>
-          <w:color w:val="000000"/>
-          <w:szCs w:val="28"/>
-          <w:lang w:eastAsia="ru-RU"/>
-        </w:rPr>
-      </w:pPr>
-    </w:p>
-    <w:p>
-      <w:pPr>
-        <w:ind w:left="709"/>
-        <w:jc w:val="both"/>
+        <w:t>Задание</w:t>
+      </w:r>
+      <w:r>
         <w:rPr>
           <w:rFonts w:eastAsia="Times New Roman" w:cs="Times New Roman"/>
           <w:b/>
@@ -1625,7 +1887,8 @@
           <w:szCs w:val="28"/>
           <w:lang w:eastAsia="ru-RU"/>
         </w:rPr>
-      </w:pPr>
+        <w:t xml:space="preserve"> 3. </w:t>
+      </w:r>
       <w:r>
         <w:rPr>
           <w:rFonts w:eastAsia="Times New Roman" w:cs="Times New Roman"/>
@@ -1635,6 +1898,283 @@
           <w:szCs w:val="28"/>
           <w:lang w:eastAsia="ru-RU"/>
         </w:rPr>
+        <w:t>Загрузка и первичный анализ данных</w:t>
+      </w:r>
+    </w:p>
+    <w:p>
+      <w:pPr>
+        <w:ind w:left="709"/>
+        <w:jc w:val="center"/>
+        <w:rPr>
+          <w:rFonts w:eastAsia="Times New Roman" w:cs="Times New Roman"/>
+          <w:color w:val="000000"/>
+          <w:szCs w:val="28"/>
+          <w:lang w:eastAsia="ru-RU"/>
+        </w:rPr>
+      </w:pPr>
+      <w:r>
+        <w:rPr>
+          <w:rFonts w:eastAsia="Times New Roman" w:cs="Times New Roman"/>
+          <w:noProof/>
+          <w:color w:val="000000"/>
+          <w:szCs w:val="28"/>
+          <w:lang w:eastAsia="ru-RU"/>
+        </w:rPr>
+        <w:lastRenderedPageBreak/>
+        <w:drawing>
+          <wp:inline distT="0" distB="0" distL="0" distR="0" wp14:anchorId="0522B9E5" wp14:editId="04FA3FAD">
+            <wp:extent cx="3200400" cy="3644733"/>
+            <wp:effectExtent l="0" t="0" r="0" b="0"/>
+            <wp:docPr id="3" name="Рисунок 3"/>
+            <wp:cNvGraphicFramePr>
+              <a:graphicFrameLocks xmlns:a="http://schemas.openxmlformats.org/drawingml/2006/main" noChangeAspect="1"/>
+            </wp:cNvGraphicFramePr>
+            <a:graphic xmlns:a="http://schemas.openxmlformats.org/drawingml/2006/main">
+              <a:graphicData uri="http://schemas.openxmlformats.org/drawingml/2006/picture">
+                <pic:pic xmlns:pic="http://schemas.openxmlformats.org/drawingml/2006/picture">
+                  <pic:nvPicPr>
+                    <pic:cNvPr id="1" name=""/>
+                    <pic:cNvPicPr/>
+                  </pic:nvPicPr>
+                  <pic:blipFill>
+                    <a:blip r:embed="rId9"/>
+                    <a:stretch>
+                      <a:fillRect/>
+                    </a:stretch>
+                  </pic:blipFill>
+                  <pic:spPr>
+                    <a:xfrm>
+                      <a:off x="0" y="0"/>
+                      <a:ext cx="3215379" cy="3661792"/>
+                    </a:xfrm>
+                    <a:prstGeom prst="rect">
+                      <a:avLst/>
+                    </a:prstGeom>
+                  </pic:spPr>
+                </pic:pic>
+              </a:graphicData>
+            </a:graphic>
+          </wp:inline>
+        </w:drawing>
+      </w:r>
+    </w:p>
+    <w:p>
+      <w:pPr>
+        <w:ind w:left="709"/>
+        <w:jc w:val="center"/>
+        <w:rPr>
+          <w:rFonts w:eastAsia="Times New Roman" w:cs="Times New Roman"/>
+          <w:color w:val="000000"/>
+          <w:szCs w:val="28"/>
+          <w:lang w:eastAsia="ru-RU"/>
+        </w:rPr>
+      </w:pPr>
+      <w:r>
+        <w:rPr>
+          <w:rFonts w:eastAsia="Times New Roman" w:cs="Times New Roman"/>
+          <w:color w:val="000000"/>
+          <w:szCs w:val="28"/>
+          <w:lang w:eastAsia="ru-RU"/>
+        </w:rPr>
+        <w:t>Рисунок</w:t>
+      </w:r>
+      <w:r>
+        <w:rPr>
+          <w:rFonts w:eastAsia="Times New Roman" w:cs="Times New Roman"/>
+          <w:color w:val="000000"/>
+          <w:szCs w:val="28"/>
+          <w:lang w:val="en-US" w:eastAsia="ru-RU"/>
+        </w:rPr>
+        <w:t xml:space="preserve"> </w:t>
+      </w:r>
+      <w:r>
+        <w:rPr>
+          <w:rFonts w:eastAsia="Times New Roman" w:cs="Times New Roman"/>
+          <w:color w:val="000000"/>
+          <w:szCs w:val="28"/>
+          <w:lang w:val="en-US" w:eastAsia="ru-RU"/>
+        </w:rPr>
+        <w:t>3</w:t>
+      </w:r>
+      <w:r>
+        <w:rPr>
+          <w:rFonts w:eastAsia="Times New Roman" w:cs="Times New Roman"/>
+          <w:color w:val="000000"/>
+          <w:szCs w:val="28"/>
+          <w:lang w:val="en-US" w:eastAsia="ru-RU"/>
+        </w:rPr>
+        <w:t xml:space="preserve"> – </w:t>
+      </w:r>
+      <w:r>
+        <w:rPr>
+          <w:rFonts w:eastAsia="Times New Roman" w:cs="Times New Roman"/>
+          <w:color w:val="000000"/>
+          <w:szCs w:val="28"/>
+          <w:lang w:eastAsia="ru-RU"/>
+        </w:rPr>
+        <w:t>Загрузка данных</w:t>
+      </w:r>
+    </w:p>
+    <w:p>
+      <w:pPr>
+        <w:ind w:left="709"/>
+        <w:jc w:val="center"/>
+        <w:rPr>
+          <w:rFonts w:eastAsia="Times New Roman" w:cs="Times New Roman"/>
+          <w:color w:val="000000"/>
+          <w:szCs w:val="28"/>
+          <w:lang w:eastAsia="ru-RU"/>
+        </w:rPr>
+      </w:pPr>
+    </w:p>
+    <w:p>
+      <w:pPr>
+        <w:ind w:left="709"/>
+        <w:jc w:val="center"/>
+        <w:rPr>
+          <w:rFonts w:eastAsia="Times New Roman" w:cs="Times New Roman"/>
+          <w:color w:val="000000"/>
+          <w:szCs w:val="28"/>
+          <w:lang w:val="en-US" w:eastAsia="ru-RU"/>
+        </w:rPr>
+      </w:pPr>
+    </w:p>
+    <w:p>
+      <w:pPr>
+        <w:ind w:left="709"/>
+        <w:jc w:val="center"/>
+        <w:rPr>
+          <w:rFonts w:eastAsia="Times New Roman" w:cs="Times New Roman"/>
+          <w:color w:val="000000"/>
+          <w:szCs w:val="28"/>
+          <w:lang w:val="en-US" w:eastAsia="ru-RU"/>
+        </w:rPr>
+      </w:pPr>
+      <w:r>
+        <w:rPr>
+          <w:rFonts w:eastAsia="Times New Roman" w:cs="Times New Roman"/>
+          <w:noProof/>
+          <w:color w:val="000000"/>
+          <w:szCs w:val="28"/>
+          <w:lang w:val="en-US" w:eastAsia="ru-RU"/>
+        </w:rPr>
+        <w:drawing>
+          <wp:inline distT="0" distB="0" distL="0" distR="0" wp14:anchorId="47E99BE2" wp14:editId="1E871B10">
+            <wp:extent cx="5144135" cy="2733675"/>
+            <wp:effectExtent l="0" t="0" r="0" b="9525"/>
+            <wp:docPr id="4" name="Рисунок 4"/>
+            <wp:cNvGraphicFramePr>
+              <a:graphicFrameLocks xmlns:a="http://schemas.openxmlformats.org/drawingml/2006/main" noChangeAspect="1"/>
+            </wp:cNvGraphicFramePr>
+            <a:graphic xmlns:a="http://schemas.openxmlformats.org/drawingml/2006/main">
+              <a:graphicData uri="http://schemas.openxmlformats.org/drawingml/2006/picture">
+                <pic:pic xmlns:pic="http://schemas.openxmlformats.org/drawingml/2006/picture">
+                  <pic:nvPicPr>
+                    <pic:cNvPr id="1" name=""/>
+                    <pic:cNvPicPr/>
+                  </pic:nvPicPr>
+                  <pic:blipFill rotWithShape="1">
+                    <a:blip r:embed="rId10"/>
+                    <a:srcRect b="5487"/>
+                    <a:stretch/>
+                  </pic:blipFill>
+                  <pic:spPr bwMode="auto">
+                    <a:xfrm>
+                      <a:off x="0" y="0"/>
+                      <a:ext cx="5159057" cy="2741605"/>
+                    </a:xfrm>
+                    <a:prstGeom prst="rect">
+                      <a:avLst/>
+                    </a:prstGeom>
+                    <a:ln>
+                      <a:noFill/>
+                    </a:ln>
+                    <a:extLst>
+                      <a:ext uri="{53640926-AAD7-44D8-BBD7-CCE9431645EC}">
+                        <a14:shadowObscured xmlns:a14="http://schemas.microsoft.com/office/drawing/2010/main"/>
+                      </a:ext>
+                    </a:extLst>
+                  </pic:spPr>
+                </pic:pic>
+              </a:graphicData>
+            </a:graphic>
+          </wp:inline>
+        </w:drawing>
+      </w:r>
+    </w:p>
+    <w:p>
+      <w:pPr>
+        <w:ind w:left="709"/>
+        <w:jc w:val="center"/>
+        <w:rPr>
+          <w:rFonts w:eastAsia="Times New Roman" w:cs="Times New Roman"/>
+          <w:color w:val="000000"/>
+          <w:szCs w:val="28"/>
+          <w:lang w:eastAsia="ru-RU"/>
+        </w:rPr>
+      </w:pPr>
+      <w:r>
+        <w:rPr>
+          <w:rFonts w:eastAsia="Times New Roman" w:cs="Times New Roman"/>
+          <w:color w:val="000000"/>
+          <w:szCs w:val="28"/>
+          <w:lang w:eastAsia="ru-RU"/>
+        </w:rPr>
+        <w:t>Рисунок</w:t>
+      </w:r>
+      <w:r>
+        <w:rPr>
+          <w:rFonts w:eastAsia="Times New Roman" w:cs="Times New Roman"/>
+          <w:color w:val="000000"/>
+          <w:szCs w:val="28"/>
+          <w:lang w:eastAsia="ru-RU"/>
+        </w:rPr>
+        <w:t xml:space="preserve"> 4 – </w:t>
+      </w:r>
+      <w:r>
+        <w:rPr>
+          <w:rFonts w:eastAsia="Times New Roman" w:cs="Times New Roman"/>
+          <w:color w:val="000000"/>
+          <w:szCs w:val="28"/>
+          <w:lang w:val="en-US" w:eastAsia="ru-RU"/>
+        </w:rPr>
+        <w:t>Workflow</w:t>
+      </w:r>
+    </w:p>
+    <w:p>
+      <w:pPr>
+        <w:ind w:left="709"/>
+        <w:jc w:val="both"/>
+        <w:rPr>
+          <w:rFonts w:eastAsia="Times New Roman" w:cs="Times New Roman"/>
+          <w:color w:val="000000"/>
+          <w:szCs w:val="28"/>
+          <w:lang w:eastAsia="ru-RU"/>
+        </w:rPr>
+      </w:pPr>
+    </w:p>
+    <w:p>
+      <w:pPr>
+        <w:ind w:left="709"/>
+        <w:jc w:val="both"/>
+        <w:rPr>
+          <w:rFonts w:eastAsia="Times New Roman" w:cs="Times New Roman"/>
+          <w:b/>
+          <w:bCs/>
+          <w:color w:val="000000"/>
+          <w:szCs w:val="28"/>
+          <w:lang w:eastAsia="ru-RU"/>
+        </w:rPr>
+      </w:pPr>
+      <w:r>
+        <w:rPr>
+          <w:rFonts w:eastAsia="Times New Roman" w:cs="Times New Roman"/>
+          <w:b/>
+          <w:bCs/>
+          <w:color w:val="000000"/>
+          <w:szCs w:val="28"/>
+          <w:lang w:eastAsia="ru-RU"/>
+        </w:rPr>
         <w:t>Задание 4. Обнаружение и анализ проблем качества данных</w:t>
       </w:r>
     </w:p>
@@ -1649,6 +2189,844 @@
           <w:lang w:eastAsia="ru-RU"/>
         </w:rPr>
       </w:pPr>
+      <w:r>
+        <w:rPr>
+          <w:rFonts w:eastAsia="Times New Roman" w:cs="Times New Roman"/>
+          <w:color w:val="000000"/>
+          <w:szCs w:val="28"/>
+          <w:lang w:eastAsia="ru-RU"/>
+        </w:rPr>
+        <w:t>На рисунк</w:t>
+      </w:r>
+      <w:r>
+        <w:rPr>
+          <w:rFonts w:eastAsia="Times New Roman" w:cs="Times New Roman"/>
+          <w:color w:val="000000"/>
+          <w:szCs w:val="28"/>
+          <w:lang w:eastAsia="ru-RU"/>
+        </w:rPr>
+        <w:t>е</w:t>
+      </w:r>
+      <w:r>
+        <w:rPr>
+          <w:rFonts w:eastAsia="Times New Roman" w:cs="Times New Roman"/>
+          <w:color w:val="000000"/>
+          <w:szCs w:val="28"/>
+          <w:lang w:eastAsia="ru-RU"/>
+        </w:rPr>
+        <w:t xml:space="preserve"> </w:t>
+      </w:r>
+      <w:r>
+        <w:rPr>
+          <w:rFonts w:eastAsia="Times New Roman" w:cs="Times New Roman"/>
+          <w:color w:val="000000"/>
+          <w:szCs w:val="28"/>
+          <w:lang w:eastAsia="ru-RU"/>
+        </w:rPr>
+        <w:t>5</w:t>
+      </w:r>
+      <w:r>
+        <w:rPr>
+          <w:rFonts w:eastAsia="Times New Roman" w:cs="Times New Roman"/>
+          <w:color w:val="000000"/>
+          <w:szCs w:val="28"/>
+          <w:lang w:eastAsia="ru-RU"/>
+        </w:rPr>
+        <w:t xml:space="preserve"> </w:t>
+      </w:r>
+      <w:r>
+        <w:rPr>
+          <w:rFonts w:eastAsia="Times New Roman" w:cs="Times New Roman"/>
+          <w:color w:val="000000"/>
+          <w:szCs w:val="28"/>
+          <w:lang w:eastAsia="ru-RU"/>
+        </w:rPr>
+        <w:t>видно,</w:t>
+      </w:r>
+      <w:r>
+        <w:rPr>
+          <w:rFonts w:eastAsia="Times New Roman" w:cs="Times New Roman"/>
+          <w:color w:val="000000"/>
+          <w:szCs w:val="28"/>
+          <w:lang w:eastAsia="ru-RU"/>
+        </w:rPr>
+        <w:t xml:space="preserve"> что пропущенный значений нет.</w:t>
+      </w:r>
+    </w:p>
+    <w:p>
+      <w:pPr>
+        <w:ind w:left="709"/>
+        <w:jc w:val="center"/>
+        <w:rPr>
+          <w:rFonts w:eastAsia="Times New Roman" w:cs="Times New Roman"/>
+          <w:color w:val="000000"/>
+          <w:szCs w:val="28"/>
+          <w:lang w:eastAsia="ru-RU"/>
+        </w:rPr>
+      </w:pPr>
+      <w:r>
+        <w:rPr>
+          <w:rFonts w:eastAsia="Times New Roman" w:cs="Times New Roman"/>
+          <w:noProof/>
+          <w:color w:val="000000"/>
+          <w:szCs w:val="28"/>
+          <w:lang w:eastAsia="ru-RU"/>
+        </w:rPr>
+        <w:lastRenderedPageBreak/>
+        <w:drawing>
+          <wp:inline distT="0" distB="0" distL="0" distR="0" wp14:anchorId="7C4A3EEE" wp14:editId="475D360F">
+            <wp:extent cx="2191056" cy="2381582"/>
+            <wp:effectExtent l="0" t="0" r="0" b="0"/>
+            <wp:docPr id="8" name="Рисунок 8"/>
+            <wp:cNvGraphicFramePr>
+              <a:graphicFrameLocks xmlns:a="http://schemas.openxmlformats.org/drawingml/2006/main" noChangeAspect="1"/>
+            </wp:cNvGraphicFramePr>
+            <a:graphic xmlns:a="http://schemas.openxmlformats.org/drawingml/2006/main">
+              <a:graphicData uri="http://schemas.openxmlformats.org/drawingml/2006/picture">
+                <pic:pic xmlns:pic="http://schemas.openxmlformats.org/drawingml/2006/picture">
+                  <pic:nvPicPr>
+                    <pic:cNvPr id="1" name=""/>
+                    <pic:cNvPicPr/>
+                  </pic:nvPicPr>
+                  <pic:blipFill>
+                    <a:blip r:embed="rId11"/>
+                    <a:stretch>
+                      <a:fillRect/>
+                    </a:stretch>
+                  </pic:blipFill>
+                  <pic:spPr>
+                    <a:xfrm>
+                      <a:off x="0" y="0"/>
+                      <a:ext cx="2191056" cy="2381582"/>
+                    </a:xfrm>
+                    <a:prstGeom prst="rect">
+                      <a:avLst/>
+                    </a:prstGeom>
+                  </pic:spPr>
+                </pic:pic>
+              </a:graphicData>
+            </a:graphic>
+          </wp:inline>
+        </w:drawing>
+      </w:r>
+    </w:p>
+    <w:p>
+      <w:pPr>
+        <w:ind w:left="709"/>
+        <w:jc w:val="center"/>
+        <w:rPr>
+          <w:rFonts w:eastAsia="Times New Roman" w:cs="Times New Roman"/>
+          <w:color w:val="000000"/>
+          <w:szCs w:val="28"/>
+          <w:lang w:val="en-US" w:eastAsia="ru-RU"/>
+        </w:rPr>
+      </w:pPr>
+      <w:r>
+        <w:rPr>
+          <w:rFonts w:eastAsia="Times New Roman" w:cs="Times New Roman"/>
+          <w:color w:val="000000"/>
+          <w:szCs w:val="28"/>
+          <w:lang w:eastAsia="ru-RU"/>
+        </w:rPr>
+        <w:t xml:space="preserve">Рисунок 5 – </w:t>
+      </w:r>
+      <w:r>
+        <w:rPr>
+          <w:rFonts w:eastAsia="Times New Roman" w:cs="Times New Roman"/>
+          <w:color w:val="000000"/>
+          <w:szCs w:val="28"/>
+          <w:lang w:val="en-US" w:eastAsia="ru-RU"/>
+        </w:rPr>
+        <w:t>Data Info</w:t>
+      </w:r>
+    </w:p>
+    <w:p>
+      <w:pPr>
+        <w:ind w:left="709"/>
+        <w:jc w:val="center"/>
+        <w:rPr>
+          <w:rFonts w:eastAsia="Times New Roman" w:cs="Times New Roman"/>
+          <w:color w:val="000000"/>
+          <w:szCs w:val="28"/>
+          <w:lang w:eastAsia="ru-RU"/>
+        </w:rPr>
+      </w:pPr>
+    </w:p>
+    <w:p>
+      <w:pPr>
+        <w:ind w:left="709"/>
+        <w:jc w:val="center"/>
+        <w:rPr>
+          <w:rFonts w:eastAsia="Times New Roman" w:cs="Times New Roman"/>
+          <w:color w:val="000000"/>
+          <w:szCs w:val="28"/>
+          <w:lang w:eastAsia="ru-RU"/>
+        </w:rPr>
+      </w:pPr>
+      <w:r>
+        <w:rPr>
+          <w:rFonts w:eastAsia="Times New Roman" w:cs="Times New Roman"/>
+          <w:noProof/>
+          <w:color w:val="000000"/>
+          <w:szCs w:val="28"/>
+          <w:lang w:eastAsia="ru-RU"/>
+        </w:rPr>
+        <w:drawing>
+          <wp:inline distT="0" distB="0" distL="0" distR="0" wp14:anchorId="68E9AB11" wp14:editId="4532145E">
+            <wp:extent cx="5940425" cy="3637280"/>
+            <wp:effectExtent l="0" t="0" r="3175" b="1270"/>
+            <wp:docPr id="5" name="Рисунок 5"/>
+            <wp:cNvGraphicFramePr>
+              <a:graphicFrameLocks xmlns:a="http://schemas.openxmlformats.org/drawingml/2006/main" noChangeAspect="1"/>
+            </wp:cNvGraphicFramePr>
+            <a:graphic xmlns:a="http://schemas.openxmlformats.org/drawingml/2006/main">
+              <a:graphicData uri="http://schemas.openxmlformats.org/drawingml/2006/picture">
+                <pic:pic xmlns:pic="http://schemas.openxmlformats.org/drawingml/2006/picture">
+                  <pic:nvPicPr>
+                    <pic:cNvPr id="1" name=""/>
+                    <pic:cNvPicPr/>
+                  </pic:nvPicPr>
+                  <pic:blipFill>
+                    <a:blip r:embed="rId12"/>
+                    <a:stretch>
+                      <a:fillRect/>
+                    </a:stretch>
+                  </pic:blipFill>
+                  <pic:spPr>
+                    <a:xfrm>
+                      <a:off x="0" y="0"/>
+                      <a:ext cx="5940425" cy="3637280"/>
+                    </a:xfrm>
+                    <a:prstGeom prst="rect">
+                      <a:avLst/>
+                    </a:prstGeom>
+                  </pic:spPr>
+                </pic:pic>
+              </a:graphicData>
+            </a:graphic>
+          </wp:inline>
+        </w:drawing>
+      </w:r>
+    </w:p>
+    <w:p>
+      <w:pPr>
+        <w:ind w:left="709"/>
+        <w:jc w:val="center"/>
+        <w:rPr>
+          <w:rFonts w:eastAsia="Times New Roman" w:cs="Times New Roman"/>
+          <w:color w:val="000000"/>
+          <w:szCs w:val="28"/>
+          <w:lang w:eastAsia="ru-RU"/>
+        </w:rPr>
+      </w:pPr>
+      <w:r>
+        <w:rPr>
+          <w:rFonts w:eastAsia="Times New Roman" w:cs="Times New Roman"/>
+          <w:color w:val="000000"/>
+          <w:szCs w:val="28"/>
+          <w:lang w:eastAsia="ru-RU"/>
+        </w:rPr>
+        <w:t xml:space="preserve">Рисунок </w:t>
+      </w:r>
+      <w:r>
+        <w:rPr>
+          <w:rFonts w:eastAsia="Times New Roman" w:cs="Times New Roman"/>
+          <w:color w:val="000000"/>
+          <w:szCs w:val="28"/>
+          <w:lang w:eastAsia="ru-RU"/>
+        </w:rPr>
+        <w:t>6</w:t>
+      </w:r>
+      <w:r>
+        <w:rPr>
+          <w:rFonts w:eastAsia="Times New Roman" w:cs="Times New Roman"/>
+          <w:color w:val="000000"/>
+          <w:szCs w:val="28"/>
+          <w:lang w:eastAsia="ru-RU"/>
+        </w:rPr>
+        <w:t xml:space="preserve"> – </w:t>
+      </w:r>
+      <w:r>
+        <w:rPr>
+          <w:rFonts w:eastAsia="Times New Roman" w:cs="Times New Roman"/>
+          <w:color w:val="000000"/>
+          <w:szCs w:val="28"/>
+          <w:lang w:eastAsia="ru-RU"/>
+        </w:rPr>
+        <w:t>Количество строк в оригинальном файле</w:t>
+      </w:r>
+    </w:p>
+    <w:p>
+      <w:pPr>
+        <w:ind w:left="709"/>
+        <w:jc w:val="center"/>
+        <w:rPr>
+          <w:rFonts w:eastAsia="Times New Roman" w:cs="Times New Roman"/>
+          <w:color w:val="000000"/>
+          <w:szCs w:val="28"/>
+          <w:lang w:eastAsia="ru-RU"/>
+        </w:rPr>
+      </w:pPr>
+    </w:p>
+    <w:p>
+      <w:pPr>
+        <w:ind w:left="709"/>
+        <w:jc w:val="center"/>
+        <w:rPr>
+          <w:rFonts w:eastAsia="Times New Roman" w:cs="Times New Roman"/>
+          <w:color w:val="000000"/>
+          <w:szCs w:val="28"/>
+          <w:lang w:eastAsia="ru-RU"/>
+        </w:rPr>
+      </w:pPr>
+      <w:r>
+        <w:rPr>
+          <w:rFonts w:eastAsia="Times New Roman" w:cs="Times New Roman"/>
+          <w:color w:val="000000"/>
+          <w:szCs w:val="28"/>
+          <w:lang w:eastAsia="ru-RU"/>
+        </w:rPr>
+        <w:lastRenderedPageBreak/>
+        <w:drawing>
+          <wp:inline distT="0" distB="0" distL="0" distR="0" wp14:anchorId="19DA1B04" wp14:editId="5604630C">
+            <wp:extent cx="5940425" cy="3166110"/>
+            <wp:effectExtent l="0" t="0" r="3175" b="0"/>
+            <wp:docPr id="6" name="Рисунок 6"/>
+            <wp:cNvGraphicFramePr>
+              <a:graphicFrameLocks xmlns:a="http://schemas.openxmlformats.org/drawingml/2006/main" noChangeAspect="1"/>
+            </wp:cNvGraphicFramePr>
+            <a:graphic xmlns:a="http://schemas.openxmlformats.org/drawingml/2006/main">
+              <a:graphicData uri="http://schemas.openxmlformats.org/drawingml/2006/picture">
+                <pic:pic xmlns:pic="http://schemas.openxmlformats.org/drawingml/2006/picture">
+                  <pic:nvPicPr>
+                    <pic:cNvPr id="1" name=""/>
+                    <pic:cNvPicPr/>
+                  </pic:nvPicPr>
+                  <pic:blipFill>
+                    <a:blip r:embed="rId13"/>
+                    <a:stretch>
+                      <a:fillRect/>
+                    </a:stretch>
+                  </pic:blipFill>
+                  <pic:spPr>
+                    <a:xfrm>
+                      <a:off x="0" y="0"/>
+                      <a:ext cx="5940425" cy="3166110"/>
+                    </a:xfrm>
+                    <a:prstGeom prst="rect">
+                      <a:avLst/>
+                    </a:prstGeom>
+                  </pic:spPr>
+                </pic:pic>
+              </a:graphicData>
+            </a:graphic>
+          </wp:inline>
+        </w:drawing>
+      </w:r>
+    </w:p>
+    <w:p>
+      <w:pPr>
+        <w:ind w:left="709"/>
+        <w:jc w:val="center"/>
+        <w:rPr>
+          <w:rFonts w:eastAsia="Times New Roman" w:cs="Times New Roman"/>
+          <w:color w:val="000000"/>
+          <w:szCs w:val="28"/>
+          <w:lang w:val="en-US" w:eastAsia="ru-RU"/>
+        </w:rPr>
+      </w:pPr>
+      <w:r>
+        <w:rPr>
+          <w:rFonts w:eastAsia="Times New Roman" w:cs="Times New Roman"/>
+          <w:color w:val="000000"/>
+          <w:szCs w:val="28"/>
+          <w:lang w:eastAsia="ru-RU"/>
+        </w:rPr>
+        <w:t xml:space="preserve">Рисунок </w:t>
+      </w:r>
+      <w:r>
+        <w:rPr>
+          <w:rFonts w:eastAsia="Times New Roman" w:cs="Times New Roman"/>
+          <w:color w:val="000000"/>
+          <w:szCs w:val="28"/>
+          <w:lang w:eastAsia="ru-RU"/>
+        </w:rPr>
+        <w:t>7</w:t>
+      </w:r>
+      <w:r>
+        <w:rPr>
+          <w:rFonts w:eastAsia="Times New Roman" w:cs="Times New Roman"/>
+          <w:color w:val="000000"/>
+          <w:szCs w:val="28"/>
+          <w:lang w:eastAsia="ru-RU"/>
+        </w:rPr>
+        <w:t xml:space="preserve"> –</w:t>
+      </w:r>
+      <w:r>
+        <w:rPr>
+          <w:rFonts w:eastAsia="Times New Roman" w:cs="Times New Roman"/>
+          <w:color w:val="000000"/>
+          <w:szCs w:val="28"/>
+          <w:lang w:eastAsia="ru-RU"/>
+        </w:rPr>
+        <w:t xml:space="preserve"> </w:t>
+      </w:r>
+      <w:r>
+        <w:rPr>
+          <w:rFonts w:eastAsia="Times New Roman" w:cs="Times New Roman"/>
+          <w:color w:val="000000"/>
+          <w:szCs w:val="28"/>
+          <w:lang w:val="en-US" w:eastAsia="ru-RU"/>
+        </w:rPr>
+        <w:t>Plot Box</w:t>
+      </w:r>
+    </w:p>
+    <w:p>
+      <w:pPr>
+        <w:ind w:left="709"/>
+        <w:jc w:val="center"/>
+        <w:rPr>
+          <w:rFonts w:eastAsia="Times New Roman" w:cs="Times New Roman"/>
+          <w:color w:val="000000"/>
+          <w:szCs w:val="28"/>
+          <w:lang w:eastAsia="ru-RU"/>
+        </w:rPr>
+      </w:pPr>
+    </w:p>
+    <w:p>
+      <w:pPr>
+        <w:ind w:left="709"/>
+        <w:jc w:val="center"/>
+        <w:rPr>
+          <w:rFonts w:eastAsia="Times New Roman" w:cs="Times New Roman"/>
+          <w:color w:val="000000"/>
+          <w:szCs w:val="28"/>
+          <w:lang w:eastAsia="ru-RU"/>
+        </w:rPr>
+      </w:pPr>
+      <w:r>
+        <w:rPr>
+          <w:rFonts w:eastAsia="Times New Roman" w:cs="Times New Roman"/>
+          <w:color w:val="000000"/>
+          <w:szCs w:val="28"/>
+          <w:lang w:eastAsia="ru-RU"/>
+        </w:rPr>
+        <w:drawing>
+          <wp:inline distT="0" distB="0" distL="0" distR="0" wp14:anchorId="6FA6BB03" wp14:editId="77D1E4A2">
+            <wp:extent cx="5940425" cy="3166110"/>
+            <wp:effectExtent l="0" t="0" r="3175" b="0"/>
+            <wp:docPr id="9" name="Рисунок 9"/>
+            <wp:cNvGraphicFramePr>
+              <a:graphicFrameLocks xmlns:a="http://schemas.openxmlformats.org/drawingml/2006/main" noChangeAspect="1"/>
+            </wp:cNvGraphicFramePr>
+            <a:graphic xmlns:a="http://schemas.openxmlformats.org/drawingml/2006/main">
+              <a:graphicData uri="http://schemas.openxmlformats.org/drawingml/2006/picture">
+                <pic:pic xmlns:pic="http://schemas.openxmlformats.org/drawingml/2006/picture">
+                  <pic:nvPicPr>
+                    <pic:cNvPr id="1" name=""/>
+                    <pic:cNvPicPr/>
+                  </pic:nvPicPr>
+                  <pic:blipFill>
+                    <a:blip r:embed="rId14"/>
+                    <a:stretch>
+                      <a:fillRect/>
+                    </a:stretch>
+                  </pic:blipFill>
+                  <pic:spPr>
+                    <a:xfrm>
+                      <a:off x="0" y="0"/>
+                      <a:ext cx="5940425" cy="3166110"/>
+                    </a:xfrm>
+                    <a:prstGeom prst="rect">
+                      <a:avLst/>
+                    </a:prstGeom>
+                  </pic:spPr>
+                </pic:pic>
+              </a:graphicData>
+            </a:graphic>
+          </wp:inline>
+        </w:drawing>
+      </w:r>
+    </w:p>
+    <w:p>
+      <w:pPr>
+        <w:ind w:left="709"/>
+        <w:jc w:val="center"/>
+        <w:rPr>
+          <w:rFonts w:eastAsia="Times New Roman" w:cs="Times New Roman"/>
+          <w:color w:val="000000"/>
+          <w:szCs w:val="28"/>
+          <w:lang w:val="en-US" w:eastAsia="ru-RU"/>
+        </w:rPr>
+      </w:pPr>
+      <w:r>
+        <w:rPr>
+          <w:rFonts w:eastAsia="Times New Roman" w:cs="Times New Roman"/>
+          <w:color w:val="000000"/>
+          <w:szCs w:val="28"/>
+          <w:lang w:eastAsia="ru-RU"/>
+        </w:rPr>
+        <w:t xml:space="preserve">Рисунок </w:t>
+      </w:r>
+      <w:r>
+        <w:rPr>
+          <w:rFonts w:eastAsia="Times New Roman" w:cs="Times New Roman"/>
+          <w:color w:val="000000"/>
+          <w:szCs w:val="28"/>
+          <w:lang w:val="en-US" w:eastAsia="ru-RU"/>
+        </w:rPr>
+        <w:t>8</w:t>
+      </w:r>
+      <w:r>
+        <w:rPr>
+          <w:rFonts w:eastAsia="Times New Roman" w:cs="Times New Roman"/>
+          <w:color w:val="000000"/>
+          <w:szCs w:val="28"/>
+          <w:lang w:eastAsia="ru-RU"/>
+        </w:rPr>
+        <w:t xml:space="preserve"> –</w:t>
+      </w:r>
+      <w:r>
+        <w:rPr>
+          <w:rFonts w:eastAsia="Times New Roman" w:cs="Times New Roman"/>
+          <w:color w:val="000000"/>
+          <w:szCs w:val="28"/>
+          <w:lang w:eastAsia="ru-RU"/>
+        </w:rPr>
+        <w:t xml:space="preserve"> </w:t>
+      </w:r>
+      <w:r>
+        <w:rPr>
+          <w:rFonts w:eastAsia="Times New Roman" w:cs="Times New Roman"/>
+          <w:color w:val="000000"/>
+          <w:szCs w:val="28"/>
+          <w:lang w:val="en-US" w:eastAsia="ru-RU"/>
+        </w:rPr>
+        <w:t>Distributions</w:t>
+      </w:r>
+    </w:p>
+    <w:p>
+      <w:pPr>
+        <w:ind w:left="709"/>
+        <w:jc w:val="center"/>
+        <w:rPr>
+          <w:rFonts w:eastAsia="Times New Roman" w:cs="Times New Roman"/>
+          <w:color w:val="000000"/>
+          <w:szCs w:val="28"/>
+          <w:lang w:eastAsia="ru-RU"/>
+        </w:rPr>
+      </w:pPr>
+    </w:p>
+    <w:p>
+      <w:pPr>
+        <w:ind w:firstLine="709"/>
+        <w:jc w:val="both"/>
+        <w:rPr>
+          <w:rFonts w:eastAsia="Times New Roman" w:cs="Times New Roman"/>
+          <w:color w:val="000000"/>
+          <w:szCs w:val="28"/>
+          <w:lang w:eastAsia="ru-RU"/>
+        </w:rPr>
+      </w:pPr>
+      <w:r>
+        <w:rPr>
+          <w:rFonts w:eastAsia="Times New Roman" w:cs="Times New Roman"/>
+          <w:color w:val="000000"/>
+          <w:szCs w:val="28"/>
+          <w:lang w:eastAsia="ru-RU"/>
+        </w:rPr>
+        <w:t xml:space="preserve">На рисунке 9 видно, что после обработки виджетов </w:t>
+      </w:r>
+      <w:r>
+        <w:rPr>
+          <w:rFonts w:eastAsia="Times New Roman" w:cs="Times New Roman"/>
+          <w:color w:val="000000"/>
+          <w:szCs w:val="28"/>
+          <w:lang w:val="en-US" w:eastAsia="ru-RU"/>
+        </w:rPr>
+        <w:t>Unique</w:t>
+      </w:r>
+      <w:r>
+        <w:rPr>
+          <w:rFonts w:eastAsia="Times New Roman" w:cs="Times New Roman"/>
+          <w:color w:val="000000"/>
+          <w:szCs w:val="28"/>
+          <w:lang w:eastAsia="ru-RU"/>
+        </w:rPr>
+        <w:t xml:space="preserve"> </w:t>
+      </w:r>
+      <w:r>
+        <w:rPr>
+          <w:rFonts w:eastAsia="Times New Roman" w:cs="Times New Roman"/>
+          <w:color w:val="000000"/>
+          <w:szCs w:val="28"/>
+          <w:lang w:eastAsia="ru-RU"/>
+        </w:rPr>
+        <w:t>количество строк таблицы не изменилось</w:t>
+      </w:r>
+      <w:r>
+        <w:rPr>
+          <w:rFonts w:eastAsia="Times New Roman" w:cs="Times New Roman"/>
+          <w:color w:val="000000"/>
+          <w:szCs w:val="28"/>
+          <w:lang w:eastAsia="ru-RU"/>
+        </w:rPr>
+        <w:t xml:space="preserve">, </w:t>
+      </w:r>
+      <w:r>
+        <w:rPr>
+          <w:rFonts w:eastAsia="Times New Roman" w:cs="Times New Roman"/>
+          <w:color w:val="000000"/>
+          <w:szCs w:val="28"/>
+          <w:lang w:eastAsia="ru-RU"/>
+        </w:rPr>
+        <w:t>что означает что дубликатов нет.</w:t>
+      </w:r>
+    </w:p>
+    <w:p>
+      <w:pPr>
+        <w:ind w:left="709"/>
+        <w:jc w:val="center"/>
+        <w:rPr>
+          <w:rFonts w:eastAsia="Times New Roman" w:cs="Times New Roman"/>
+          <w:color w:val="000000"/>
+          <w:szCs w:val="28"/>
+          <w:lang w:eastAsia="ru-RU"/>
+        </w:rPr>
+      </w:pPr>
+      <w:r>
+        <w:rPr>
+          <w:rFonts w:eastAsia="Times New Roman" w:cs="Times New Roman"/>
+          <w:color w:val="000000"/>
+          <w:szCs w:val="28"/>
+          <w:lang w:eastAsia="ru-RU"/>
+        </w:rPr>
+        <w:lastRenderedPageBreak/>
+        <w:drawing>
+          <wp:inline distT="0" distB="0" distL="0" distR="0" wp14:anchorId="55901A69" wp14:editId="459EF365">
+            <wp:extent cx="5940425" cy="4621530"/>
+            <wp:effectExtent l="0" t="0" r="3175" b="7620"/>
+            <wp:docPr id="10" name="Рисунок 10"/>
+            <wp:cNvGraphicFramePr>
+              <a:graphicFrameLocks xmlns:a="http://schemas.openxmlformats.org/drawingml/2006/main" noChangeAspect="1"/>
+            </wp:cNvGraphicFramePr>
+            <a:graphic xmlns:a="http://schemas.openxmlformats.org/drawingml/2006/main">
+              <a:graphicData uri="http://schemas.openxmlformats.org/drawingml/2006/picture">
+                <pic:pic xmlns:pic="http://schemas.openxmlformats.org/drawingml/2006/picture">
+                  <pic:nvPicPr>
+                    <pic:cNvPr id="1" name=""/>
+                    <pic:cNvPicPr/>
+                  </pic:nvPicPr>
+                  <pic:blipFill>
+                    <a:blip r:embed="rId15"/>
+                    <a:stretch>
+                      <a:fillRect/>
+                    </a:stretch>
+                  </pic:blipFill>
+                  <pic:spPr>
+                    <a:xfrm>
+                      <a:off x="0" y="0"/>
+                      <a:ext cx="5940425" cy="4621530"/>
+                    </a:xfrm>
+                    <a:prstGeom prst="rect">
+                      <a:avLst/>
+                    </a:prstGeom>
+                  </pic:spPr>
+                </pic:pic>
+              </a:graphicData>
+            </a:graphic>
+          </wp:inline>
+        </w:drawing>
+      </w:r>
+    </w:p>
+    <w:p>
+      <w:pPr>
+        <w:ind w:left="709"/>
+        <w:jc w:val="center"/>
+        <w:rPr>
+          <w:rFonts w:eastAsia="Times New Roman" w:cs="Times New Roman"/>
+          <w:color w:val="000000"/>
+          <w:szCs w:val="28"/>
+          <w:lang w:eastAsia="ru-RU"/>
+        </w:rPr>
+      </w:pPr>
+      <w:r>
+        <w:rPr>
+          <w:rFonts w:eastAsia="Times New Roman" w:cs="Times New Roman"/>
+          <w:color w:val="000000"/>
+          <w:szCs w:val="28"/>
+          <w:lang w:eastAsia="ru-RU"/>
+        </w:rPr>
+        <w:t xml:space="preserve">Рисунок 9 – </w:t>
+      </w:r>
+      <w:r>
+        <w:rPr>
+          <w:rFonts w:eastAsia="Times New Roman" w:cs="Times New Roman"/>
+          <w:color w:val="000000"/>
+          <w:szCs w:val="28"/>
+          <w:lang w:val="en-US" w:eastAsia="ru-RU"/>
+        </w:rPr>
+        <w:t>Unique</w:t>
+      </w:r>
+      <w:r>
+        <w:rPr>
+          <w:rFonts w:eastAsia="Times New Roman" w:cs="Times New Roman"/>
+          <w:color w:val="000000"/>
+          <w:szCs w:val="28"/>
+          <w:lang w:eastAsia="ru-RU"/>
+        </w:rPr>
+        <w:t xml:space="preserve"> </w:t>
+      </w:r>
+      <w:r>
+        <w:rPr>
+          <w:rFonts w:eastAsia="Times New Roman" w:cs="Times New Roman"/>
+          <w:color w:val="000000"/>
+          <w:szCs w:val="28"/>
+          <w:lang w:eastAsia="ru-RU"/>
+        </w:rPr>
+        <w:t>и проверка дубликатов</w:t>
+      </w:r>
+    </w:p>
+    <w:p>
+      <w:pPr>
+        <w:ind w:left="709"/>
+        <w:jc w:val="center"/>
+        <w:rPr>
+          <w:rFonts w:eastAsia="Times New Roman" w:cs="Times New Roman"/>
+          <w:color w:val="000000"/>
+          <w:szCs w:val="28"/>
+          <w:lang w:eastAsia="ru-RU"/>
+        </w:rPr>
+      </w:pPr>
+    </w:p>
+    <w:p>
+      <w:pPr>
+        <w:ind w:left="709"/>
+        <w:jc w:val="center"/>
+        <w:rPr>
+          <w:rFonts w:eastAsia="Times New Roman" w:cs="Times New Roman"/>
+          <w:color w:val="000000"/>
+          <w:szCs w:val="28"/>
+          <w:lang w:eastAsia="ru-RU"/>
+        </w:rPr>
+      </w:pPr>
+      <w:r>
+        <w:rPr>
+          <w:rFonts w:eastAsia="Times New Roman" w:cs="Times New Roman"/>
+          <w:color w:val="000000"/>
+          <w:szCs w:val="28"/>
+          <w:lang w:eastAsia="ru-RU"/>
+        </w:rPr>
+        <w:drawing>
+          <wp:inline distT="0" distB="0" distL="0" distR="0" wp14:anchorId="10264EF4" wp14:editId="22173334">
+            <wp:extent cx="5940425" cy="2396490"/>
+            <wp:effectExtent l="0" t="0" r="3175" b="3810"/>
+            <wp:docPr id="11" name="Рисунок 11"/>
+            <wp:cNvGraphicFramePr>
+              <a:graphicFrameLocks xmlns:a="http://schemas.openxmlformats.org/drawingml/2006/main" noChangeAspect="1"/>
+            </wp:cNvGraphicFramePr>
+            <a:graphic xmlns:a="http://schemas.openxmlformats.org/drawingml/2006/main">
+              <a:graphicData uri="http://schemas.openxmlformats.org/drawingml/2006/picture">
+                <pic:pic xmlns:pic="http://schemas.openxmlformats.org/drawingml/2006/picture">
+                  <pic:nvPicPr>
+                    <pic:cNvPr id="1" name=""/>
+                    <pic:cNvPicPr/>
+                  </pic:nvPicPr>
+                  <pic:blipFill>
+                    <a:blip r:embed="rId16"/>
+                    <a:stretch>
+                      <a:fillRect/>
+                    </a:stretch>
+                  </pic:blipFill>
+                  <pic:spPr>
+                    <a:xfrm>
+                      <a:off x="0" y="0"/>
+                      <a:ext cx="5940425" cy="2396490"/>
+                    </a:xfrm>
+                    <a:prstGeom prst="rect">
+                      <a:avLst/>
+                    </a:prstGeom>
+                  </pic:spPr>
+                </pic:pic>
+              </a:graphicData>
+            </a:graphic>
+          </wp:inline>
+        </w:drawing>
+      </w:r>
+    </w:p>
+    <w:p>
+      <w:pPr>
+        <w:ind w:left="709"/>
+        <w:jc w:val="center"/>
+        <w:rPr>
+          <w:rFonts w:eastAsia="Times New Roman" w:cs="Times New Roman"/>
+          <w:color w:val="000000"/>
+          <w:szCs w:val="28"/>
+          <w:lang w:eastAsia="ru-RU"/>
+        </w:rPr>
+      </w:pPr>
+      <w:r>
+        <w:rPr>
+          <w:rFonts w:eastAsia="Times New Roman" w:cs="Times New Roman"/>
+          <w:color w:val="000000"/>
+          <w:szCs w:val="28"/>
+          <w:lang w:eastAsia="ru-RU"/>
+        </w:rPr>
+        <w:t xml:space="preserve">Рисунок </w:t>
+      </w:r>
+      <w:r>
+        <w:rPr>
+          <w:rFonts w:eastAsia="Times New Roman" w:cs="Times New Roman"/>
+          <w:color w:val="000000"/>
+          <w:szCs w:val="28"/>
+          <w:lang w:eastAsia="ru-RU"/>
+        </w:rPr>
+        <w:t>10</w:t>
+      </w:r>
+      <w:r>
+        <w:rPr>
+          <w:rFonts w:eastAsia="Times New Roman" w:cs="Times New Roman"/>
+          <w:color w:val="000000"/>
+          <w:szCs w:val="28"/>
+          <w:lang w:eastAsia="ru-RU"/>
+        </w:rPr>
+        <w:t xml:space="preserve"> – </w:t>
+      </w:r>
+      <w:r>
+        <w:rPr>
+          <w:rFonts w:eastAsia="Times New Roman" w:cs="Times New Roman"/>
+          <w:color w:val="000000"/>
+          <w:szCs w:val="28"/>
+          <w:lang w:eastAsia="ru-RU"/>
+        </w:rPr>
+        <w:t>Выбор записей с отрицательными числовыми значениями</w:t>
+      </w:r>
+    </w:p>
+    <w:p>
+      <w:pPr>
+        <w:ind w:left="709"/>
+        <w:jc w:val="center"/>
+        <w:rPr>
+          <w:rFonts w:eastAsia="Times New Roman" w:cs="Times New Roman"/>
+          <w:color w:val="000000"/>
+          <w:szCs w:val="28"/>
+          <w:lang w:eastAsia="ru-RU"/>
+        </w:rPr>
+      </w:pPr>
+    </w:p>
+    <w:p>
+      <w:pPr>
+        <w:ind w:left="709"/>
+        <w:jc w:val="center"/>
+        <w:rPr>
+          <w:rFonts w:eastAsia="Times New Roman" w:cs="Times New Roman"/>
+          <w:color w:val="000000"/>
+          <w:szCs w:val="28"/>
+          <w:lang w:val="en-US" w:eastAsia="ru-RU"/>
+        </w:rPr>
+      </w:pPr>
+      <w:bookmarkStart w:id="0" w:name="_GoBack"/>
+      <w:bookmarkEnd w:id="0"/>
     </w:p>
     <w:p>
       <w:pPr>
@@ -2567,7 +3945,7 @@
   <w:style w:type="paragraph" w:default="1" w:styleId="a">
     <w:name w:val="Normal"/>
     <w:qFormat/>
-    <w:rsid w:val="00CD77A3"/>
+    <w:rsid w:val="00982953"/>
     <w:pPr>
       <w:spacing w:after="0" w:line="240" w:lineRule="auto"/>
     </w:pPr>
@@ -2907,4 +4285,16 @@
     </a:ext>
   </a:extLst>
 </a:theme>
+</file>
+
+<file path=customXml/item1.xml><?xml version="1.0" encoding="utf-8"?>
+<b:Sources xmlns:b="http://schemas.openxmlformats.org/officeDocument/2006/bibliography" xmlns="http://schemas.openxmlformats.org/officeDocument/2006/bibliography" SelectedStyle="\APASixthEditionOfficeOnline.xsl" StyleName="APA" Version="6"/>
+</file>
+
+<file path=customXml/itemProps1.xml><?xml version="1.0" encoding="utf-8"?>
+<ds:datastoreItem xmlns:ds="http://schemas.openxmlformats.org/officeDocument/2006/customXml" ds:itemID="{2E5C8636-E736-4624-AB1B-94F25B01AE3C}">
+  <ds:schemaRefs>
+    <ds:schemaRef ds:uri="http://schemas.openxmlformats.org/officeDocument/2006/bibliography"/>
+  </ds:schemaRefs>
+</ds:datastoreItem>
 </file>
--- a/BSUIR/semestre 5/IAD/Сушко_381574_ИАД_ЛР1.docx
+++ b/BSUIR/semestre 5/IAD/Сушко_381574_ИАД_ЛР1.docx
@@ -526,23 +526,7 @@
                 <w:rFonts w:cs="Times New Roman"/>
                 <w:szCs w:val="28"/>
               </w:rPr>
-              <w:t xml:space="preserve">оцент кафедры </w:t>
-            </w:r>
-            <w:proofErr w:type="spellStart"/>
-            <w:r>
-              <w:rPr>
-                <w:rFonts w:cs="Times New Roman"/>
-                <w:szCs w:val="28"/>
-              </w:rPr>
-              <w:t>ИСиТ</w:t>
-            </w:r>
-            <w:proofErr w:type="spellEnd"/>
-            <w:r>
-              <w:rPr>
-                <w:rFonts w:cs="Times New Roman"/>
-                <w:szCs w:val="28"/>
-              </w:rPr>
-              <w:t xml:space="preserve">, </w:t>
+              <w:t xml:space="preserve">оцент кафедры ИСиТ, </w:t>
             </w:r>
           </w:p>
           <w:p>
@@ -799,9 +783,17 @@
           <w:szCs w:val="28"/>
           <w:lang w:eastAsia="ru-RU"/>
         </w:rPr>
-        <w:t>Цель</w:t>
-      </w:r>
-      <w:proofErr w:type="gramStart"/>
+        <w:t xml:space="preserve">Цель: </w:t>
+      </w:r>
+      <w:r>
+        <w:rPr>
+          <w:rFonts w:eastAsia="Times New Roman" w:cs="Times New Roman"/>
+          <w:color w:val="000000"/>
+          <w:szCs w:val="28"/>
+          <w:lang w:eastAsia="ru-RU"/>
+        </w:rPr>
+        <w:t>Изучить возможности программного обеспечения Orange Data Mining. Освоить основные методики загрузки данных из внешних источников, очистки и подготовки их для дальнейшего анализа. Научиться создавать базовые визуализации для анализа качества данных.</w:t>
+      </w:r>
       <w:r>
         <w:rPr>
           <w:rFonts w:eastAsia="Times New Roman" w:cs="Times New Roman"/>
@@ -811,88 +803,34 @@
           <w:szCs w:val="28"/>
           <w:lang w:eastAsia="ru-RU"/>
         </w:rPr>
-        <w:t xml:space="preserve">: </w:t>
-      </w:r>
-      <w:r>
-        <w:rPr>
-          <w:rFonts w:eastAsia="Times New Roman" w:cs="Times New Roman"/>
-          <w:color w:val="000000"/>
-          <w:szCs w:val="28"/>
-          <w:lang w:eastAsia="ru-RU"/>
-        </w:rPr>
-        <w:t>Изучить</w:t>
-      </w:r>
-      <w:proofErr w:type="gramEnd"/>
-      <w:r>
-        <w:rPr>
-          <w:rFonts w:eastAsia="Times New Roman" w:cs="Times New Roman"/>
-          <w:color w:val="000000"/>
-          <w:szCs w:val="28"/>
-          <w:lang w:eastAsia="ru-RU"/>
-        </w:rPr>
-        <w:t xml:space="preserve"> возможности программного обеспечения </w:t>
-      </w:r>
-      <w:proofErr w:type="spellStart"/>
-      <w:r>
-        <w:rPr>
-          <w:rFonts w:eastAsia="Times New Roman" w:cs="Times New Roman"/>
-          <w:color w:val="000000"/>
-          <w:szCs w:val="28"/>
-          <w:lang w:eastAsia="ru-RU"/>
-        </w:rPr>
-        <w:t>Orange</w:t>
-      </w:r>
-      <w:proofErr w:type="spellEnd"/>
-      <w:r>
-        <w:rPr>
-          <w:rFonts w:eastAsia="Times New Roman" w:cs="Times New Roman"/>
-          <w:color w:val="000000"/>
-          <w:szCs w:val="28"/>
-          <w:lang w:eastAsia="ru-RU"/>
-        </w:rPr>
-        <w:t xml:space="preserve"> </w:t>
-      </w:r>
-      <w:proofErr w:type="spellStart"/>
-      <w:r>
-        <w:rPr>
-          <w:rFonts w:eastAsia="Times New Roman" w:cs="Times New Roman"/>
-          <w:color w:val="000000"/>
-          <w:szCs w:val="28"/>
-          <w:lang w:eastAsia="ru-RU"/>
-        </w:rPr>
-        <w:t>Data</w:t>
-      </w:r>
-      <w:proofErr w:type="spellEnd"/>
-      <w:r>
-        <w:rPr>
-          <w:rFonts w:eastAsia="Times New Roman" w:cs="Times New Roman"/>
-          <w:color w:val="000000"/>
-          <w:szCs w:val="28"/>
-          <w:lang w:eastAsia="ru-RU"/>
-        </w:rPr>
-        <w:t xml:space="preserve"> </w:t>
-      </w:r>
-      <w:proofErr w:type="spellStart"/>
-      <w:r>
-        <w:rPr>
-          <w:rFonts w:eastAsia="Times New Roman" w:cs="Times New Roman"/>
-          <w:color w:val="000000"/>
-          <w:szCs w:val="28"/>
-          <w:lang w:eastAsia="ru-RU"/>
-        </w:rPr>
-        <w:t>Mining</w:t>
-      </w:r>
-      <w:proofErr w:type="spellEnd"/>
-      <w:r>
-        <w:rPr>
-          <w:rFonts w:eastAsia="Times New Roman" w:cs="Times New Roman"/>
-          <w:color w:val="000000"/>
-          <w:szCs w:val="28"/>
-          <w:lang w:eastAsia="ru-RU"/>
-        </w:rPr>
-        <w:t>. Освоить основные методики загрузки данных из внешних источников, очистки и подготовки их для дальнейшего анализа. Научиться создавать базовые визуализации для анализа качества данных.</w:t>
-      </w:r>
-      <w:r>
+        <w:cr/>
+      </w:r>
+    </w:p>
+    <w:p>
+      <w:pPr>
+        <w:spacing w:before="120" w:after="120" w:line="250" w:lineRule="atLeast"/>
+        <w:rPr>
+          <w:rFonts w:eastAsia="Times New Roman" w:cs="Times New Roman"/>
+          <w:color w:val="000000"/>
+          <w:sz w:val="20"/>
+          <w:szCs w:val="20"/>
+          <w:lang w:eastAsia="ru-RU"/>
+        </w:rPr>
+      </w:pPr>
+      <w:r>
+        <w:rPr>
+          <w:rFonts w:eastAsia="Times New Roman" w:cs="Times New Roman"/>
+          <w:color w:val="000000"/>
+          <w:szCs w:val="28"/>
+          <w:lang w:eastAsia="ru-RU"/>
+        </w:rPr>
+        <w:t> </w:t>
+      </w:r>
+    </w:p>
+    <w:p>
+      <w:pPr>
+        <w:spacing w:before="120" w:after="120" w:line="250" w:lineRule="atLeast"/>
+        <w:jc w:val="center"/>
         <w:rPr>
           <w:rFonts w:eastAsia="Times New Roman" w:cs="Times New Roman"/>
           <w:b/>
@@ -901,34 +839,8 @@
           <w:szCs w:val="28"/>
           <w:lang w:eastAsia="ru-RU"/>
         </w:rPr>
-        <w:cr/>
-      </w:r>
-    </w:p>
-    <w:p>
-      <w:pPr>
-        <w:spacing w:before="120" w:after="120" w:line="250" w:lineRule="atLeast"/>
-        <w:rPr>
-          <w:rFonts w:eastAsia="Times New Roman" w:cs="Times New Roman"/>
-          <w:color w:val="000000"/>
-          <w:sz w:val="20"/>
-          <w:szCs w:val="20"/>
-          <w:lang w:eastAsia="ru-RU"/>
-        </w:rPr>
-      </w:pPr>
-      <w:r>
-        <w:rPr>
-          <w:rFonts w:eastAsia="Times New Roman" w:cs="Times New Roman"/>
-          <w:color w:val="000000"/>
-          <w:szCs w:val="28"/>
-          <w:lang w:eastAsia="ru-RU"/>
-        </w:rPr>
-        <w:t> </w:t>
-      </w:r>
-    </w:p>
-    <w:p>
-      <w:pPr>
-        <w:spacing w:before="120" w:after="120" w:line="250" w:lineRule="atLeast"/>
-        <w:jc w:val="center"/>
+      </w:pPr>
+      <w:r>
         <w:rPr>
           <w:rFonts w:eastAsia="Times New Roman" w:cs="Times New Roman"/>
           <w:b/>
@@ -937,7 +849,8 @@
           <w:szCs w:val="28"/>
           <w:lang w:eastAsia="ru-RU"/>
         </w:rPr>
-      </w:pPr>
+        <w:t>В</w:t>
+      </w:r>
       <w:r>
         <w:rPr>
           <w:rFonts w:eastAsia="Times New Roman" w:cs="Times New Roman"/>
@@ -947,7 +860,7 @@
           <w:szCs w:val="28"/>
           <w:lang w:eastAsia="ru-RU"/>
         </w:rPr>
-        <w:t>В</w:t>
+        <w:t>ыполнени</w:t>
       </w:r>
       <w:r>
         <w:rPr>
@@ -958,7 +871,7 @@
           <w:szCs w:val="28"/>
           <w:lang w:eastAsia="ru-RU"/>
         </w:rPr>
-        <w:t>ыполнени</w:t>
+        <w:t>е</w:t>
       </w:r>
       <w:r>
         <w:rPr>
@@ -969,9 +882,287 @@
           <w:szCs w:val="28"/>
           <w:lang w:eastAsia="ru-RU"/>
         </w:rPr>
-        <w:t>е</w:t>
-      </w:r>
-      <w:r>
+        <w:t xml:space="preserve"> работы</w:t>
+      </w:r>
+    </w:p>
+    <w:p>
+      <w:pPr>
+        <w:ind w:firstLine="709"/>
+        <w:jc w:val="both"/>
+        <w:rPr>
+          <w:color w:val="000000"/>
+          <w:szCs w:val="20"/>
+          <w:shd w:val="clear" w:color="auto" w:fill="FFFFFF"/>
+        </w:rPr>
+      </w:pPr>
+      <w:r>
+        <w:rPr>
+          <w:color w:val="000000"/>
+          <w:szCs w:val="20"/>
+          <w:shd w:val="clear" w:color="auto" w:fill="FFFFFF"/>
+        </w:rPr>
+        <w:t>Подготовить рабочее пространство – установить и настроить дистрибутив</w:t>
+      </w:r>
+      <w:r>
+        <w:rPr>
+          <w:color w:val="000000"/>
+          <w:szCs w:val="20"/>
+          <w:shd w:val="clear" w:color="auto" w:fill="FFFFFF"/>
+        </w:rPr>
+        <w:t xml:space="preserve"> </w:t>
+      </w:r>
+      <w:r>
+        <w:rPr>
+          <w:color w:val="000000"/>
+          <w:szCs w:val="20"/>
+          <w:shd w:val="clear" w:color="auto" w:fill="FFFFFF"/>
+        </w:rPr>
+        <w:t>программного обеспечения Orange 3.39.0.</w:t>
+      </w:r>
+    </w:p>
+    <w:p>
+      <w:pPr>
+        <w:ind w:firstLine="709"/>
+        <w:jc w:val="both"/>
+        <w:rPr>
+          <w:color w:val="000000"/>
+          <w:szCs w:val="20"/>
+          <w:shd w:val="clear" w:color="auto" w:fill="FFFFFF"/>
+        </w:rPr>
+      </w:pPr>
+      <w:r>
+        <w:rPr>
+          <w:color w:val="000000"/>
+          <w:szCs w:val="20"/>
+          <w:shd w:val="clear" w:color="auto" w:fill="FFFFFF"/>
+        </w:rPr>
+        <w:t>2. По согласованию с преподавателем выбрать источник данных и определиться</w:t>
+      </w:r>
+      <w:r>
+        <w:rPr>
+          <w:color w:val="000000"/>
+          <w:szCs w:val="20"/>
+          <w:shd w:val="clear" w:color="auto" w:fill="FFFFFF"/>
+        </w:rPr>
+        <w:t xml:space="preserve"> </w:t>
+      </w:r>
+      <w:r>
+        <w:rPr>
+          <w:color w:val="000000"/>
+          <w:szCs w:val="20"/>
+          <w:shd w:val="clear" w:color="auto" w:fill="FFFFFF"/>
+        </w:rPr>
+        <w:t>с набором для дальнейшего анализа.</w:t>
+      </w:r>
+    </w:p>
+    <w:p>
+      <w:pPr>
+        <w:ind w:firstLine="709"/>
+        <w:jc w:val="both"/>
+        <w:rPr>
+          <w:color w:val="000000"/>
+          <w:szCs w:val="20"/>
+          <w:shd w:val="clear" w:color="auto" w:fill="FFFFFF"/>
+        </w:rPr>
+      </w:pPr>
+      <w:r>
+        <w:rPr>
+          <w:color w:val="000000"/>
+          <w:szCs w:val="20"/>
+          <w:shd w:val="clear" w:color="auto" w:fill="FFFFFF"/>
+        </w:rPr>
+        <w:t>3. Выполнить загрузку исходных данных и произвести их первичный анализ на</w:t>
+      </w:r>
+      <w:r>
+        <w:rPr>
+          <w:color w:val="000000"/>
+          <w:szCs w:val="20"/>
+          <w:shd w:val="clear" w:color="auto" w:fill="FFFFFF"/>
+        </w:rPr>
+        <w:t xml:space="preserve"> </w:t>
+      </w:r>
+      <w:r>
+        <w:rPr>
+          <w:color w:val="000000"/>
+          <w:szCs w:val="20"/>
+          <w:shd w:val="clear" w:color="auto" w:fill="FFFFFF"/>
+        </w:rPr>
+        <w:t>полноту и целостность.</w:t>
+      </w:r>
+    </w:p>
+    <w:p>
+      <w:pPr>
+        <w:ind w:firstLine="709"/>
+        <w:jc w:val="both"/>
+        <w:rPr>
+          <w:color w:val="000000"/>
+          <w:szCs w:val="20"/>
+          <w:shd w:val="clear" w:color="auto" w:fill="FFFFFF"/>
+        </w:rPr>
+      </w:pPr>
+      <w:r>
+        <w:rPr>
+          <w:color w:val="000000"/>
+          <w:szCs w:val="20"/>
+          <w:shd w:val="clear" w:color="auto" w:fill="FFFFFF"/>
+        </w:rPr>
+        <w:t>4. Выявить и визуализировать проблемы качества полученных данных.</w:t>
+      </w:r>
+    </w:p>
+    <w:p>
+      <w:pPr>
+        <w:ind w:firstLine="709"/>
+        <w:jc w:val="both"/>
+        <w:rPr>
+          <w:color w:val="000000"/>
+          <w:szCs w:val="20"/>
+          <w:shd w:val="clear" w:color="auto" w:fill="FFFFFF"/>
+        </w:rPr>
+      </w:pPr>
+      <w:r>
+        <w:rPr>
+          <w:color w:val="000000"/>
+          <w:szCs w:val="20"/>
+          <w:shd w:val="clear" w:color="auto" w:fill="FFFFFF"/>
+        </w:rPr>
+        <w:t>5. Выполнить очистку данных с обоснованием выбранных методов.</w:t>
+      </w:r>
+    </w:p>
+    <w:p>
+      <w:pPr>
+        <w:ind w:firstLine="709"/>
+        <w:jc w:val="both"/>
+        <w:rPr>
+          <w:color w:val="000000"/>
+          <w:szCs w:val="20"/>
+          <w:shd w:val="clear" w:color="auto" w:fill="FFFFFF"/>
+        </w:rPr>
+      </w:pPr>
+      <w:r>
+        <w:rPr>
+          <w:color w:val="000000"/>
+          <w:szCs w:val="20"/>
+          <w:shd w:val="clear" w:color="auto" w:fill="FFFFFF"/>
+        </w:rPr>
+        <w:t>6. Применить методы преобразования и нормализации данных.</w:t>
+      </w:r>
+    </w:p>
+    <w:p>
+      <w:pPr>
+        <w:ind w:firstLine="709"/>
+        <w:jc w:val="both"/>
+        <w:rPr>
+          <w:color w:val="000000"/>
+          <w:szCs w:val="20"/>
+          <w:shd w:val="clear" w:color="auto" w:fill="FFFFFF"/>
+        </w:rPr>
+      </w:pPr>
+      <w:r>
+        <w:rPr>
+          <w:color w:val="000000"/>
+          <w:szCs w:val="20"/>
+          <w:shd w:val="clear" w:color="auto" w:fill="FFFFFF"/>
+        </w:rPr>
+        <w:t>7. Провести исследовательский анализ и сформировать информативные</w:t>
+      </w:r>
+      <w:r>
+        <w:rPr>
+          <w:color w:val="000000"/>
+          <w:szCs w:val="20"/>
+          <w:shd w:val="clear" w:color="auto" w:fill="FFFFFF"/>
+        </w:rPr>
+        <w:t xml:space="preserve"> </w:t>
+      </w:r>
+      <w:r>
+        <w:rPr>
+          <w:color w:val="000000"/>
+          <w:szCs w:val="20"/>
+          <w:shd w:val="clear" w:color="auto" w:fill="FFFFFF"/>
+        </w:rPr>
+        <w:t>визуализации для анализа данных.</w:t>
+      </w:r>
+    </w:p>
+    <w:p>
+      <w:pPr>
+        <w:ind w:firstLine="709"/>
+        <w:jc w:val="both"/>
+        <w:rPr>
+          <w:color w:val="000000"/>
+          <w:szCs w:val="20"/>
+          <w:shd w:val="clear" w:color="auto" w:fill="FFFFFF"/>
+        </w:rPr>
+      </w:pPr>
+      <w:r>
+        <w:rPr>
+          <w:color w:val="000000"/>
+          <w:szCs w:val="20"/>
+          <w:shd w:val="clear" w:color="auto" w:fill="FFFFFF"/>
+        </w:rPr>
+        <w:t>8. Сохранить результаты проделанной работы в различных форматах для</w:t>
+      </w:r>
+      <w:r>
+        <w:rPr>
+          <w:color w:val="000000"/>
+          <w:szCs w:val="20"/>
+          <w:shd w:val="clear" w:color="auto" w:fill="FFFFFF"/>
+        </w:rPr>
+        <w:t xml:space="preserve"> </w:t>
+      </w:r>
+      <w:r>
+        <w:rPr>
+          <w:color w:val="000000"/>
+          <w:szCs w:val="20"/>
+          <w:shd w:val="clear" w:color="auto" w:fill="FFFFFF"/>
+        </w:rPr>
+        <w:t>подготовки аналитического отчета.</w:t>
+      </w:r>
+    </w:p>
+    <w:p>
+      <w:pPr>
+        <w:ind w:firstLine="709"/>
+        <w:jc w:val="both"/>
+        <w:rPr>
+          <w:color w:val="000000"/>
+          <w:szCs w:val="20"/>
+          <w:shd w:val="clear" w:color="auto" w:fill="FFFFFF"/>
+        </w:rPr>
+      </w:pPr>
+      <w:r>
+        <w:rPr>
+          <w:color w:val="000000"/>
+          <w:szCs w:val="20"/>
+          <w:shd w:val="clear" w:color="auto" w:fill="FFFFFF"/>
+        </w:rPr>
+        <w:t>9. Подготовить аналитический отчет по результатам работы.</w:t>
+      </w:r>
+    </w:p>
+    <w:p>
+      <w:pPr>
+        <w:ind w:firstLine="709"/>
+        <w:jc w:val="both"/>
+        <w:rPr>
+          <w:b/>
+          <w:color w:val="000000"/>
+          <w:szCs w:val="20"/>
+          <w:shd w:val="clear" w:color="auto" w:fill="FFFFFF"/>
+        </w:rPr>
+      </w:pPr>
+    </w:p>
+    <w:p>
+      <w:pPr>
+        <w:jc w:val="center"/>
+        <w:rPr>
+          <w:bCs/>
+          <w:color w:val="000000"/>
+          <w:szCs w:val="20"/>
+          <w:shd w:val="clear" w:color="auto" w:fill="FFFFFF"/>
+        </w:rPr>
+      </w:pPr>
+    </w:p>
+    <w:p>
+      <w:pPr>
+        <w:ind w:left="709"/>
+        <w:jc w:val="both"/>
         <w:rPr>
           <w:rFonts w:eastAsia="Times New Roman" w:cs="Times New Roman"/>
           <w:b/>
@@ -980,305 +1171,8 @@
           <w:szCs w:val="28"/>
           <w:lang w:eastAsia="ru-RU"/>
         </w:rPr>
-        <w:t xml:space="preserve"> работы</w:t>
-      </w:r>
-    </w:p>
-    <w:p>
-      <w:pPr>
-        <w:ind w:firstLine="709"/>
-        <w:jc w:val="both"/>
-        <w:rPr>
-          <w:color w:val="000000"/>
-          <w:szCs w:val="20"/>
-          <w:shd w:val="clear" w:color="auto" w:fill="FFFFFF"/>
-        </w:rPr>
-      </w:pPr>
-      <w:r>
-        <w:rPr>
-          <w:color w:val="000000"/>
-          <w:szCs w:val="20"/>
-          <w:shd w:val="clear" w:color="auto" w:fill="FFFFFF"/>
-        </w:rPr>
-        <w:t>Подготовить рабочее пространство – установить и настроить дистрибутив</w:t>
-      </w:r>
-      <w:r>
-        <w:rPr>
-          <w:color w:val="000000"/>
-          <w:szCs w:val="20"/>
-          <w:shd w:val="clear" w:color="auto" w:fill="FFFFFF"/>
-        </w:rPr>
-        <w:t xml:space="preserve"> </w:t>
-      </w:r>
-      <w:r>
-        <w:rPr>
-          <w:color w:val="000000"/>
-          <w:szCs w:val="20"/>
-          <w:shd w:val="clear" w:color="auto" w:fill="FFFFFF"/>
-        </w:rPr>
-        <w:t xml:space="preserve">программного обеспечения </w:t>
-      </w:r>
-      <w:proofErr w:type="spellStart"/>
-      <w:r>
-        <w:rPr>
-          <w:color w:val="000000"/>
-          <w:szCs w:val="20"/>
-          <w:shd w:val="clear" w:color="auto" w:fill="FFFFFF"/>
-        </w:rPr>
-        <w:t>Orange</w:t>
-      </w:r>
-      <w:proofErr w:type="spellEnd"/>
-      <w:r>
-        <w:rPr>
-          <w:color w:val="000000"/>
-          <w:szCs w:val="20"/>
-          <w:shd w:val="clear" w:color="auto" w:fill="FFFFFF"/>
-        </w:rPr>
-        <w:t xml:space="preserve"> 3.39.0.</w:t>
-      </w:r>
-    </w:p>
-    <w:p>
-      <w:pPr>
-        <w:ind w:firstLine="709"/>
-        <w:jc w:val="both"/>
-        <w:rPr>
-          <w:color w:val="000000"/>
-          <w:szCs w:val="20"/>
-          <w:shd w:val="clear" w:color="auto" w:fill="FFFFFF"/>
-        </w:rPr>
-      </w:pPr>
-      <w:r>
-        <w:rPr>
-          <w:color w:val="000000"/>
-          <w:szCs w:val="20"/>
-          <w:shd w:val="clear" w:color="auto" w:fill="FFFFFF"/>
-        </w:rPr>
-        <w:t>2. По согласованию с преподавателем выбрать источник данных и определиться</w:t>
-      </w:r>
-      <w:r>
-        <w:rPr>
-          <w:color w:val="000000"/>
-          <w:szCs w:val="20"/>
-          <w:shd w:val="clear" w:color="auto" w:fill="FFFFFF"/>
-        </w:rPr>
-        <w:t xml:space="preserve"> </w:t>
-      </w:r>
-      <w:r>
-        <w:rPr>
-          <w:color w:val="000000"/>
-          <w:szCs w:val="20"/>
-          <w:shd w:val="clear" w:color="auto" w:fill="FFFFFF"/>
-        </w:rPr>
-        <w:t>с набором для дальнейшего анализа.</w:t>
-      </w:r>
-    </w:p>
-    <w:p>
-      <w:pPr>
-        <w:ind w:firstLine="709"/>
-        <w:jc w:val="both"/>
-        <w:rPr>
-          <w:color w:val="000000"/>
-          <w:szCs w:val="20"/>
-          <w:shd w:val="clear" w:color="auto" w:fill="FFFFFF"/>
-        </w:rPr>
-      </w:pPr>
-      <w:r>
-        <w:rPr>
-          <w:color w:val="000000"/>
-          <w:szCs w:val="20"/>
-          <w:shd w:val="clear" w:color="auto" w:fill="FFFFFF"/>
-        </w:rPr>
-        <w:t>3. Выполнить загрузку исходных данных и произвести их первичный анализ на</w:t>
-      </w:r>
-      <w:r>
-        <w:rPr>
-          <w:color w:val="000000"/>
-          <w:szCs w:val="20"/>
-          <w:shd w:val="clear" w:color="auto" w:fill="FFFFFF"/>
-        </w:rPr>
-        <w:t xml:space="preserve"> </w:t>
-      </w:r>
-      <w:r>
-        <w:rPr>
-          <w:color w:val="000000"/>
-          <w:szCs w:val="20"/>
-          <w:shd w:val="clear" w:color="auto" w:fill="FFFFFF"/>
-        </w:rPr>
-        <w:t>полноту и целостность.</w:t>
-      </w:r>
-    </w:p>
-    <w:p>
-      <w:pPr>
-        <w:ind w:firstLine="709"/>
-        <w:jc w:val="both"/>
-        <w:rPr>
-          <w:color w:val="000000"/>
-          <w:szCs w:val="20"/>
-          <w:shd w:val="clear" w:color="auto" w:fill="FFFFFF"/>
-        </w:rPr>
-      </w:pPr>
-      <w:r>
-        <w:rPr>
-          <w:color w:val="000000"/>
-          <w:szCs w:val="20"/>
-          <w:shd w:val="clear" w:color="auto" w:fill="FFFFFF"/>
-        </w:rPr>
-        <w:t>4. Выявить и визуализировать проблемы качества полученных данных.</w:t>
-      </w:r>
-    </w:p>
-    <w:p>
-      <w:pPr>
-        <w:ind w:firstLine="709"/>
-        <w:jc w:val="both"/>
-        <w:rPr>
-          <w:color w:val="000000"/>
-          <w:szCs w:val="20"/>
-          <w:shd w:val="clear" w:color="auto" w:fill="FFFFFF"/>
-        </w:rPr>
-      </w:pPr>
-      <w:r>
-        <w:rPr>
-          <w:color w:val="000000"/>
-          <w:szCs w:val="20"/>
-          <w:shd w:val="clear" w:color="auto" w:fill="FFFFFF"/>
-        </w:rPr>
-        <w:t>5. Выполнить очистку данных с обоснованием выбранных методов.</w:t>
-      </w:r>
-    </w:p>
-    <w:p>
-      <w:pPr>
-        <w:ind w:firstLine="709"/>
-        <w:jc w:val="both"/>
-        <w:rPr>
-          <w:color w:val="000000"/>
-          <w:szCs w:val="20"/>
-          <w:shd w:val="clear" w:color="auto" w:fill="FFFFFF"/>
-        </w:rPr>
-      </w:pPr>
-      <w:r>
-        <w:rPr>
-          <w:color w:val="000000"/>
-          <w:szCs w:val="20"/>
-          <w:shd w:val="clear" w:color="auto" w:fill="FFFFFF"/>
-        </w:rPr>
-        <w:t>6. Применить методы преобразования и нормализации данных.</w:t>
-      </w:r>
-    </w:p>
-    <w:p>
-      <w:pPr>
-        <w:ind w:firstLine="709"/>
-        <w:jc w:val="both"/>
-        <w:rPr>
-          <w:color w:val="000000"/>
-          <w:szCs w:val="20"/>
-          <w:shd w:val="clear" w:color="auto" w:fill="FFFFFF"/>
-        </w:rPr>
-      </w:pPr>
-      <w:r>
-        <w:rPr>
-          <w:color w:val="000000"/>
-          <w:szCs w:val="20"/>
-          <w:shd w:val="clear" w:color="auto" w:fill="FFFFFF"/>
-        </w:rPr>
-        <w:t>7. Провести исследовательский анализ и сформировать информативные</w:t>
-      </w:r>
-      <w:r>
-        <w:rPr>
-          <w:color w:val="000000"/>
-          <w:szCs w:val="20"/>
-          <w:shd w:val="clear" w:color="auto" w:fill="FFFFFF"/>
-        </w:rPr>
-        <w:t xml:space="preserve"> </w:t>
-      </w:r>
-      <w:r>
-        <w:rPr>
-          <w:color w:val="000000"/>
-          <w:szCs w:val="20"/>
-          <w:shd w:val="clear" w:color="auto" w:fill="FFFFFF"/>
-        </w:rPr>
-        <w:t>визуализации для анализа данных.</w:t>
-      </w:r>
-    </w:p>
-    <w:p>
-      <w:pPr>
-        <w:ind w:firstLine="709"/>
-        <w:jc w:val="both"/>
-        <w:rPr>
-          <w:color w:val="000000"/>
-          <w:szCs w:val="20"/>
-          <w:shd w:val="clear" w:color="auto" w:fill="FFFFFF"/>
-        </w:rPr>
-      </w:pPr>
-      <w:r>
-        <w:rPr>
-          <w:color w:val="000000"/>
-          <w:szCs w:val="20"/>
-          <w:shd w:val="clear" w:color="auto" w:fill="FFFFFF"/>
-        </w:rPr>
-        <w:t>8. Сохранить результаты проделанной работы в различных форматах для</w:t>
-      </w:r>
-      <w:r>
-        <w:rPr>
-          <w:color w:val="000000"/>
-          <w:szCs w:val="20"/>
-          <w:shd w:val="clear" w:color="auto" w:fill="FFFFFF"/>
-        </w:rPr>
-        <w:t xml:space="preserve"> </w:t>
-      </w:r>
-      <w:r>
-        <w:rPr>
-          <w:color w:val="000000"/>
-          <w:szCs w:val="20"/>
-          <w:shd w:val="clear" w:color="auto" w:fill="FFFFFF"/>
-        </w:rPr>
-        <w:t>подготовки аналитического отчета.</w:t>
-      </w:r>
-    </w:p>
-    <w:p>
-      <w:pPr>
-        <w:ind w:firstLine="709"/>
-        <w:jc w:val="both"/>
-        <w:rPr>
-          <w:color w:val="000000"/>
-          <w:szCs w:val="20"/>
-          <w:shd w:val="clear" w:color="auto" w:fill="FFFFFF"/>
-        </w:rPr>
-      </w:pPr>
-      <w:r>
-        <w:rPr>
-          <w:color w:val="000000"/>
-          <w:szCs w:val="20"/>
-          <w:shd w:val="clear" w:color="auto" w:fill="FFFFFF"/>
-        </w:rPr>
-        <w:t>9. Подготовить аналитический отчет по результатам работы.</w:t>
-      </w:r>
-    </w:p>
-    <w:p>
-      <w:pPr>
-        <w:ind w:firstLine="709"/>
-        <w:jc w:val="both"/>
-        <w:rPr>
-          <w:b/>
-          <w:color w:val="000000"/>
-          <w:szCs w:val="20"/>
-          <w:shd w:val="clear" w:color="auto" w:fill="FFFFFF"/>
-        </w:rPr>
-      </w:pPr>
-    </w:p>
-    <w:p>
-      <w:pPr>
-        <w:jc w:val="center"/>
-        <w:rPr>
-          <w:bCs/>
-          <w:color w:val="000000"/>
-          <w:szCs w:val="20"/>
-          <w:shd w:val="clear" w:color="auto" w:fill="FFFFFF"/>
-        </w:rPr>
-      </w:pPr>
-    </w:p>
-    <w:p>
-      <w:pPr>
-        <w:ind w:left="709"/>
-        <w:jc w:val="both"/>
+      </w:pPr>
+      <w:r>
         <w:rPr>
           <w:rFonts w:eastAsia="Times New Roman" w:cs="Times New Roman"/>
           <w:b/>
@@ -1287,7 +1181,8 @@
           <w:szCs w:val="28"/>
           <w:lang w:eastAsia="ru-RU"/>
         </w:rPr>
-      </w:pPr>
+        <w:br w:type="page"/>
+      </w:r>
       <w:r>
         <w:rPr>
           <w:rFonts w:eastAsia="Times New Roman" w:cs="Times New Roman"/>
@@ -1297,17 +1192,6 @@
           <w:szCs w:val="28"/>
           <w:lang w:eastAsia="ru-RU"/>
         </w:rPr>
-        <w:br w:type="page"/>
-      </w:r>
-      <w:r>
-        <w:rPr>
-          <w:rFonts w:eastAsia="Times New Roman" w:cs="Times New Roman"/>
-          <w:b/>
-          <w:bCs/>
-          <w:color w:val="000000"/>
-          <w:szCs w:val="28"/>
-          <w:lang w:eastAsia="ru-RU"/>
-        </w:rPr>
         <w:lastRenderedPageBreak/>
         <w:t>Задание 1.</w:t>
       </w:r>
@@ -1323,174 +1207,6 @@
           <w:lang w:eastAsia="ru-RU"/>
         </w:rPr>
       </w:pPr>
-      <w:r>
-        <w:rPr>
-          <w:rFonts w:eastAsia="Times New Roman" w:cs="Times New Roman"/>
-          <w:color w:val="000000"/>
-          <w:szCs w:val="28"/>
-          <w:lang w:eastAsia="ru-RU"/>
-        </w:rPr>
-        <w:t xml:space="preserve">Загрузите дистрибутив программного обеспечения с официального сайта </w:t>
-      </w:r>
-      <w:r>
-        <w:rPr>
-          <w:rFonts w:eastAsia="Times New Roman" w:cs="Times New Roman"/>
-          <w:color w:val="000000"/>
-          <w:szCs w:val="28"/>
-          <w:lang w:val="en-US" w:eastAsia="ru-RU"/>
-        </w:rPr>
-        <w:t>Orange</w:t>
-      </w:r>
-      <w:r>
-        <w:rPr>
-          <w:rFonts w:eastAsia="Times New Roman" w:cs="Times New Roman"/>
-          <w:color w:val="000000"/>
-          <w:szCs w:val="28"/>
-          <w:lang w:eastAsia="ru-RU"/>
-        </w:rPr>
-        <w:t xml:space="preserve"> </w:t>
-      </w:r>
-      <w:r>
-        <w:rPr>
-          <w:rFonts w:eastAsia="Times New Roman" w:cs="Times New Roman"/>
-          <w:color w:val="000000"/>
-          <w:szCs w:val="28"/>
-          <w:lang w:val="en-US" w:eastAsia="ru-RU"/>
-        </w:rPr>
-        <w:t>Data</w:t>
-      </w:r>
-      <w:r>
-        <w:rPr>
-          <w:rFonts w:eastAsia="Times New Roman" w:cs="Times New Roman"/>
-          <w:color w:val="000000"/>
-          <w:szCs w:val="28"/>
-          <w:lang w:eastAsia="ru-RU"/>
-        </w:rPr>
-        <w:t xml:space="preserve"> </w:t>
-      </w:r>
-      <w:r>
-        <w:rPr>
-          <w:rFonts w:eastAsia="Times New Roman" w:cs="Times New Roman"/>
-          <w:color w:val="000000"/>
-          <w:szCs w:val="28"/>
-          <w:lang w:val="en-US" w:eastAsia="ru-RU"/>
-        </w:rPr>
-        <w:t>Mining</w:t>
-      </w:r>
-      <w:r>
-        <w:rPr>
-          <w:rFonts w:eastAsia="Times New Roman" w:cs="Times New Roman"/>
-          <w:color w:val="000000"/>
-          <w:szCs w:val="28"/>
-          <w:lang w:eastAsia="ru-RU"/>
-        </w:rPr>
-        <w:t xml:space="preserve">: </w:t>
-      </w:r>
-      <w:hyperlink r:id="rId6" w:history="1">
-        <w:r>
-          <w:rPr>
-            <w:rStyle w:val="a4"/>
-            <w:rFonts w:eastAsia="Times New Roman" w:cs="Times New Roman"/>
-            <w:szCs w:val="28"/>
-            <w:lang w:val="en-US" w:eastAsia="ru-RU"/>
-          </w:rPr>
-          <w:t>https</w:t>
-        </w:r>
-        <w:r>
-          <w:rPr>
-            <w:rStyle w:val="a4"/>
-            <w:rFonts w:eastAsia="Times New Roman" w:cs="Times New Roman"/>
-            <w:szCs w:val="28"/>
-            <w:lang w:eastAsia="ru-RU"/>
-          </w:rPr>
-          <w:t>://</w:t>
-        </w:r>
-        <w:proofErr w:type="spellStart"/>
-        <w:r>
-          <w:rPr>
-            <w:rStyle w:val="a4"/>
-            <w:rFonts w:eastAsia="Times New Roman" w:cs="Times New Roman"/>
-            <w:szCs w:val="28"/>
-            <w:lang w:val="en-US" w:eastAsia="ru-RU"/>
-          </w:rPr>
-          <w:t>orangedatamining</w:t>
-        </w:r>
-        <w:proofErr w:type="spellEnd"/>
-        <w:r>
-          <w:rPr>
-            <w:rStyle w:val="a4"/>
-            <w:rFonts w:eastAsia="Times New Roman" w:cs="Times New Roman"/>
-            <w:szCs w:val="28"/>
-            <w:lang w:eastAsia="ru-RU"/>
-          </w:rPr>
-          <w:t>.</w:t>
-        </w:r>
-        <w:r>
-          <w:rPr>
-            <w:rStyle w:val="a4"/>
-            <w:rFonts w:eastAsia="Times New Roman" w:cs="Times New Roman"/>
-            <w:szCs w:val="28"/>
-            <w:lang w:val="en-US" w:eastAsia="ru-RU"/>
-          </w:rPr>
-          <w:t>com</w:t>
-        </w:r>
-        <w:r>
-          <w:rPr>
-            <w:rStyle w:val="a4"/>
-            <w:rFonts w:eastAsia="Times New Roman" w:cs="Times New Roman"/>
-            <w:szCs w:val="28"/>
-            <w:lang w:eastAsia="ru-RU"/>
-          </w:rPr>
-          <w:t>/</w:t>
-        </w:r>
-        <w:r>
-          <w:rPr>
-            <w:rStyle w:val="a4"/>
-            <w:rFonts w:eastAsia="Times New Roman" w:cs="Times New Roman"/>
-            <w:szCs w:val="28"/>
-            <w:lang w:val="en-US" w:eastAsia="ru-RU"/>
-          </w:rPr>
-          <w:t>download</w:t>
-        </w:r>
-        <w:r>
-          <w:rPr>
-            <w:rStyle w:val="a4"/>
-            <w:rFonts w:eastAsia="Times New Roman" w:cs="Times New Roman"/>
-            <w:szCs w:val="28"/>
-            <w:lang w:eastAsia="ru-RU"/>
-          </w:rPr>
-          <w:t>/</w:t>
-        </w:r>
-      </w:hyperlink>
-      <w:r>
-        <w:rPr>
-          <w:rFonts w:eastAsia="Times New Roman" w:cs="Times New Roman"/>
-          <w:color w:val="000000"/>
-          <w:szCs w:val="28"/>
-          <w:lang w:eastAsia="ru-RU"/>
-        </w:rPr>
-        <w:t xml:space="preserve">. Следуя инструкциям разработчиков, установите, настройте и запустите среду визуального программирования </w:t>
-      </w:r>
-      <w:proofErr w:type="spellStart"/>
-      <w:r>
-        <w:rPr>
-          <w:rFonts w:eastAsia="Times New Roman" w:cs="Times New Roman"/>
-          <w:color w:val="000000"/>
-          <w:szCs w:val="28"/>
-          <w:lang w:eastAsia="ru-RU"/>
-        </w:rPr>
-        <w:t>Orange</w:t>
-      </w:r>
-      <w:proofErr w:type="spellEnd"/>
-      <w:r>
-        <w:rPr>
-          <w:rFonts w:eastAsia="Times New Roman" w:cs="Times New Roman"/>
-          <w:color w:val="000000"/>
-          <w:szCs w:val="28"/>
-          <w:lang w:eastAsia="ru-RU"/>
-        </w:rPr>
-        <w:t xml:space="preserve"> 3.39.0.</w:t>
-      </w:r>
     </w:p>
     <w:p>
       <w:pPr>
@@ -1516,6 +1232,252 @@
             <wp:extent cx="5940425" cy="3166110"/>
             <wp:effectExtent l="0" t="0" r="3175" b="0"/>
             <wp:docPr id="1" name="Рисунок 1"/>
+            <wp:cNvGraphicFramePr>
+              <a:graphicFrameLocks xmlns:a="http://schemas.openxmlformats.org/drawingml/2006/main" noChangeAspect="1"/>
+            </wp:cNvGraphicFramePr>
+            <a:graphic xmlns:a="http://schemas.openxmlformats.org/drawingml/2006/main">
+              <a:graphicData uri="http://schemas.openxmlformats.org/drawingml/2006/picture">
+                <pic:pic xmlns:pic="http://schemas.openxmlformats.org/drawingml/2006/picture">
+                  <pic:nvPicPr>
+                    <pic:cNvPr id="1" name=""/>
+                    <pic:cNvPicPr/>
+                  </pic:nvPicPr>
+                  <pic:blipFill>
+                    <a:blip r:embed="rId6"/>
+                    <a:stretch>
+                      <a:fillRect/>
+                    </a:stretch>
+                  </pic:blipFill>
+                  <pic:spPr>
+                    <a:xfrm>
+                      <a:off x="0" y="0"/>
+                      <a:ext cx="5940425" cy="3166110"/>
+                    </a:xfrm>
+                    <a:prstGeom prst="rect">
+                      <a:avLst/>
+                    </a:prstGeom>
+                  </pic:spPr>
+                </pic:pic>
+              </a:graphicData>
+            </a:graphic>
+          </wp:inline>
+        </w:drawing>
+      </w:r>
+    </w:p>
+    <w:p>
+      <w:pPr>
+        <w:ind w:left="709"/>
+        <w:jc w:val="center"/>
+        <w:rPr>
+          <w:rFonts w:eastAsia="Times New Roman" w:cs="Times New Roman"/>
+          <w:color w:val="000000"/>
+          <w:szCs w:val="28"/>
+          <w:lang w:val="en-US" w:eastAsia="ru-RU"/>
+        </w:rPr>
+      </w:pPr>
+      <w:r>
+        <w:rPr>
+          <w:rFonts w:eastAsia="Times New Roman" w:cs="Times New Roman"/>
+          <w:color w:val="000000"/>
+          <w:szCs w:val="28"/>
+          <w:lang w:eastAsia="ru-RU"/>
+        </w:rPr>
+        <w:t>Рисунок</w:t>
+      </w:r>
+      <w:r>
+        <w:rPr>
+          <w:rFonts w:eastAsia="Times New Roman" w:cs="Times New Roman"/>
+          <w:color w:val="000000"/>
+          <w:szCs w:val="28"/>
+          <w:lang w:val="en-US" w:eastAsia="ru-RU"/>
+        </w:rPr>
+        <w:t xml:space="preserve"> 1 – </w:t>
+      </w:r>
+      <w:r>
+        <w:rPr>
+          <w:rFonts w:eastAsia="Times New Roman" w:cs="Times New Roman"/>
+          <w:color w:val="000000"/>
+          <w:szCs w:val="28"/>
+          <w:lang w:eastAsia="ru-RU"/>
+        </w:rPr>
+        <w:t>Главное</w:t>
+      </w:r>
+      <w:r>
+        <w:rPr>
+          <w:rFonts w:eastAsia="Times New Roman" w:cs="Times New Roman"/>
+          <w:color w:val="000000"/>
+          <w:szCs w:val="28"/>
+          <w:lang w:val="en-US" w:eastAsia="ru-RU"/>
+        </w:rPr>
+        <w:t xml:space="preserve"> </w:t>
+      </w:r>
+      <w:r>
+        <w:rPr>
+          <w:rFonts w:eastAsia="Times New Roman" w:cs="Times New Roman"/>
+          <w:color w:val="000000"/>
+          <w:szCs w:val="28"/>
+          <w:lang w:eastAsia="ru-RU"/>
+        </w:rPr>
+        <w:t>окно</w:t>
+      </w:r>
+      <w:r>
+        <w:rPr>
+          <w:rFonts w:eastAsia="Times New Roman" w:cs="Times New Roman"/>
+          <w:color w:val="000000"/>
+          <w:szCs w:val="28"/>
+          <w:lang w:val="en-US" w:eastAsia="ru-RU"/>
+        </w:rPr>
+        <w:t xml:space="preserve"> «</w:t>
+      </w:r>
+      <w:r>
+        <w:rPr>
+          <w:rFonts w:eastAsia="Times New Roman" w:cs="Times New Roman"/>
+          <w:color w:val="000000"/>
+          <w:szCs w:val="28"/>
+          <w:lang w:val="en-US" w:eastAsia="ru-RU"/>
+        </w:rPr>
+        <w:t>Orange</w:t>
+      </w:r>
+      <w:r>
+        <w:rPr>
+          <w:rFonts w:eastAsia="Times New Roman" w:cs="Times New Roman"/>
+          <w:color w:val="000000"/>
+          <w:szCs w:val="28"/>
+          <w:lang w:val="en-US" w:eastAsia="ru-RU"/>
+        </w:rPr>
+        <w:t xml:space="preserve"> </w:t>
+      </w:r>
+      <w:r>
+        <w:rPr>
+          <w:rFonts w:eastAsia="Times New Roman" w:cs="Times New Roman"/>
+          <w:color w:val="000000"/>
+          <w:szCs w:val="28"/>
+          <w:lang w:val="en-US" w:eastAsia="ru-RU"/>
+        </w:rPr>
+        <w:t>Data</w:t>
+      </w:r>
+      <w:r>
+        <w:rPr>
+          <w:rFonts w:eastAsia="Times New Roman" w:cs="Times New Roman"/>
+          <w:color w:val="000000"/>
+          <w:szCs w:val="28"/>
+          <w:lang w:val="en-US" w:eastAsia="ru-RU"/>
+        </w:rPr>
+        <w:t xml:space="preserve"> </w:t>
+      </w:r>
+      <w:r>
+        <w:rPr>
+          <w:rFonts w:eastAsia="Times New Roman" w:cs="Times New Roman"/>
+          <w:color w:val="000000"/>
+          <w:szCs w:val="28"/>
+          <w:lang w:val="en-US" w:eastAsia="ru-RU"/>
+        </w:rPr>
+        <w:t>Mining</w:t>
+      </w:r>
+      <w:r>
+        <w:rPr>
+          <w:rFonts w:eastAsia="Times New Roman" w:cs="Times New Roman"/>
+          <w:color w:val="000000"/>
+          <w:szCs w:val="28"/>
+          <w:lang w:val="en-US" w:eastAsia="ru-RU"/>
+        </w:rPr>
+        <w:t>»</w:t>
+      </w:r>
+    </w:p>
+    <w:p>
+      <w:pPr>
+        <w:ind w:left="709"/>
+        <w:jc w:val="both"/>
+        <w:rPr>
+          <w:rFonts w:eastAsia="Times New Roman" w:cs="Times New Roman"/>
+          <w:color w:val="000000"/>
+          <w:szCs w:val="28"/>
+          <w:lang w:val="en-US" w:eastAsia="ru-RU"/>
+        </w:rPr>
+      </w:pPr>
+    </w:p>
+    <w:p>
+      <w:pPr>
+        <w:ind w:left="709"/>
+        <w:jc w:val="both"/>
+        <w:rPr>
+          <w:rFonts w:eastAsia="Times New Roman" w:cs="Times New Roman"/>
+          <w:b/>
+          <w:bCs/>
+          <w:color w:val="000000"/>
+          <w:szCs w:val="28"/>
+          <w:lang w:eastAsia="ru-RU"/>
+        </w:rPr>
+      </w:pPr>
+      <w:r>
+        <w:rPr>
+          <w:rFonts w:eastAsia="Times New Roman" w:cs="Times New Roman"/>
+          <w:b/>
+          <w:bCs/>
+          <w:color w:val="000000"/>
+          <w:szCs w:val="28"/>
+          <w:lang w:eastAsia="ru-RU"/>
+        </w:rPr>
+        <w:t>Задание 2.</w:t>
+      </w:r>
+      <w:r>
+        <w:rPr>
+          <w:rFonts w:eastAsia="Times New Roman" w:cs="Times New Roman"/>
+          <w:b/>
+          <w:bCs/>
+          <w:color w:val="000000"/>
+          <w:szCs w:val="28"/>
+          <w:lang w:eastAsia="ru-RU"/>
+        </w:rPr>
+        <w:t xml:space="preserve"> </w:t>
+      </w:r>
+      <w:r>
+        <w:rPr>
+          <w:rFonts w:eastAsia="Times New Roman" w:cs="Times New Roman"/>
+          <w:b/>
+          <w:bCs/>
+          <w:color w:val="000000"/>
+          <w:szCs w:val="28"/>
+          <w:lang w:eastAsia="ru-RU"/>
+        </w:rPr>
+        <w:t>Исходные данные</w:t>
+      </w:r>
+      <w:r>
+        <w:rPr>
+          <w:rFonts w:eastAsia="Times New Roman" w:cs="Times New Roman"/>
+          <w:b/>
+          <w:bCs/>
+          <w:color w:val="000000"/>
+          <w:szCs w:val="28"/>
+          <w:lang w:eastAsia="ru-RU"/>
+        </w:rPr>
+        <w:t>.</w:t>
+      </w:r>
+    </w:p>
+    <w:p>
+      <w:pPr>
+        <w:ind w:left="709"/>
+        <w:jc w:val="center"/>
+        <w:rPr>
+          <w:rFonts w:eastAsia="Times New Roman" w:cs="Times New Roman"/>
+          <w:color w:val="000000"/>
+          <w:szCs w:val="28"/>
+          <w:lang w:eastAsia="ru-RU"/>
+        </w:rPr>
+      </w:pPr>
+      <w:r>
+        <w:rPr>
+          <w:rFonts w:eastAsia="Times New Roman" w:cs="Times New Roman"/>
+          <w:noProof/>
+          <w:color w:val="000000"/>
+          <w:szCs w:val="28"/>
+          <w:lang w:eastAsia="ru-RU"/>
+        </w:rPr>
+        <w:drawing>
+          <wp:inline distT="0" distB="0" distL="0" distR="0" wp14:anchorId="5A6FF3F1" wp14:editId="4142E713">
+            <wp:extent cx="5940425" cy="3200400"/>
+            <wp:effectExtent l="0" t="0" r="3175" b="0"/>
+            <wp:docPr id="7" name="Рисунок 7"/>
             <wp:cNvGraphicFramePr>
               <a:graphicFrameLocks xmlns:a="http://schemas.openxmlformats.org/drawingml/2006/main" noChangeAspect="1"/>
             </wp:cNvGraphicFramePr>
@@ -1535,7 +1497,7 @@
                   <pic:spPr>
                     <a:xfrm>
                       <a:off x="0" y="0"/>
-                      <a:ext cx="5940425" cy="3166110"/>
+                      <a:ext cx="5940425" cy="3200400"/>
                     </a:xfrm>
                     <a:prstGeom prst="rect">
                       <a:avLst/>
@@ -1556,7 +1518,7 @@
           <w:rFonts w:eastAsia="Times New Roman" w:cs="Times New Roman"/>
           <w:color w:val="000000"/>
           <w:szCs w:val="28"/>
-          <w:lang w:val="en-US" w:eastAsia="ru-RU"/>
+          <w:lang w:eastAsia="ru-RU"/>
         </w:rPr>
       </w:pPr>
       <w:r>
@@ -1573,110 +1535,29 @@
           <w:rFonts w:eastAsia="Times New Roman" w:cs="Times New Roman"/>
           <w:color w:val="000000"/>
           <w:szCs w:val="28"/>
-          <w:lang w:val="en-US" w:eastAsia="ru-RU"/>
-        </w:rPr>
-        <w:t xml:space="preserve"> 1 – </w:t>
-      </w:r>
-      <w:r>
-        <w:rPr>
-          <w:rFonts w:eastAsia="Times New Roman" w:cs="Times New Roman"/>
-          <w:color w:val="000000"/>
-          <w:szCs w:val="28"/>
-          <w:lang w:eastAsia="ru-RU"/>
-        </w:rPr>
-        <w:t>Главное</w:t>
-      </w:r>
-      <w:r>
-        <w:rPr>
-          <w:rFonts w:eastAsia="Times New Roman" w:cs="Times New Roman"/>
-          <w:color w:val="000000"/>
-          <w:szCs w:val="28"/>
-          <w:lang w:val="en-US" w:eastAsia="ru-RU"/>
-        </w:rPr>
-        <w:t xml:space="preserve"> </w:t>
-      </w:r>
-      <w:r>
-        <w:rPr>
-          <w:rFonts w:eastAsia="Times New Roman" w:cs="Times New Roman"/>
-          <w:color w:val="000000"/>
-          <w:szCs w:val="28"/>
-          <w:lang w:eastAsia="ru-RU"/>
-        </w:rPr>
-        <w:t>окно</w:t>
-      </w:r>
-      <w:r>
-        <w:rPr>
-          <w:rFonts w:eastAsia="Times New Roman" w:cs="Times New Roman"/>
-          <w:color w:val="000000"/>
-          <w:szCs w:val="28"/>
-          <w:lang w:val="en-US" w:eastAsia="ru-RU"/>
-        </w:rPr>
-        <w:t xml:space="preserve"> «</w:t>
-      </w:r>
-      <w:r>
-        <w:rPr>
-          <w:rFonts w:eastAsia="Times New Roman" w:cs="Times New Roman"/>
-          <w:color w:val="000000"/>
-          <w:szCs w:val="28"/>
-          <w:lang w:val="en-US" w:eastAsia="ru-RU"/>
-        </w:rPr>
-        <w:t>Orange</w:t>
-      </w:r>
-      <w:r>
-        <w:rPr>
-          <w:rFonts w:eastAsia="Times New Roman" w:cs="Times New Roman"/>
-          <w:color w:val="000000"/>
-          <w:szCs w:val="28"/>
-          <w:lang w:val="en-US" w:eastAsia="ru-RU"/>
-        </w:rPr>
-        <w:t xml:space="preserve"> </w:t>
-      </w:r>
-      <w:r>
-        <w:rPr>
-          <w:rFonts w:eastAsia="Times New Roman" w:cs="Times New Roman"/>
-          <w:color w:val="000000"/>
-          <w:szCs w:val="28"/>
-          <w:lang w:val="en-US" w:eastAsia="ru-RU"/>
-        </w:rPr>
-        <w:t>Data</w:t>
-      </w:r>
-      <w:r>
-        <w:rPr>
-          <w:rFonts w:eastAsia="Times New Roman" w:cs="Times New Roman"/>
-          <w:color w:val="000000"/>
-          <w:szCs w:val="28"/>
-          <w:lang w:val="en-US" w:eastAsia="ru-RU"/>
-        </w:rPr>
-        <w:t xml:space="preserve"> </w:t>
-      </w:r>
-      <w:r>
-        <w:rPr>
-          <w:rFonts w:eastAsia="Times New Roman" w:cs="Times New Roman"/>
-          <w:color w:val="000000"/>
-          <w:szCs w:val="28"/>
-          <w:lang w:val="en-US" w:eastAsia="ru-RU"/>
-        </w:rPr>
-        <w:t>Mining</w:t>
-      </w:r>
-      <w:r>
-        <w:rPr>
-          <w:rFonts w:eastAsia="Times New Roman" w:cs="Times New Roman"/>
-          <w:color w:val="000000"/>
-          <w:szCs w:val="28"/>
-          <w:lang w:val="en-US" w:eastAsia="ru-RU"/>
-        </w:rPr>
-        <w:t>»</w:t>
-      </w:r>
-    </w:p>
-    <w:p>
-      <w:pPr>
-        <w:ind w:left="709"/>
-        <w:jc w:val="both"/>
-        <w:rPr>
-          <w:rFonts w:eastAsia="Times New Roman" w:cs="Times New Roman"/>
-          <w:color w:val="000000"/>
-          <w:szCs w:val="28"/>
-          <w:lang w:val="en-US" w:eastAsia="ru-RU"/>
+          <w:lang w:eastAsia="ru-RU"/>
+        </w:rPr>
+        <w:t xml:space="preserve"> 2 – </w:t>
+      </w:r>
+      <w:r>
+        <w:rPr>
+          <w:rFonts w:eastAsia="Times New Roman" w:cs="Times New Roman"/>
+          <w:color w:val="000000"/>
+          <w:szCs w:val="28"/>
+          <w:lang w:eastAsia="ru-RU"/>
+        </w:rPr>
+        <w:t>Набор табличных данных</w:t>
+      </w:r>
+    </w:p>
+    <w:p>
+      <w:pPr>
+        <w:ind w:left="709"/>
+        <w:jc w:val="center"/>
+        <w:rPr>
+          <w:rFonts w:eastAsia="Times New Roman" w:cs="Times New Roman"/>
+          <w:color w:val="000000"/>
+          <w:szCs w:val="28"/>
+          <w:lang w:eastAsia="ru-RU"/>
         </w:rPr>
       </w:pPr>
     </w:p>
@@ -1702,7 +1583,7 @@
           <w:szCs w:val="28"/>
           <w:lang w:eastAsia="ru-RU"/>
         </w:rPr>
-        <w:t>Задание 2.</w:t>
+        <w:t>Задание</w:t>
       </w:r>
       <w:r>
         <w:rPr>
@@ -1713,7 +1594,7 @@
           <w:szCs w:val="28"/>
           <w:lang w:eastAsia="ru-RU"/>
         </w:rPr>
-        <w:t xml:space="preserve"> </w:t>
+        <w:t xml:space="preserve"> 3. </w:t>
       </w:r>
       <w:r>
         <w:rPr>
@@ -1724,18 +1605,7 @@
           <w:szCs w:val="28"/>
           <w:lang w:eastAsia="ru-RU"/>
         </w:rPr>
-        <w:t>Исходные данные</w:t>
-      </w:r>
-      <w:r>
-        <w:rPr>
-          <w:rFonts w:eastAsia="Times New Roman" w:cs="Times New Roman"/>
-          <w:b/>
-          <w:bCs/>
-          <w:color w:val="000000"/>
-          <w:szCs w:val="28"/>
-          <w:lang w:eastAsia="ru-RU"/>
-        </w:rPr>
-        <w:t>.</w:t>
+        <w:t>Загрузка и первичный анализ данных</w:t>
       </w:r>
     </w:p>
     <w:p>
@@ -1757,11 +1627,12 @@
           <w:szCs w:val="28"/>
           <w:lang w:eastAsia="ru-RU"/>
         </w:rPr>
+        <w:lastRenderedPageBreak/>
         <w:drawing>
-          <wp:inline distT="0" distB="0" distL="0" distR="0" wp14:anchorId="701100F9" wp14:editId="031F8B7D">
-            <wp:extent cx="5940425" cy="3200400"/>
-            <wp:effectExtent l="0" t="0" r="3175" b="0"/>
-            <wp:docPr id="2" name="Рисунок 2"/>
+          <wp:inline distT="0" distB="0" distL="0" distR="0" wp14:anchorId="1707E35B" wp14:editId="0B2DB209">
+            <wp:extent cx="3924888" cy="4241203"/>
+            <wp:effectExtent l="0" t="0" r="0" b="6985"/>
+            <wp:docPr id="12" name="Рисунок 12"/>
             <wp:cNvGraphicFramePr>
               <a:graphicFrameLocks xmlns:a="http://schemas.openxmlformats.org/drawingml/2006/main" noChangeAspect="1"/>
             </wp:cNvGraphicFramePr>
@@ -1781,7 +1652,7 @@
                   <pic:spPr>
                     <a:xfrm>
                       <a:off x="0" y="0"/>
-                      <a:ext cx="5940425" cy="3200400"/>
+                      <a:ext cx="3936021" cy="4253233"/>
                     </a:xfrm>
                     <a:prstGeom prst="rect">
                       <a:avLst/>
@@ -1819,87 +1690,61 @@
           <w:rFonts w:eastAsia="Times New Roman" w:cs="Times New Roman"/>
           <w:color w:val="000000"/>
           <w:szCs w:val="28"/>
-          <w:lang w:eastAsia="ru-RU"/>
-        </w:rPr>
-        <w:t xml:space="preserve"> 2 – </w:t>
-      </w:r>
-      <w:r>
-        <w:rPr>
-          <w:rFonts w:eastAsia="Times New Roman" w:cs="Times New Roman"/>
-          <w:color w:val="000000"/>
-          <w:szCs w:val="28"/>
-          <w:lang w:eastAsia="ru-RU"/>
-        </w:rPr>
-        <w:t>Информация об онлайн-</w:t>
-      </w:r>
-      <w:r>
-        <w:rPr>
-          <w:rFonts w:eastAsia="Times New Roman" w:cs="Times New Roman"/>
-          <w:color w:val="000000"/>
-          <w:szCs w:val="28"/>
-          <w:lang w:eastAsia="ru-RU"/>
-        </w:rPr>
-        <w:t>продажах</w:t>
-      </w:r>
-    </w:p>
-    <w:p>
-      <w:pPr>
-        <w:ind w:left="709"/>
-        <w:jc w:val="center"/>
-        <w:rPr>
-          <w:rFonts w:eastAsia="Times New Roman" w:cs="Times New Roman"/>
-          <w:color w:val="000000"/>
-          <w:szCs w:val="28"/>
-          <w:lang w:eastAsia="ru-RU"/>
-        </w:rPr>
-      </w:pPr>
-    </w:p>
-    <w:p>
-      <w:pPr>
-        <w:ind w:left="709"/>
-        <w:jc w:val="both"/>
-        <w:rPr>
-          <w:rFonts w:eastAsia="Times New Roman" w:cs="Times New Roman"/>
-          <w:b/>
-          <w:bCs/>
-          <w:color w:val="000000"/>
-          <w:szCs w:val="28"/>
-          <w:lang w:eastAsia="ru-RU"/>
-        </w:rPr>
-      </w:pPr>
-      <w:r>
-        <w:rPr>
-          <w:rFonts w:eastAsia="Times New Roman" w:cs="Times New Roman"/>
-          <w:b/>
-          <w:bCs/>
-          <w:color w:val="000000"/>
-          <w:szCs w:val="28"/>
-          <w:lang w:eastAsia="ru-RU"/>
-        </w:rPr>
-        <w:t>Задание</w:t>
-      </w:r>
-      <w:r>
-        <w:rPr>
-          <w:rFonts w:eastAsia="Times New Roman" w:cs="Times New Roman"/>
-          <w:b/>
-          <w:bCs/>
-          <w:color w:val="000000"/>
-          <w:szCs w:val="28"/>
-          <w:lang w:eastAsia="ru-RU"/>
-        </w:rPr>
-        <w:t xml:space="preserve"> 3. </w:t>
-      </w:r>
-      <w:r>
-        <w:rPr>
-          <w:rFonts w:eastAsia="Times New Roman" w:cs="Times New Roman"/>
-          <w:b/>
-          <w:bCs/>
-          <w:color w:val="000000"/>
-          <w:szCs w:val="28"/>
-          <w:lang w:eastAsia="ru-RU"/>
-        </w:rPr>
-        <w:t>Загрузка и первичный анализ данных</w:t>
-      </w:r>
+          <w:lang w:val="en-US" w:eastAsia="ru-RU"/>
+        </w:rPr>
+        <w:t xml:space="preserve"> </w:t>
+      </w:r>
+      <w:r>
+        <w:rPr>
+          <w:rFonts w:eastAsia="Times New Roman" w:cs="Times New Roman"/>
+          <w:color w:val="000000"/>
+          <w:szCs w:val="28"/>
+          <w:lang w:val="en-US" w:eastAsia="ru-RU"/>
+        </w:rPr>
+        <w:t>3</w:t>
+      </w:r>
+      <w:r>
+        <w:rPr>
+          <w:rFonts w:eastAsia="Times New Roman" w:cs="Times New Roman"/>
+          <w:color w:val="000000"/>
+          <w:szCs w:val="28"/>
+          <w:lang w:val="en-US" w:eastAsia="ru-RU"/>
+        </w:rPr>
+        <w:t xml:space="preserve"> – </w:t>
+      </w:r>
+      <w:r>
+        <w:rPr>
+          <w:rFonts w:eastAsia="Times New Roman" w:cs="Times New Roman"/>
+          <w:color w:val="000000"/>
+          <w:szCs w:val="28"/>
+          <w:lang w:eastAsia="ru-RU"/>
+        </w:rPr>
+        <w:t>Загрузка данных</w:t>
+      </w:r>
+    </w:p>
+    <w:p>
+      <w:pPr>
+        <w:ind w:left="709"/>
+        <w:jc w:val="center"/>
+        <w:rPr>
+          <w:rFonts w:eastAsia="Times New Roman" w:cs="Times New Roman"/>
+          <w:color w:val="000000"/>
+          <w:szCs w:val="28"/>
+          <w:lang w:eastAsia="ru-RU"/>
+        </w:rPr>
+      </w:pPr>
+    </w:p>
+    <w:p>
+      <w:pPr>
+        <w:ind w:left="709"/>
+        <w:jc w:val="center"/>
+        <w:rPr>
+          <w:rFonts w:eastAsia="Times New Roman" w:cs="Times New Roman"/>
+          <w:color w:val="000000"/>
+          <w:szCs w:val="28"/>
+          <w:lang w:val="en-US" w:eastAsia="ru-RU"/>
+        </w:rPr>
+      </w:pPr>
     </w:p>
     <w:p>
       <w:pPr>
@@ -1918,14 +1763,13 @@
           <w:noProof/>
           <w:color w:val="000000"/>
           <w:szCs w:val="28"/>
-          <w:lang w:eastAsia="ru-RU"/>
-        </w:rPr>
-        <w:lastRenderedPageBreak/>
+          <w:lang w:val="en-US" w:eastAsia="ru-RU"/>
+        </w:rPr>
         <w:drawing>
-          <wp:inline distT="0" distB="0" distL="0" distR="0" wp14:anchorId="0522B9E5" wp14:editId="04FA3FAD">
-            <wp:extent cx="3200400" cy="3644733"/>
-            <wp:effectExtent l="0" t="0" r="0" b="0"/>
-            <wp:docPr id="3" name="Рисунок 3"/>
+          <wp:inline distT="0" distB="0" distL="0" distR="0" wp14:anchorId="54C2F3D2" wp14:editId="23270F0E">
+            <wp:extent cx="5940425" cy="3166110"/>
+            <wp:effectExtent l="0" t="0" r="3175" b="0"/>
+            <wp:docPr id="13" name="Рисунок 13"/>
             <wp:cNvGraphicFramePr>
               <a:graphicFrameLocks xmlns:a="http://schemas.openxmlformats.org/drawingml/2006/main" noChangeAspect="1"/>
             </wp:cNvGraphicFramePr>
@@ -1945,7 +1789,7 @@
                   <pic:spPr>
                     <a:xfrm>
                       <a:off x="0" y="0"/>
-                      <a:ext cx="3215379" cy="3661792"/>
+                      <a:ext cx="5940425" cy="3166110"/>
                     </a:xfrm>
                     <a:prstGeom prst="rect">
                       <a:avLst/>
@@ -1983,71 +1827,66 @@
           <w:rFonts w:eastAsia="Times New Roman" w:cs="Times New Roman"/>
           <w:color w:val="000000"/>
           <w:szCs w:val="28"/>
-          <w:lang w:val="en-US" w:eastAsia="ru-RU"/>
-        </w:rPr>
-        <w:t xml:space="preserve"> </w:t>
-      </w:r>
-      <w:r>
-        <w:rPr>
-          <w:rFonts w:eastAsia="Times New Roman" w:cs="Times New Roman"/>
-          <w:color w:val="000000"/>
-          <w:szCs w:val="28"/>
-          <w:lang w:val="en-US" w:eastAsia="ru-RU"/>
-        </w:rPr>
-        <w:t>3</w:t>
-      </w:r>
-      <w:r>
-        <w:rPr>
-          <w:rFonts w:eastAsia="Times New Roman" w:cs="Times New Roman"/>
-          <w:color w:val="000000"/>
-          <w:szCs w:val="28"/>
-          <w:lang w:val="en-US" w:eastAsia="ru-RU"/>
-        </w:rPr>
-        <w:t xml:space="preserve"> – </w:t>
-      </w:r>
-      <w:r>
-        <w:rPr>
-          <w:rFonts w:eastAsia="Times New Roman" w:cs="Times New Roman"/>
-          <w:color w:val="000000"/>
-          <w:szCs w:val="28"/>
-          <w:lang w:eastAsia="ru-RU"/>
-        </w:rPr>
-        <w:t>Загрузка данных</w:t>
-      </w:r>
-    </w:p>
-    <w:p>
-      <w:pPr>
-        <w:ind w:left="709"/>
-        <w:jc w:val="center"/>
-        <w:rPr>
-          <w:rFonts w:eastAsia="Times New Roman" w:cs="Times New Roman"/>
-          <w:color w:val="000000"/>
-          <w:szCs w:val="28"/>
-          <w:lang w:eastAsia="ru-RU"/>
-        </w:rPr>
-      </w:pPr>
-    </w:p>
-    <w:p>
-      <w:pPr>
-        <w:ind w:left="709"/>
-        <w:jc w:val="center"/>
-        <w:rPr>
-          <w:rFonts w:eastAsia="Times New Roman" w:cs="Times New Roman"/>
-          <w:color w:val="000000"/>
-          <w:szCs w:val="28"/>
-          <w:lang w:val="en-US" w:eastAsia="ru-RU"/>
-        </w:rPr>
-      </w:pPr>
-    </w:p>
-    <w:p>
-      <w:pPr>
-        <w:ind w:left="709"/>
-        <w:jc w:val="center"/>
-        <w:rPr>
-          <w:rFonts w:eastAsia="Times New Roman" w:cs="Times New Roman"/>
-          <w:color w:val="000000"/>
-          <w:szCs w:val="28"/>
-          <w:lang w:val="en-US" w:eastAsia="ru-RU"/>
+          <w:lang w:eastAsia="ru-RU"/>
+        </w:rPr>
+        <w:t xml:space="preserve"> 4 – </w:t>
+      </w:r>
+      <w:r>
+        <w:rPr>
+          <w:rFonts w:eastAsia="Times New Roman" w:cs="Times New Roman"/>
+          <w:color w:val="000000"/>
+          <w:szCs w:val="28"/>
+          <w:lang w:val="en-US" w:eastAsia="ru-RU"/>
+        </w:rPr>
+        <w:t>Workflow</w:t>
+      </w:r>
+    </w:p>
+    <w:p>
+      <w:pPr>
+        <w:ind w:left="709"/>
+        <w:jc w:val="both"/>
+        <w:rPr>
+          <w:rFonts w:eastAsia="Times New Roman" w:cs="Times New Roman"/>
+          <w:color w:val="000000"/>
+          <w:szCs w:val="28"/>
+          <w:lang w:eastAsia="ru-RU"/>
+        </w:rPr>
+      </w:pPr>
+    </w:p>
+    <w:p>
+      <w:pPr>
+        <w:ind w:left="709"/>
+        <w:jc w:val="both"/>
+        <w:rPr>
+          <w:rFonts w:eastAsia="Times New Roman" w:cs="Times New Roman"/>
+          <w:b/>
+          <w:bCs/>
+          <w:color w:val="000000"/>
+          <w:szCs w:val="28"/>
+          <w:lang w:eastAsia="ru-RU"/>
+        </w:rPr>
+      </w:pPr>
+      <w:r>
+        <w:rPr>
+          <w:rFonts w:eastAsia="Times New Roman" w:cs="Times New Roman"/>
+          <w:b/>
+          <w:bCs/>
+          <w:color w:val="000000"/>
+          <w:szCs w:val="28"/>
+          <w:lang w:eastAsia="ru-RU"/>
+        </w:rPr>
+        <w:t>Задание 4. Обнаружение и анализ проблем качества данных</w:t>
+      </w:r>
+    </w:p>
+    <w:p>
+      <w:pPr>
+        <w:ind w:left="709"/>
+        <w:jc w:val="center"/>
+        <w:rPr>
+          <w:rFonts w:eastAsia="Times New Roman" w:cs="Times New Roman"/>
+          <w:color w:val="000000"/>
+          <w:szCs w:val="28"/>
+          <w:lang w:eastAsia="ru-RU"/>
         </w:rPr>
       </w:pPr>
       <w:r>
@@ -2056,13 +1895,14 @@
           <w:noProof/>
           <w:color w:val="000000"/>
           <w:szCs w:val="28"/>
-          <w:lang w:val="en-US" w:eastAsia="ru-RU"/>
-        </w:rPr>
+          <w:lang w:eastAsia="ru-RU"/>
+        </w:rPr>
+        <w:lastRenderedPageBreak/>
         <w:drawing>
-          <wp:inline distT="0" distB="0" distL="0" distR="0" wp14:anchorId="47E99BE2" wp14:editId="1E871B10">
-            <wp:extent cx="5144135" cy="2733675"/>
-            <wp:effectExtent l="0" t="0" r="0" b="9525"/>
-            <wp:docPr id="4" name="Рисунок 4"/>
+          <wp:inline distT="0" distB="0" distL="0" distR="0" wp14:anchorId="3862776B" wp14:editId="348C2534">
+            <wp:extent cx="2314898" cy="2343477"/>
+            <wp:effectExtent l="0" t="0" r="9525" b="0"/>
+            <wp:docPr id="14" name="Рисунок 14"/>
             <wp:cNvGraphicFramePr>
               <a:graphicFrameLocks xmlns:a="http://schemas.openxmlformats.org/drawingml/2006/main" noChangeAspect="1"/>
             </wp:cNvGraphicFramePr>
@@ -2073,27 +1913,20 @@
                     <pic:cNvPr id="1" name=""/>
                     <pic:cNvPicPr/>
                   </pic:nvPicPr>
-                  <pic:blipFill rotWithShape="1">
+                  <pic:blipFill>
                     <a:blip r:embed="rId10"/>
-                    <a:srcRect b="5487"/>
-                    <a:stretch/>
+                    <a:stretch>
+                      <a:fillRect/>
+                    </a:stretch>
                   </pic:blipFill>
-                  <pic:spPr bwMode="auto">
+                  <pic:spPr>
                     <a:xfrm>
                       <a:off x="0" y="0"/>
-                      <a:ext cx="5159057" cy="2741605"/>
+                      <a:ext cx="2314898" cy="2343477"/>
                     </a:xfrm>
                     <a:prstGeom prst="rect">
                       <a:avLst/>
                     </a:prstGeom>
-                    <a:ln>
-                      <a:noFill/>
-                    </a:ln>
-                    <a:extLst>
-                      <a:ext uri="{53640926-AAD7-44D8-BBD7-CCE9431645EC}">
-                        <a14:shadowObscured xmlns:a14="http://schemas.microsoft.com/office/drawing/2010/main"/>
-                      </a:ext>
-                    </a:extLst>
                   </pic:spPr>
                 </pic:pic>
               </a:graphicData>
@@ -2120,30 +1953,51 @@
           <w:szCs w:val="28"/>
           <w:lang w:eastAsia="ru-RU"/>
         </w:rPr>
-        <w:t>Рисунок</w:t>
-      </w:r>
-      <w:r>
-        <w:rPr>
-          <w:rFonts w:eastAsia="Times New Roman" w:cs="Times New Roman"/>
-          <w:color w:val="000000"/>
-          <w:szCs w:val="28"/>
-          <w:lang w:eastAsia="ru-RU"/>
-        </w:rPr>
-        <w:t xml:space="preserve"> 4 – </w:t>
-      </w:r>
-      <w:r>
-        <w:rPr>
-          <w:rFonts w:eastAsia="Times New Roman" w:cs="Times New Roman"/>
-          <w:color w:val="000000"/>
-          <w:szCs w:val="28"/>
-          <w:lang w:val="en-US" w:eastAsia="ru-RU"/>
-        </w:rPr>
-        <w:t>Workflow</w:t>
-      </w:r>
-    </w:p>
-    <w:p>
-      <w:pPr>
-        <w:ind w:left="709"/>
+        <w:t xml:space="preserve">Рисунок 5 – </w:t>
+      </w:r>
+      <w:r>
+        <w:rPr>
+          <w:rFonts w:eastAsia="Times New Roman" w:cs="Times New Roman"/>
+          <w:color w:val="000000"/>
+          <w:szCs w:val="28"/>
+          <w:lang w:val="en-US" w:eastAsia="ru-RU"/>
+        </w:rPr>
+        <w:t>Data</w:t>
+      </w:r>
+      <w:r>
+        <w:rPr>
+          <w:rFonts w:eastAsia="Times New Roman" w:cs="Times New Roman"/>
+          <w:color w:val="000000"/>
+          <w:szCs w:val="28"/>
+          <w:lang w:eastAsia="ru-RU"/>
+        </w:rPr>
+        <w:t xml:space="preserve"> </w:t>
+      </w:r>
+      <w:r>
+        <w:rPr>
+          <w:rFonts w:eastAsia="Times New Roman" w:cs="Times New Roman"/>
+          <w:color w:val="000000"/>
+          <w:szCs w:val="28"/>
+          <w:lang w:val="en-US" w:eastAsia="ru-RU"/>
+        </w:rPr>
+        <w:t>Info</w:t>
+      </w:r>
+    </w:p>
+    <w:p>
+      <w:pPr>
+        <w:ind w:left="709"/>
+        <w:jc w:val="center"/>
+        <w:rPr>
+          <w:rFonts w:eastAsia="Times New Roman" w:cs="Times New Roman"/>
+          <w:color w:val="000000"/>
+          <w:szCs w:val="28"/>
+          <w:lang w:eastAsia="ru-RU"/>
+        </w:rPr>
+      </w:pPr>
+    </w:p>
+    <w:p>
+      <w:pPr>
+        <w:ind w:firstLine="709"/>
         <w:jc w:val="both"/>
         <w:rPr>
           <w:rFonts w:eastAsia="Times New Roman" w:cs="Times New Roman"/>
@@ -2152,60 +2006,14 @@
           <w:lang w:eastAsia="ru-RU"/>
         </w:rPr>
       </w:pPr>
-    </w:p>
-    <w:p>
-      <w:pPr>
-        <w:ind w:left="709"/>
-        <w:jc w:val="both"/>
-        <w:rPr>
-          <w:rFonts w:eastAsia="Times New Roman" w:cs="Times New Roman"/>
-          <w:b/>
-          <w:bCs/>
-          <w:color w:val="000000"/>
-          <w:szCs w:val="28"/>
-          <w:lang w:eastAsia="ru-RU"/>
-        </w:rPr>
-      </w:pPr>
-      <w:r>
-        <w:rPr>
-          <w:rFonts w:eastAsia="Times New Roman" w:cs="Times New Roman"/>
-          <w:b/>
-          <w:bCs/>
-          <w:color w:val="000000"/>
-          <w:szCs w:val="28"/>
-          <w:lang w:eastAsia="ru-RU"/>
-        </w:rPr>
-        <w:t>Задание 4. Обнаружение и анализ проблем качества данных</w:t>
-      </w:r>
-    </w:p>
-    <w:p>
-      <w:pPr>
-        <w:ind w:left="709"/>
-        <w:jc w:val="both"/>
-        <w:rPr>
-          <w:rFonts w:eastAsia="Times New Roman" w:cs="Times New Roman"/>
-          <w:color w:val="000000"/>
-          <w:szCs w:val="28"/>
-          <w:lang w:eastAsia="ru-RU"/>
-        </w:rPr>
-      </w:pPr>
-      <w:r>
-        <w:rPr>
-          <w:rFonts w:eastAsia="Times New Roman" w:cs="Times New Roman"/>
-          <w:color w:val="000000"/>
-          <w:szCs w:val="28"/>
-          <w:lang w:eastAsia="ru-RU"/>
-        </w:rPr>
-        <w:t>На рисунк</w:t>
-      </w:r>
-      <w:r>
-        <w:rPr>
-          <w:rFonts w:eastAsia="Times New Roman" w:cs="Times New Roman"/>
-          <w:color w:val="000000"/>
-          <w:szCs w:val="28"/>
-          <w:lang w:eastAsia="ru-RU"/>
-        </w:rPr>
-        <w:t>е</w:t>
+      <w:r>
+        <w:rPr>
+          <w:rFonts w:eastAsia="Times New Roman" w:cs="Times New Roman"/>
+          <w:color w:val="000000"/>
+          <w:szCs w:val="28"/>
+          <w:lang w:eastAsia="ru-RU"/>
+        </w:rPr>
+        <w:t>С</w:t>
       </w:r>
       <w:r>
         <w:rPr>
@@ -2223,7 +2031,16 @@
           <w:szCs w:val="28"/>
           <w:lang w:eastAsia="ru-RU"/>
         </w:rPr>
-        <w:t>5</w:t>
+        <w:t xml:space="preserve">помощью виджета </w:t>
+      </w:r>
+      <w:r>
+        <w:rPr>
+          <w:rFonts w:eastAsia="Times New Roman" w:cs="Times New Roman"/>
+          <w:color w:val="000000"/>
+          <w:szCs w:val="28"/>
+          <w:lang w:val="en-US" w:eastAsia="ru-RU"/>
+        </w:rPr>
+        <w:t>Select</w:t>
       </w:r>
       <w:r>
         <w:rPr>
@@ -2239,18 +2056,36 @@
           <w:rFonts w:eastAsia="Times New Roman" w:cs="Times New Roman"/>
           <w:color w:val="000000"/>
           <w:szCs w:val="28"/>
-          <w:lang w:eastAsia="ru-RU"/>
-        </w:rPr>
-        <w:t>видно,</w:t>
-      </w:r>
-      <w:r>
-        <w:rPr>
-          <w:rFonts w:eastAsia="Times New Roman" w:cs="Times New Roman"/>
-          <w:color w:val="000000"/>
-          <w:szCs w:val="28"/>
-          <w:lang w:eastAsia="ru-RU"/>
-        </w:rPr>
-        <w:t xml:space="preserve"> что пропущенный значений нет.</w:t>
+          <w:lang w:val="en-US" w:eastAsia="ru-RU"/>
+        </w:rPr>
+        <w:t>Rows</w:t>
+      </w:r>
+      <w:r>
+        <w:rPr>
+          <w:rFonts w:eastAsia="Times New Roman" w:cs="Times New Roman"/>
+          <w:color w:val="000000"/>
+          <w:szCs w:val="28"/>
+          <w:lang w:eastAsia="ru-RU"/>
+        </w:rPr>
+        <w:t xml:space="preserve"> </w:t>
+      </w:r>
+      <w:r>
+        <w:rPr>
+          <w:rFonts w:eastAsia="Times New Roman" w:cs="Times New Roman"/>
+          <w:color w:val="000000"/>
+          <w:szCs w:val="28"/>
+          <w:lang w:eastAsia="ru-RU"/>
+        </w:rPr>
+        <w:t>были обнаружены записи с пропусками в столбцах</w:t>
+      </w:r>
+      <w:r>
+        <w:rPr>
+          <w:rFonts w:eastAsia="Times New Roman" w:cs="Times New Roman"/>
+          <w:color w:val="000000"/>
+          <w:szCs w:val="28"/>
+          <w:lang w:eastAsia="ru-RU"/>
+        </w:rPr>
+        <w:t>.</w:t>
       </w:r>
     </w:p>
     <w:p>
@@ -2272,12 +2107,11 @@
           <w:szCs w:val="28"/>
           <w:lang w:eastAsia="ru-RU"/>
         </w:rPr>
-        <w:lastRenderedPageBreak/>
         <w:drawing>
-          <wp:inline distT="0" distB="0" distL="0" distR="0" wp14:anchorId="7C4A3EEE" wp14:editId="475D360F">
-            <wp:extent cx="2191056" cy="2381582"/>
-            <wp:effectExtent l="0" t="0" r="0" b="0"/>
-            <wp:docPr id="8" name="Рисунок 8"/>
+          <wp:inline distT="0" distB="0" distL="0" distR="0" wp14:anchorId="29FB539E" wp14:editId="7D10A3D2">
+            <wp:extent cx="5940425" cy="3168650"/>
+            <wp:effectExtent l="0" t="0" r="3175" b="0"/>
+            <wp:docPr id="15" name="Рисунок 15"/>
             <wp:cNvGraphicFramePr>
               <a:graphicFrameLocks xmlns:a="http://schemas.openxmlformats.org/drawingml/2006/main" noChangeAspect="1"/>
             </wp:cNvGraphicFramePr>
@@ -2297,7 +2131,7 @@
                   <pic:spPr>
                     <a:xfrm>
                       <a:off x="0" y="0"/>
-                      <a:ext cx="2191056" cy="2381582"/>
+                      <a:ext cx="5940425" cy="3168650"/>
                     </a:xfrm>
                     <a:prstGeom prst="rect">
                       <a:avLst/>
@@ -2318,49 +2152,96 @@
           <w:rFonts w:eastAsia="Times New Roman" w:cs="Times New Roman"/>
           <w:color w:val="000000"/>
           <w:szCs w:val="28"/>
-          <w:lang w:val="en-US" w:eastAsia="ru-RU"/>
-        </w:rPr>
-      </w:pPr>
-      <w:r>
-        <w:rPr>
-          <w:rFonts w:eastAsia="Times New Roman" w:cs="Times New Roman"/>
-          <w:color w:val="000000"/>
-          <w:szCs w:val="28"/>
-          <w:lang w:eastAsia="ru-RU"/>
-        </w:rPr>
-        <w:t xml:space="preserve">Рисунок 5 – </w:t>
-      </w:r>
-      <w:r>
-        <w:rPr>
-          <w:rFonts w:eastAsia="Times New Roman" w:cs="Times New Roman"/>
-          <w:color w:val="000000"/>
-          <w:szCs w:val="28"/>
-          <w:lang w:val="en-US" w:eastAsia="ru-RU"/>
-        </w:rPr>
-        <w:t>Data Info</w:t>
-      </w:r>
-    </w:p>
-    <w:p>
-      <w:pPr>
-        <w:ind w:left="709"/>
-        <w:jc w:val="center"/>
-        <w:rPr>
-          <w:rFonts w:eastAsia="Times New Roman" w:cs="Times New Roman"/>
-          <w:color w:val="000000"/>
-          <w:szCs w:val="28"/>
-          <w:lang w:eastAsia="ru-RU"/>
-        </w:rPr>
-      </w:pPr>
-    </w:p>
-    <w:p>
-      <w:pPr>
-        <w:ind w:left="709"/>
-        <w:jc w:val="center"/>
-        <w:rPr>
-          <w:rFonts w:eastAsia="Times New Roman" w:cs="Times New Roman"/>
-          <w:color w:val="000000"/>
-          <w:szCs w:val="28"/>
-          <w:lang w:eastAsia="ru-RU"/>
+          <w:lang w:eastAsia="ru-RU"/>
+        </w:rPr>
+      </w:pPr>
+      <w:r>
+        <w:rPr>
+          <w:rFonts w:eastAsia="Times New Roman" w:cs="Times New Roman"/>
+          <w:color w:val="000000"/>
+          <w:szCs w:val="28"/>
+          <w:lang w:eastAsia="ru-RU"/>
+        </w:rPr>
+        <w:t>Рисунок</w:t>
+      </w:r>
+      <w:r>
+        <w:rPr>
+          <w:rFonts w:eastAsia="Times New Roman" w:cs="Times New Roman"/>
+          <w:color w:val="000000"/>
+          <w:szCs w:val="28"/>
+          <w:lang w:eastAsia="ru-RU"/>
+        </w:rPr>
+        <w:t xml:space="preserve"> </w:t>
+      </w:r>
+      <w:r>
+        <w:rPr>
+          <w:rFonts w:eastAsia="Times New Roman" w:cs="Times New Roman"/>
+          <w:color w:val="000000"/>
+          <w:szCs w:val="28"/>
+          <w:lang w:eastAsia="ru-RU"/>
+        </w:rPr>
+        <w:t>6</w:t>
+      </w:r>
+      <w:r>
+        <w:rPr>
+          <w:rFonts w:eastAsia="Times New Roman" w:cs="Times New Roman"/>
+          <w:color w:val="000000"/>
+          <w:szCs w:val="28"/>
+          <w:lang w:eastAsia="ru-RU"/>
+        </w:rPr>
+        <w:t xml:space="preserve"> –</w:t>
+      </w:r>
+      <w:r>
+        <w:rPr>
+          <w:rFonts w:eastAsia="Times New Roman" w:cs="Times New Roman"/>
+          <w:color w:val="000000"/>
+          <w:szCs w:val="28"/>
+          <w:lang w:eastAsia="ru-RU"/>
+        </w:rPr>
+        <w:t xml:space="preserve"> </w:t>
+      </w:r>
+      <w:r>
+        <w:rPr>
+          <w:rFonts w:eastAsia="Times New Roman" w:cs="Times New Roman"/>
+          <w:color w:val="000000"/>
+          <w:szCs w:val="28"/>
+          <w:lang w:eastAsia="ru-RU"/>
+        </w:rPr>
+        <w:t>Записи без пропусков (слева) и с пропусками (справа)</w:t>
+      </w:r>
+    </w:p>
+    <w:p>
+      <w:pPr>
+        <w:tabs>
+          <w:tab w:val="left" w:pos="8220"/>
+        </w:tabs>
+        <w:ind w:left="709"/>
+        <w:rPr>
+          <w:rFonts w:eastAsia="Times New Roman" w:cs="Times New Roman"/>
+          <w:color w:val="000000"/>
+          <w:szCs w:val="28"/>
+          <w:lang w:eastAsia="ru-RU"/>
+        </w:rPr>
+      </w:pPr>
+      <w:r>
+        <w:rPr>
+          <w:rFonts w:eastAsia="Times New Roman" w:cs="Times New Roman"/>
+          <w:color w:val="000000"/>
+          <w:szCs w:val="28"/>
+          <w:lang w:eastAsia="ru-RU"/>
+        </w:rPr>
+        <w:tab/>
+      </w:r>
+    </w:p>
+    <w:p>
+      <w:pPr>
+        <w:ind w:left="709"/>
+        <w:jc w:val="center"/>
+        <w:rPr>
+          <w:rFonts w:eastAsia="Times New Roman" w:cs="Times New Roman"/>
+          <w:color w:val="000000"/>
+          <w:szCs w:val="28"/>
+          <w:lang w:val="en-US" w:eastAsia="ru-RU"/>
         </w:rPr>
       </w:pPr>
       <w:r>
@@ -2371,11 +2252,12 @@
           <w:szCs w:val="28"/>
           <w:lang w:eastAsia="ru-RU"/>
         </w:rPr>
+        <w:lastRenderedPageBreak/>
         <w:drawing>
-          <wp:inline distT="0" distB="0" distL="0" distR="0" wp14:anchorId="68E9AB11" wp14:editId="4532145E">
-            <wp:extent cx="5940425" cy="3637280"/>
-            <wp:effectExtent l="0" t="0" r="3175" b="1270"/>
-            <wp:docPr id="5" name="Рисунок 5"/>
+          <wp:inline distT="0" distB="0" distL="0" distR="0" wp14:anchorId="6F94E414" wp14:editId="69021595">
+            <wp:extent cx="5940425" cy="3166110"/>
+            <wp:effectExtent l="0" t="0" r="3175" b="0"/>
+            <wp:docPr id="2" name="Рисунок 2"/>
             <wp:cNvGraphicFramePr>
               <a:graphicFrameLocks xmlns:a="http://schemas.openxmlformats.org/drawingml/2006/main" noChangeAspect="1"/>
             </wp:cNvGraphicFramePr>
@@ -2395,7 +2277,7 @@
                   <pic:spPr>
                     <a:xfrm>
                       <a:off x="0" y="0"/>
-                      <a:ext cx="5940425" cy="3637280"/>
+                      <a:ext cx="5940425" cy="3166110"/>
                     </a:xfrm>
                     <a:prstGeom prst="rect">
                       <a:avLst/>
@@ -2426,72 +2308,231 @@
           <w:szCs w:val="28"/>
           <w:lang w:eastAsia="ru-RU"/>
         </w:rPr>
-        <w:t xml:space="preserve">Рисунок </w:t>
-      </w:r>
-      <w:r>
-        <w:rPr>
-          <w:rFonts w:eastAsia="Times New Roman" w:cs="Times New Roman"/>
-          <w:color w:val="000000"/>
-          <w:szCs w:val="28"/>
-          <w:lang w:eastAsia="ru-RU"/>
-        </w:rPr>
-        <w:t>6</w:t>
-      </w:r>
-      <w:r>
-        <w:rPr>
-          <w:rFonts w:eastAsia="Times New Roman" w:cs="Times New Roman"/>
-          <w:color w:val="000000"/>
-          <w:szCs w:val="28"/>
-          <w:lang w:eastAsia="ru-RU"/>
-        </w:rPr>
-        <w:t xml:space="preserve"> – </w:t>
-      </w:r>
-      <w:r>
-        <w:rPr>
-          <w:rFonts w:eastAsia="Times New Roman" w:cs="Times New Roman"/>
-          <w:color w:val="000000"/>
-          <w:szCs w:val="28"/>
-          <w:lang w:eastAsia="ru-RU"/>
-        </w:rPr>
-        <w:t>Количество строк в оригинальном файле</w:t>
-      </w:r>
-    </w:p>
-    <w:p>
-      <w:pPr>
-        <w:ind w:left="709"/>
-        <w:jc w:val="center"/>
-        <w:rPr>
-          <w:rFonts w:eastAsia="Times New Roman" w:cs="Times New Roman"/>
-          <w:color w:val="000000"/>
-          <w:szCs w:val="28"/>
-          <w:lang w:eastAsia="ru-RU"/>
-        </w:rPr>
-      </w:pPr>
-    </w:p>
-    <w:p>
-      <w:pPr>
-        <w:ind w:left="709"/>
-        <w:jc w:val="center"/>
-        <w:rPr>
-          <w:rFonts w:eastAsia="Times New Roman" w:cs="Times New Roman"/>
-          <w:color w:val="000000"/>
-          <w:szCs w:val="28"/>
-          <w:lang w:eastAsia="ru-RU"/>
-        </w:rPr>
-      </w:pPr>
-      <w:r>
-        <w:rPr>
-          <w:rFonts w:eastAsia="Times New Roman" w:cs="Times New Roman"/>
-          <w:color w:val="000000"/>
-          <w:szCs w:val="28"/>
-          <w:lang w:eastAsia="ru-RU"/>
-        </w:rPr>
-        <w:lastRenderedPageBreak/>
+        <w:t>Рисунок</w:t>
+      </w:r>
+      <w:r>
+        <w:rPr>
+          <w:rFonts w:eastAsia="Times New Roman" w:cs="Times New Roman"/>
+          <w:color w:val="000000"/>
+          <w:szCs w:val="28"/>
+          <w:lang w:eastAsia="ru-RU"/>
+        </w:rPr>
+        <w:t xml:space="preserve"> 8 – </w:t>
+      </w:r>
+      <w:r>
+        <w:rPr>
+          <w:rFonts w:eastAsia="Times New Roman" w:cs="Times New Roman"/>
+          <w:color w:val="000000"/>
+          <w:szCs w:val="28"/>
+          <w:lang w:val="en-US" w:eastAsia="ru-RU"/>
+        </w:rPr>
+        <w:t>Distributions</w:t>
+      </w:r>
+    </w:p>
+    <w:p>
+      <w:pPr>
+        <w:ind w:left="709"/>
+        <w:jc w:val="center"/>
+        <w:rPr>
+          <w:rFonts w:eastAsia="Times New Roman" w:cs="Times New Roman"/>
+          <w:color w:val="000000"/>
+          <w:szCs w:val="28"/>
+          <w:lang w:eastAsia="ru-RU"/>
+        </w:rPr>
+      </w:pPr>
+    </w:p>
+    <w:p>
+      <w:pPr>
+        <w:ind w:firstLine="709"/>
+        <w:jc w:val="both"/>
+        <w:rPr>
+          <w:rFonts w:eastAsia="Times New Roman" w:cs="Times New Roman"/>
+          <w:color w:val="000000"/>
+          <w:szCs w:val="28"/>
+          <w:lang w:eastAsia="ru-RU"/>
+        </w:rPr>
+      </w:pPr>
+      <w:r>
+        <w:rPr>
+          <w:rFonts w:eastAsia="Times New Roman" w:cs="Times New Roman"/>
+          <w:color w:val="000000"/>
+          <w:szCs w:val="28"/>
+          <w:lang w:eastAsia="ru-RU"/>
+        </w:rPr>
+        <w:t xml:space="preserve">На рисунке </w:t>
+      </w:r>
+      <w:r>
+        <w:rPr>
+          <w:rFonts w:eastAsia="Times New Roman" w:cs="Times New Roman"/>
+          <w:color w:val="000000"/>
+          <w:szCs w:val="28"/>
+          <w:lang w:eastAsia="ru-RU"/>
+        </w:rPr>
+        <w:t>8</w:t>
+      </w:r>
+      <w:r>
+        <w:rPr>
+          <w:rFonts w:eastAsia="Times New Roman" w:cs="Times New Roman"/>
+          <w:color w:val="000000"/>
+          <w:szCs w:val="28"/>
+          <w:lang w:eastAsia="ru-RU"/>
+        </w:rPr>
+        <w:t xml:space="preserve"> </w:t>
+      </w:r>
+      <w:r>
+        <w:rPr>
+          <w:rFonts w:eastAsia="Times New Roman" w:cs="Times New Roman"/>
+          <w:color w:val="000000"/>
+          <w:szCs w:val="28"/>
+          <w:lang w:eastAsia="ru-RU"/>
+        </w:rPr>
+        <w:t>видно,</w:t>
+      </w:r>
+      <w:r>
+        <w:rPr>
+          <w:rFonts w:eastAsia="Times New Roman" w:cs="Times New Roman"/>
+          <w:color w:val="000000"/>
+          <w:szCs w:val="28"/>
+          <w:lang w:eastAsia="ru-RU"/>
+        </w:rPr>
+        <w:t xml:space="preserve"> что столбец </w:t>
+      </w:r>
+      <w:r>
+        <w:rPr>
+          <w:rFonts w:eastAsia="Times New Roman" w:cs="Times New Roman"/>
+          <w:color w:val="000000"/>
+          <w:szCs w:val="28"/>
+          <w:lang w:val="en-US" w:eastAsia="ru-RU"/>
+        </w:rPr>
+        <w:t>Sales</w:t>
+      </w:r>
+      <w:r>
+        <w:rPr>
+          <w:rFonts w:eastAsia="Times New Roman" w:cs="Times New Roman"/>
+          <w:color w:val="000000"/>
+          <w:szCs w:val="28"/>
+          <w:lang w:eastAsia="ru-RU"/>
+        </w:rPr>
+        <w:t xml:space="preserve"> </w:t>
+      </w:r>
+      <w:r>
+        <w:rPr>
+          <w:rFonts w:eastAsia="Times New Roman" w:cs="Times New Roman"/>
+          <w:color w:val="000000"/>
+          <w:szCs w:val="28"/>
+          <w:lang w:val="en-US" w:eastAsia="ru-RU"/>
+        </w:rPr>
+        <w:t>Channel</w:t>
+      </w:r>
+      <w:r>
+        <w:rPr>
+          <w:rFonts w:eastAsia="Times New Roman" w:cs="Times New Roman"/>
+          <w:color w:val="000000"/>
+          <w:szCs w:val="28"/>
+          <w:lang w:eastAsia="ru-RU"/>
+        </w:rPr>
+        <w:t xml:space="preserve"> содержит одинаковые значения.</w:t>
+      </w:r>
+      <w:r>
+        <w:rPr>
+          <w:rFonts w:eastAsia="Times New Roman" w:cs="Times New Roman"/>
+          <w:color w:val="000000"/>
+          <w:szCs w:val="28"/>
+          <w:lang w:eastAsia="ru-RU"/>
+        </w:rPr>
+        <w:t xml:space="preserve"> Этот столбец можно исключить.</w:t>
+      </w:r>
+    </w:p>
+    <w:p>
+      <w:pPr>
+        <w:ind w:firstLine="709"/>
+        <w:jc w:val="both"/>
+        <w:rPr>
+          <w:rFonts w:eastAsia="Times New Roman" w:cs="Times New Roman"/>
+          <w:color w:val="000000"/>
+          <w:szCs w:val="28"/>
+          <w:lang w:eastAsia="ru-RU"/>
+        </w:rPr>
+      </w:pPr>
+      <w:r>
+        <w:rPr>
+          <w:rFonts w:eastAsia="Times New Roman" w:cs="Times New Roman"/>
+          <w:color w:val="000000"/>
+          <w:szCs w:val="28"/>
+          <w:lang w:eastAsia="ru-RU"/>
+        </w:rPr>
+        <w:t xml:space="preserve">На рисунке 9 видно, что после обработки виджетов </w:t>
+      </w:r>
+      <w:r>
+        <w:rPr>
+          <w:rFonts w:eastAsia="Times New Roman" w:cs="Times New Roman"/>
+          <w:color w:val="000000"/>
+          <w:szCs w:val="28"/>
+          <w:lang w:val="en-US" w:eastAsia="ru-RU"/>
+        </w:rPr>
+        <w:t>Unique</w:t>
+      </w:r>
+      <w:r>
+        <w:rPr>
+          <w:rFonts w:eastAsia="Times New Roman" w:cs="Times New Roman"/>
+          <w:color w:val="000000"/>
+          <w:szCs w:val="28"/>
+          <w:lang w:eastAsia="ru-RU"/>
+        </w:rPr>
+        <w:t xml:space="preserve"> </w:t>
+      </w:r>
+      <w:r>
+        <w:rPr>
+          <w:rFonts w:eastAsia="Times New Roman" w:cs="Times New Roman"/>
+          <w:color w:val="000000"/>
+          <w:szCs w:val="28"/>
+          <w:lang w:eastAsia="ru-RU"/>
+        </w:rPr>
+        <w:t>количество строк таблицы не изменилось</w:t>
+      </w:r>
+      <w:r>
+        <w:rPr>
+          <w:rFonts w:eastAsia="Times New Roman" w:cs="Times New Roman"/>
+          <w:color w:val="000000"/>
+          <w:szCs w:val="28"/>
+          <w:lang w:eastAsia="ru-RU"/>
+        </w:rPr>
+        <w:t xml:space="preserve">, </w:t>
+      </w:r>
+      <w:r>
+        <w:rPr>
+          <w:rFonts w:eastAsia="Times New Roman" w:cs="Times New Roman"/>
+          <w:color w:val="000000"/>
+          <w:szCs w:val="28"/>
+          <w:lang w:eastAsia="ru-RU"/>
+        </w:rPr>
+        <w:t>что означает что дубликатов нет.</w:t>
+      </w:r>
+    </w:p>
+    <w:p>
+      <w:pPr>
+        <w:ind w:left="709"/>
+        <w:jc w:val="center"/>
+        <w:rPr>
+          <w:rFonts w:eastAsia="Times New Roman" w:cs="Times New Roman"/>
+          <w:color w:val="000000"/>
+          <w:szCs w:val="28"/>
+          <w:lang w:eastAsia="ru-RU"/>
+        </w:rPr>
+      </w:pPr>
+      <w:r>
+        <w:rPr>
+          <w:rFonts w:eastAsia="Times New Roman" w:cs="Times New Roman"/>
+          <w:noProof/>
+          <w:color w:val="000000"/>
+          <w:szCs w:val="28"/>
+          <w:lang w:eastAsia="ru-RU"/>
+        </w:rPr>
         <w:drawing>
-          <wp:inline distT="0" distB="0" distL="0" distR="0" wp14:anchorId="19DA1B04" wp14:editId="5604630C">
+          <wp:inline distT="0" distB="0" distL="0" distR="0" wp14:anchorId="0C100B53" wp14:editId="578EDD42">
             <wp:extent cx="5940425" cy="3166110"/>
             <wp:effectExtent l="0" t="0" r="3175" b="0"/>
-            <wp:docPr id="6" name="Рисунок 6"/>
+            <wp:docPr id="3" name="Рисунок 3"/>
             <wp:cNvGraphicFramePr>
               <a:graphicFrameLocks xmlns:a="http://schemas.openxmlformats.org/drawingml/2006/main" noChangeAspect="1"/>
             </wp:cNvGraphicFramePr>
@@ -2532,35 +2573,26 @@
           <w:rFonts w:eastAsia="Times New Roman" w:cs="Times New Roman"/>
           <w:color w:val="000000"/>
           <w:szCs w:val="28"/>
-          <w:lang w:val="en-US" w:eastAsia="ru-RU"/>
-        </w:rPr>
-      </w:pPr>
-      <w:r>
-        <w:rPr>
-          <w:rFonts w:eastAsia="Times New Roman" w:cs="Times New Roman"/>
-          <w:color w:val="000000"/>
-          <w:szCs w:val="28"/>
-          <w:lang w:eastAsia="ru-RU"/>
-        </w:rPr>
-        <w:t xml:space="preserve">Рисунок </w:t>
-      </w:r>
-      <w:r>
-        <w:rPr>
-          <w:rFonts w:eastAsia="Times New Roman" w:cs="Times New Roman"/>
-          <w:color w:val="000000"/>
-          <w:szCs w:val="28"/>
-          <w:lang w:eastAsia="ru-RU"/>
-        </w:rPr>
-        <w:t>7</w:t>
-      </w:r>
-      <w:r>
-        <w:rPr>
-          <w:rFonts w:eastAsia="Times New Roman" w:cs="Times New Roman"/>
-          <w:color w:val="000000"/>
-          <w:szCs w:val="28"/>
-          <w:lang w:eastAsia="ru-RU"/>
-        </w:rPr>
-        <w:t xml:space="preserve"> –</w:t>
+          <w:lang w:eastAsia="ru-RU"/>
+        </w:rPr>
+      </w:pPr>
+      <w:r>
+        <w:rPr>
+          <w:rFonts w:eastAsia="Times New Roman" w:cs="Times New Roman"/>
+          <w:color w:val="000000"/>
+          <w:szCs w:val="28"/>
+          <w:lang w:eastAsia="ru-RU"/>
+        </w:rPr>
+        <w:t xml:space="preserve">Рисунок 9 – </w:t>
+      </w:r>
+      <w:r>
+        <w:rPr>
+          <w:rFonts w:eastAsia="Times New Roman" w:cs="Times New Roman"/>
+          <w:color w:val="000000"/>
+          <w:szCs w:val="28"/>
+          <w:lang w:val="en-US" w:eastAsia="ru-RU"/>
+        </w:rPr>
+        <w:t>Unique</w:t>
       </w:r>
       <w:r>
         <w:rPr>
@@ -2576,46 +2608,48 @@
           <w:rFonts w:eastAsia="Times New Roman" w:cs="Times New Roman"/>
           <w:color w:val="000000"/>
           <w:szCs w:val="28"/>
-          <w:lang w:val="en-US" w:eastAsia="ru-RU"/>
-        </w:rPr>
-        <w:t>Plot Box</w:t>
-      </w:r>
-    </w:p>
-    <w:p>
-      <w:pPr>
-        <w:ind w:left="709"/>
-        <w:jc w:val="center"/>
-        <w:rPr>
-          <w:rFonts w:eastAsia="Times New Roman" w:cs="Times New Roman"/>
-          <w:color w:val="000000"/>
-          <w:szCs w:val="28"/>
-          <w:lang w:eastAsia="ru-RU"/>
-        </w:rPr>
-      </w:pPr>
-    </w:p>
-    <w:p>
-      <w:pPr>
-        <w:ind w:left="709"/>
-        <w:jc w:val="center"/>
-        <w:rPr>
-          <w:rFonts w:eastAsia="Times New Roman" w:cs="Times New Roman"/>
-          <w:color w:val="000000"/>
-          <w:szCs w:val="28"/>
-          <w:lang w:eastAsia="ru-RU"/>
-        </w:rPr>
-      </w:pPr>
-      <w:r>
-        <w:rPr>
-          <w:rFonts w:eastAsia="Times New Roman" w:cs="Times New Roman"/>
-          <w:color w:val="000000"/>
-          <w:szCs w:val="28"/>
-          <w:lang w:eastAsia="ru-RU"/>
-        </w:rPr>
+          <w:lang w:eastAsia="ru-RU"/>
+        </w:rPr>
+        <w:t>и проверка дубликатов</w:t>
+      </w:r>
+    </w:p>
+    <w:p>
+      <w:pPr>
+        <w:ind w:left="709"/>
+        <w:jc w:val="center"/>
+        <w:rPr>
+          <w:rFonts w:eastAsia="Times New Roman" w:cs="Times New Roman"/>
+          <w:color w:val="000000"/>
+          <w:szCs w:val="28"/>
+          <w:lang w:eastAsia="ru-RU"/>
+        </w:rPr>
+      </w:pPr>
+    </w:p>
+    <w:p>
+      <w:pPr>
+        <w:ind w:left="709"/>
+        <w:jc w:val="center"/>
+        <w:rPr>
+          <w:rFonts w:eastAsia="Times New Roman" w:cs="Times New Roman"/>
+          <w:color w:val="000000"/>
+          <w:szCs w:val="28"/>
+          <w:lang w:eastAsia="ru-RU"/>
+        </w:rPr>
+      </w:pPr>
+      <w:r>
+        <w:rPr>
+          <w:rFonts w:eastAsia="Times New Roman" w:cs="Times New Roman"/>
+          <w:noProof/>
+          <w:color w:val="000000"/>
+          <w:szCs w:val="28"/>
+          <w:lang w:eastAsia="ru-RU"/>
+        </w:rPr>
+        <w:lastRenderedPageBreak/>
         <w:drawing>
-          <wp:inline distT="0" distB="0" distL="0" distR="0" wp14:anchorId="6FA6BB03" wp14:editId="77D1E4A2">
+          <wp:inline distT="0" distB="0" distL="0" distR="0" wp14:anchorId="4003FA3F" wp14:editId="031732A6">
             <wp:extent cx="5940425" cy="3166110"/>
             <wp:effectExtent l="0" t="0" r="3175" b="0"/>
-            <wp:docPr id="9" name="Рисунок 9"/>
+            <wp:docPr id="4" name="Рисунок 4"/>
             <wp:cNvGraphicFramePr>
               <a:graphicFrameLocks xmlns:a="http://schemas.openxmlformats.org/drawingml/2006/main" noChangeAspect="1"/>
             </wp:cNvGraphicFramePr>
@@ -2656,66 +2690,130 @@
           <w:rFonts w:eastAsia="Times New Roman" w:cs="Times New Roman"/>
           <w:color w:val="000000"/>
           <w:szCs w:val="28"/>
-          <w:lang w:val="en-US" w:eastAsia="ru-RU"/>
-        </w:rPr>
-      </w:pPr>
-      <w:r>
-        <w:rPr>
-          <w:rFonts w:eastAsia="Times New Roman" w:cs="Times New Roman"/>
-          <w:color w:val="000000"/>
-          <w:szCs w:val="28"/>
-          <w:lang w:eastAsia="ru-RU"/>
-        </w:rPr>
-        <w:t xml:space="preserve">Рисунок </w:t>
-      </w:r>
-      <w:r>
-        <w:rPr>
-          <w:rFonts w:eastAsia="Times New Roman" w:cs="Times New Roman"/>
-          <w:color w:val="000000"/>
-          <w:szCs w:val="28"/>
-          <w:lang w:val="en-US" w:eastAsia="ru-RU"/>
-        </w:rPr>
-        <w:t>8</w:t>
-      </w:r>
-      <w:r>
-        <w:rPr>
-          <w:rFonts w:eastAsia="Times New Roman" w:cs="Times New Roman"/>
-          <w:color w:val="000000"/>
-          <w:szCs w:val="28"/>
-          <w:lang w:eastAsia="ru-RU"/>
-        </w:rPr>
-        <w:t xml:space="preserve"> –</w:t>
-      </w:r>
-      <w:r>
-        <w:rPr>
-          <w:rFonts w:eastAsia="Times New Roman" w:cs="Times New Roman"/>
-          <w:color w:val="000000"/>
-          <w:szCs w:val="28"/>
-          <w:lang w:eastAsia="ru-RU"/>
-        </w:rPr>
-        <w:t xml:space="preserve"> </w:t>
-      </w:r>
-      <w:r>
-        <w:rPr>
-          <w:rFonts w:eastAsia="Times New Roman" w:cs="Times New Roman"/>
-          <w:color w:val="000000"/>
-          <w:szCs w:val="28"/>
-          <w:lang w:val="en-US" w:eastAsia="ru-RU"/>
-        </w:rPr>
-        <w:t>Distributions</w:t>
-      </w:r>
-    </w:p>
-    <w:p>
-      <w:pPr>
-        <w:ind w:left="709"/>
-        <w:jc w:val="center"/>
-        <w:rPr>
-          <w:rFonts w:eastAsia="Times New Roman" w:cs="Times New Roman"/>
-          <w:color w:val="000000"/>
-          <w:szCs w:val="28"/>
-          <w:lang w:eastAsia="ru-RU"/>
-        </w:rPr>
-      </w:pPr>
+          <w:lang w:eastAsia="ru-RU"/>
+        </w:rPr>
+      </w:pPr>
+      <w:r>
+        <w:rPr>
+          <w:rFonts w:eastAsia="Times New Roman" w:cs="Times New Roman"/>
+          <w:color w:val="000000"/>
+          <w:szCs w:val="28"/>
+          <w:lang w:eastAsia="ru-RU"/>
+        </w:rPr>
+        <w:t>Рисунок 10 – Выбор записей с отрицательными числовыми значениями</w:t>
+      </w:r>
+    </w:p>
+    <w:p>
+      <w:pPr>
+        <w:ind w:left="709"/>
+        <w:jc w:val="center"/>
+        <w:rPr>
+          <w:rFonts w:eastAsia="Times New Roman" w:cs="Times New Roman"/>
+          <w:color w:val="000000"/>
+          <w:szCs w:val="28"/>
+          <w:lang w:eastAsia="ru-RU"/>
+        </w:rPr>
+      </w:pPr>
+    </w:p>
+    <w:p>
+      <w:pPr>
+        <w:ind w:left="709"/>
+        <w:jc w:val="both"/>
+        <w:rPr>
+          <w:rFonts w:eastAsia="Times New Roman" w:cs="Times New Roman"/>
+          <w:color w:val="000000"/>
+          <w:szCs w:val="28"/>
+          <w:lang w:eastAsia="ru-RU"/>
+        </w:rPr>
+      </w:pPr>
+      <w:r>
+        <w:rPr>
+          <w:rFonts w:eastAsia="Times New Roman" w:cs="Times New Roman"/>
+          <w:color w:val="000000"/>
+          <w:szCs w:val="28"/>
+          <w:lang w:eastAsia="ru-RU"/>
+        </w:rPr>
+        <w:t xml:space="preserve">В моем датасете все даты хранятся в формате </w:t>
+      </w:r>
+      <w:r>
+        <w:rPr>
+          <w:rFonts w:eastAsia="Times New Roman" w:cs="Times New Roman"/>
+          <w:color w:val="000000"/>
+          <w:szCs w:val="28"/>
+          <w:lang w:val="en-US" w:eastAsia="ru-RU"/>
+        </w:rPr>
+        <w:t>MM</w:t>
+      </w:r>
+      <w:r>
+        <w:rPr>
+          <w:rFonts w:eastAsia="Times New Roman" w:cs="Times New Roman"/>
+          <w:color w:val="000000"/>
+          <w:szCs w:val="28"/>
+          <w:lang w:eastAsia="ru-RU"/>
+        </w:rPr>
+        <w:t>-</w:t>
+      </w:r>
+      <w:r>
+        <w:rPr>
+          <w:rFonts w:eastAsia="Times New Roman" w:cs="Times New Roman"/>
+          <w:color w:val="000000"/>
+          <w:szCs w:val="28"/>
+          <w:lang w:val="en-US" w:eastAsia="ru-RU"/>
+        </w:rPr>
+        <w:t>DD</w:t>
+      </w:r>
+      <w:r>
+        <w:rPr>
+          <w:rFonts w:eastAsia="Times New Roman" w:cs="Times New Roman"/>
+          <w:color w:val="000000"/>
+          <w:szCs w:val="28"/>
+          <w:lang w:eastAsia="ru-RU"/>
+        </w:rPr>
+        <w:t>-</w:t>
+      </w:r>
+      <w:r>
+        <w:rPr>
+          <w:rFonts w:eastAsia="Times New Roman" w:cs="Times New Roman"/>
+          <w:color w:val="000000"/>
+          <w:szCs w:val="28"/>
+          <w:lang w:val="en-US" w:eastAsia="ru-RU"/>
+        </w:rPr>
+        <w:t>YY</w:t>
+      </w:r>
+      <w:r>
+        <w:rPr>
+          <w:rFonts w:eastAsia="Times New Roman" w:cs="Times New Roman"/>
+          <w:color w:val="000000"/>
+          <w:szCs w:val="28"/>
+          <w:lang w:eastAsia="ru-RU"/>
+        </w:rPr>
+        <w:t>.</w:t>
+      </w:r>
+    </w:p>
+    <w:p>
+      <w:pPr>
+        <w:ind w:left="709"/>
+        <w:jc w:val="both"/>
+        <w:rPr>
+          <w:rFonts w:eastAsia="Times New Roman" w:cs="Times New Roman"/>
+          <w:b/>
+          <w:bCs/>
+          <w:color w:val="000000"/>
+          <w:szCs w:val="28"/>
+          <w:lang w:eastAsia="ru-RU"/>
+        </w:rPr>
+      </w:pPr>
+      <w:r>
+        <w:rPr>
+          <w:rFonts w:eastAsia="Times New Roman" w:cs="Times New Roman"/>
+          <w:b/>
+          <w:bCs/>
+          <w:color w:val="000000"/>
+          <w:szCs w:val="28"/>
+          <w:lang w:eastAsia="ru-RU"/>
+        </w:rPr>
+        <w:t>Задание 5. Очистка данных</w:t>
+      </w:r>
     </w:p>
     <w:p>
       <w:pPr>
@@ -2735,78 +2833,87 @@
           <w:szCs w:val="28"/>
           <w:lang w:eastAsia="ru-RU"/>
         </w:rPr>
-        <w:t xml:space="preserve">На рисунке 9 видно, что после обработки виджетов </w:t>
-      </w:r>
-      <w:r>
-        <w:rPr>
-          <w:rFonts w:eastAsia="Times New Roman" w:cs="Times New Roman"/>
-          <w:color w:val="000000"/>
-          <w:szCs w:val="28"/>
-          <w:lang w:val="en-US" w:eastAsia="ru-RU"/>
-        </w:rPr>
-        <w:t>Unique</w:t>
-      </w:r>
-      <w:r>
-        <w:rPr>
-          <w:rFonts w:eastAsia="Times New Roman" w:cs="Times New Roman"/>
-          <w:color w:val="000000"/>
-          <w:szCs w:val="28"/>
-          <w:lang w:eastAsia="ru-RU"/>
-        </w:rPr>
-        <w:t xml:space="preserve"> </w:t>
-      </w:r>
-      <w:r>
-        <w:rPr>
-          <w:rFonts w:eastAsia="Times New Roman" w:cs="Times New Roman"/>
-          <w:color w:val="000000"/>
-          <w:szCs w:val="28"/>
-          <w:lang w:eastAsia="ru-RU"/>
-        </w:rPr>
-        <w:t>количество строк таблицы не изменилось</w:t>
-      </w:r>
-      <w:r>
-        <w:rPr>
-          <w:rFonts w:eastAsia="Times New Roman" w:cs="Times New Roman"/>
-          <w:color w:val="000000"/>
-          <w:szCs w:val="28"/>
-          <w:lang w:eastAsia="ru-RU"/>
-        </w:rPr>
-        <w:t xml:space="preserve">, </w:t>
-      </w:r>
-      <w:r>
-        <w:rPr>
-          <w:rFonts w:eastAsia="Times New Roman" w:cs="Times New Roman"/>
-          <w:color w:val="000000"/>
-          <w:szCs w:val="28"/>
-          <w:lang w:eastAsia="ru-RU"/>
-        </w:rPr>
-        <w:t>что означает что дубликатов нет.</w:t>
-      </w:r>
-    </w:p>
-    <w:p>
-      <w:pPr>
-        <w:ind w:left="709"/>
-        <w:jc w:val="center"/>
-        <w:rPr>
-          <w:rFonts w:eastAsia="Times New Roman" w:cs="Times New Roman"/>
-          <w:color w:val="000000"/>
-          <w:szCs w:val="28"/>
-          <w:lang w:eastAsia="ru-RU"/>
-        </w:rPr>
-      </w:pPr>
-      <w:r>
-        <w:rPr>
-          <w:rFonts w:eastAsia="Times New Roman" w:cs="Times New Roman"/>
-          <w:color w:val="000000"/>
-          <w:szCs w:val="28"/>
-          <w:lang w:eastAsia="ru-RU"/>
-        </w:rPr>
-        <w:lastRenderedPageBreak/>
+        <w:t>Д</w:t>
+      </w:r>
+      <w:r>
+        <w:rPr>
+          <w:rFonts w:eastAsia="Times New Roman" w:cs="Times New Roman"/>
+          <w:color w:val="000000"/>
+          <w:szCs w:val="28"/>
+          <w:lang w:eastAsia="ru-RU"/>
+        </w:rPr>
+        <w:t xml:space="preserve">ля преобразования даты в корректный формат согласно стандарту </w:t>
+      </w:r>
+      <w:r>
+        <w:rPr>
+          <w:rFonts w:eastAsia="Times New Roman" w:cs="Times New Roman"/>
+          <w:color w:val="000000"/>
+          <w:szCs w:val="28"/>
+          <w:lang w:val="en-US" w:eastAsia="ru-RU"/>
+        </w:rPr>
+        <w:t>ISO</w:t>
+      </w:r>
+      <w:r>
+        <w:rPr>
+          <w:rFonts w:eastAsia="Times New Roman" w:cs="Times New Roman"/>
+          <w:color w:val="000000"/>
+          <w:szCs w:val="28"/>
+          <w:lang w:eastAsia="ru-RU"/>
+        </w:rPr>
+        <w:t xml:space="preserve">-8601 </w:t>
+      </w:r>
+      <w:r>
+        <w:rPr>
+          <w:rFonts w:eastAsia="Times New Roman" w:cs="Times New Roman"/>
+          <w:color w:val="000000"/>
+          <w:szCs w:val="28"/>
+          <w:lang w:eastAsia="ru-RU"/>
+        </w:rPr>
+        <w:t xml:space="preserve">был использован виджет </w:t>
+      </w:r>
+      <w:r>
+        <w:rPr>
+          <w:rFonts w:eastAsia="Times New Roman" w:cs="Times New Roman"/>
+          <w:color w:val="000000"/>
+          <w:szCs w:val="28"/>
+          <w:lang w:val="en-US" w:eastAsia="ru-RU"/>
+        </w:rPr>
+        <w:t>Formula</w:t>
+      </w:r>
+      <w:r>
+        <w:rPr>
+          <w:rFonts w:eastAsia="Times New Roman" w:cs="Times New Roman"/>
+          <w:color w:val="000000"/>
+          <w:szCs w:val="28"/>
+          <w:lang w:eastAsia="ru-RU"/>
+        </w:rPr>
+        <w:t>.</w:t>
+      </w:r>
+    </w:p>
+    <w:p>
+      <w:pPr>
+        <w:ind w:left="709"/>
+        <w:jc w:val="center"/>
+        <w:rPr>
+          <w:rFonts w:eastAsia="Times New Roman" w:cs="Times New Roman"/>
+          <w:color w:val="000000"/>
+          <w:szCs w:val="28"/>
+          <w:lang w:eastAsia="ru-RU"/>
+        </w:rPr>
+      </w:pPr>
+      <w:r>
+        <w:rPr>
+          <w:rFonts w:eastAsia="Times New Roman" w:cs="Times New Roman"/>
+          <w:noProof/>
+          <w:color w:val="000000"/>
+          <w:szCs w:val="28"/>
+          <w:lang w:eastAsia="ru-RU"/>
+        </w:rPr>
         <w:drawing>
-          <wp:inline distT="0" distB="0" distL="0" distR="0" wp14:anchorId="55901A69" wp14:editId="459EF365">
-            <wp:extent cx="5940425" cy="4621530"/>
-            <wp:effectExtent l="0" t="0" r="3175" b="7620"/>
-            <wp:docPr id="10" name="Рисунок 10"/>
+          <wp:inline distT="0" distB="0" distL="0" distR="0" wp14:anchorId="43BBE8E9" wp14:editId="7B2D7FE9">
+            <wp:extent cx="4280977" cy="3715301"/>
+            <wp:effectExtent l="0" t="0" r="5715" b="0"/>
+            <wp:docPr id="5" name="Рисунок 5"/>
             <wp:cNvGraphicFramePr>
               <a:graphicFrameLocks xmlns:a="http://schemas.openxmlformats.org/drawingml/2006/main" noChangeAspect="1"/>
             </wp:cNvGraphicFramePr>
@@ -2826,7 +2933,7 @@
                   <pic:spPr>
                     <a:xfrm>
                       <a:off x="0" y="0"/>
-                      <a:ext cx="5940425" cy="4621530"/>
+                      <a:ext cx="4291224" cy="3724194"/>
                     </a:xfrm>
                     <a:prstGeom prst="rect">
                       <a:avLst/>
@@ -2850,23 +2957,44 @@
           <w:lang w:eastAsia="ru-RU"/>
         </w:rPr>
       </w:pPr>
-      <w:r>
-        <w:rPr>
-          <w:rFonts w:eastAsia="Times New Roman" w:cs="Times New Roman"/>
-          <w:color w:val="000000"/>
-          <w:szCs w:val="28"/>
-          <w:lang w:eastAsia="ru-RU"/>
-        </w:rPr>
-        <w:t xml:space="preserve">Рисунок 9 – </w:t>
-      </w:r>
-      <w:r>
-        <w:rPr>
-          <w:rFonts w:eastAsia="Times New Roman" w:cs="Times New Roman"/>
-          <w:color w:val="000000"/>
-          <w:szCs w:val="28"/>
-          <w:lang w:val="en-US" w:eastAsia="ru-RU"/>
-        </w:rPr>
-        <w:t>Unique</w:t>
+    </w:p>
+    <w:p>
+      <w:pPr>
+        <w:ind w:firstLine="709"/>
+        <w:jc w:val="both"/>
+        <w:rPr>
+          <w:rFonts w:eastAsia="Times New Roman" w:cs="Times New Roman"/>
+          <w:color w:val="000000"/>
+          <w:szCs w:val="28"/>
+          <w:lang w:eastAsia="ru-RU"/>
+        </w:rPr>
+      </w:pPr>
+      <w:r>
+        <w:rPr>
+          <w:rFonts w:eastAsia="Times New Roman" w:cs="Times New Roman"/>
+          <w:color w:val="000000"/>
+          <w:szCs w:val="28"/>
+          <w:lang w:eastAsia="ru-RU"/>
+        </w:rPr>
+        <w:t xml:space="preserve">Для заполнения данных с пустыми значениями был использован виджет </w:t>
+      </w:r>
+      <w:r>
+        <w:rPr>
+          <w:rFonts w:eastAsia="Times New Roman" w:cs="Times New Roman"/>
+          <w:color w:val="000000"/>
+          <w:szCs w:val="28"/>
+          <w:lang w:val="en-US" w:eastAsia="ru-RU"/>
+        </w:rPr>
+        <w:t>Impute</w:t>
+      </w:r>
+      <w:r>
+        <w:rPr>
+          <w:rFonts w:eastAsia="Times New Roman" w:cs="Times New Roman"/>
+          <w:color w:val="000000"/>
+          <w:szCs w:val="28"/>
+          <w:lang w:eastAsia="ru-RU"/>
+        </w:rPr>
+        <w:t>.</w:t>
       </w:r>
       <w:r>
         <w:rPr>
@@ -2884,44 +3012,141 @@
           <w:szCs w:val="28"/>
           <w:lang w:eastAsia="ru-RU"/>
         </w:rPr>
-        <w:t>и проверка дубликатов</w:t>
-      </w:r>
-    </w:p>
-    <w:p>
-      <w:pPr>
-        <w:ind w:left="709"/>
-        <w:jc w:val="center"/>
-        <w:rPr>
-          <w:rFonts w:eastAsia="Times New Roman" w:cs="Times New Roman"/>
-          <w:color w:val="000000"/>
-          <w:szCs w:val="28"/>
-          <w:lang w:eastAsia="ru-RU"/>
-        </w:rPr>
-      </w:pPr>
-    </w:p>
-    <w:p>
-      <w:pPr>
-        <w:ind w:left="709"/>
-        <w:jc w:val="center"/>
-        <w:rPr>
-          <w:rFonts w:eastAsia="Times New Roman" w:cs="Times New Roman"/>
-          <w:color w:val="000000"/>
-          <w:szCs w:val="28"/>
-          <w:lang w:eastAsia="ru-RU"/>
-        </w:rPr>
-      </w:pPr>
-      <w:r>
-        <w:rPr>
-          <w:rFonts w:eastAsia="Times New Roman" w:cs="Times New Roman"/>
-          <w:color w:val="000000"/>
-          <w:szCs w:val="28"/>
-          <w:lang w:eastAsia="ru-RU"/>
-        </w:rPr>
+        <w:t xml:space="preserve">Данные </w:t>
+      </w:r>
+      <w:r>
+        <w:rPr>
+          <w:rFonts w:eastAsia="Times New Roman" w:cs="Times New Roman"/>
+          <w:color w:val="000000"/>
+          <w:szCs w:val="28"/>
+          <w:lang w:eastAsia="ru-RU"/>
+        </w:rPr>
+        <w:t xml:space="preserve">столбца </w:t>
+      </w:r>
+      <w:r>
+        <w:rPr>
+          <w:rFonts w:eastAsia="Times New Roman" w:cs="Times New Roman"/>
+          <w:color w:val="000000"/>
+          <w:szCs w:val="28"/>
+          <w:lang w:val="en-US" w:eastAsia="ru-RU"/>
+        </w:rPr>
+        <w:t>Ship</w:t>
+      </w:r>
+      <w:r>
+        <w:rPr>
+          <w:rFonts w:eastAsia="Times New Roman" w:cs="Times New Roman"/>
+          <w:color w:val="000000"/>
+          <w:szCs w:val="28"/>
+          <w:lang w:eastAsia="ru-RU"/>
+        </w:rPr>
+        <w:t>-</w:t>
+      </w:r>
+      <w:r>
+        <w:rPr>
+          <w:rFonts w:eastAsia="Times New Roman" w:cs="Times New Roman"/>
+          <w:color w:val="000000"/>
+          <w:szCs w:val="28"/>
+          <w:lang w:val="en-US" w:eastAsia="ru-RU"/>
+        </w:rPr>
+        <w:t>country</w:t>
+      </w:r>
+      <w:r>
+        <w:rPr>
+          <w:rFonts w:eastAsia="Times New Roman" w:cs="Times New Roman"/>
+          <w:color w:val="000000"/>
+          <w:szCs w:val="28"/>
+          <w:lang w:eastAsia="ru-RU"/>
+        </w:rPr>
+        <w:t xml:space="preserve"> </w:t>
+      </w:r>
+      <w:r>
+        <w:rPr>
+          <w:rFonts w:eastAsia="Times New Roman" w:cs="Times New Roman"/>
+          <w:color w:val="000000"/>
+          <w:szCs w:val="28"/>
+          <w:lang w:eastAsia="ru-RU"/>
+        </w:rPr>
+        <w:t>были</w:t>
+      </w:r>
+      <w:r>
+        <w:rPr>
+          <w:rFonts w:eastAsia="Times New Roman" w:cs="Times New Roman"/>
+          <w:color w:val="000000"/>
+          <w:szCs w:val="28"/>
+          <w:lang w:eastAsia="ru-RU"/>
+        </w:rPr>
+        <w:t xml:space="preserve"> </w:t>
+      </w:r>
+      <w:r>
+        <w:rPr>
+          <w:rFonts w:eastAsia="Times New Roman" w:cs="Times New Roman"/>
+          <w:color w:val="000000"/>
+          <w:szCs w:val="28"/>
+          <w:lang w:eastAsia="ru-RU"/>
+        </w:rPr>
+        <w:t xml:space="preserve">заполнены значением </w:t>
+      </w:r>
+      <w:r>
+        <w:rPr>
+          <w:rFonts w:eastAsia="Times New Roman" w:cs="Times New Roman"/>
+          <w:color w:val="000000"/>
+          <w:szCs w:val="28"/>
+          <w:lang w:val="en-US" w:eastAsia="ru-RU"/>
+        </w:rPr>
+        <w:t>IN</w:t>
+      </w:r>
+      <w:r>
+        <w:rPr>
+          <w:rFonts w:eastAsia="Times New Roman" w:cs="Times New Roman"/>
+          <w:color w:val="000000"/>
+          <w:szCs w:val="28"/>
+          <w:lang w:eastAsia="ru-RU"/>
+        </w:rPr>
+        <w:t xml:space="preserve">, </w:t>
+      </w:r>
+      <w:r>
+        <w:rPr>
+          <w:rFonts w:eastAsia="Times New Roman" w:cs="Times New Roman"/>
+          <w:color w:val="000000"/>
+          <w:szCs w:val="28"/>
+          <w:lang w:eastAsia="ru-RU"/>
+        </w:rPr>
+        <w:t>так как все остальные строки этим значением</w:t>
+      </w:r>
+      <w:r>
+        <w:rPr>
+          <w:rFonts w:eastAsia="Times New Roman" w:cs="Times New Roman"/>
+          <w:color w:val="000000"/>
+          <w:szCs w:val="28"/>
+          <w:lang w:eastAsia="ru-RU"/>
+        </w:rPr>
+        <w:t>.</w:t>
+      </w:r>
+    </w:p>
+    <w:p>
+      <w:pPr>
+        <w:ind w:firstLine="709"/>
+        <w:jc w:val="center"/>
+        <w:rPr>
+          <w:rFonts w:eastAsia="Times New Roman" w:cs="Times New Roman"/>
+          <w:color w:val="000000"/>
+          <w:szCs w:val="28"/>
+          <w:lang w:eastAsia="ru-RU"/>
+        </w:rPr>
+      </w:pPr>
+      <w:r>
+        <w:rPr>
+          <w:rFonts w:eastAsia="Times New Roman" w:cs="Times New Roman"/>
+          <w:color w:val="000000"/>
+          <w:szCs w:val="28"/>
+          <w:lang w:eastAsia="ru-RU"/>
+        </w:rPr>
+        <w:lastRenderedPageBreak/>
         <w:drawing>
-          <wp:inline distT="0" distB="0" distL="0" distR="0" wp14:anchorId="10264EF4" wp14:editId="22173334">
-            <wp:extent cx="5940425" cy="2396490"/>
-            <wp:effectExtent l="0" t="0" r="3175" b="3810"/>
-            <wp:docPr id="11" name="Рисунок 11"/>
+          <wp:inline distT="0" distB="0" distL="0" distR="0" wp14:anchorId="348CBD85" wp14:editId="164F580F">
+            <wp:extent cx="4944165" cy="4839375"/>
+            <wp:effectExtent l="0" t="0" r="8890" b="0"/>
+            <wp:docPr id="9" name="Рисунок 9"/>
             <wp:cNvGraphicFramePr>
               <a:graphicFrameLocks xmlns:a="http://schemas.openxmlformats.org/drawingml/2006/main" noChangeAspect="1"/>
             </wp:cNvGraphicFramePr>
@@ -2941,7 +3166,7 @@
                   <pic:spPr>
                     <a:xfrm>
                       <a:off x="0" y="0"/>
-                      <a:ext cx="5940425" cy="2396490"/>
+                      <a:ext cx="4944165" cy="4839375"/>
                     </a:xfrm>
                     <a:prstGeom prst="rect">
                       <a:avLst/>
@@ -2956,262 +3181,754 @@
     </w:p>
     <w:p>
       <w:pPr>
-        <w:ind w:left="709"/>
-        <w:jc w:val="center"/>
-        <w:rPr>
-          <w:rFonts w:eastAsia="Times New Roman" w:cs="Times New Roman"/>
-          <w:color w:val="000000"/>
-          <w:szCs w:val="28"/>
-          <w:lang w:eastAsia="ru-RU"/>
-        </w:rPr>
-      </w:pPr>
-      <w:r>
-        <w:rPr>
-          <w:rFonts w:eastAsia="Times New Roman" w:cs="Times New Roman"/>
-          <w:color w:val="000000"/>
-          <w:szCs w:val="28"/>
-          <w:lang w:eastAsia="ru-RU"/>
-        </w:rPr>
-        <w:t xml:space="preserve">Рисунок </w:t>
-      </w:r>
-      <w:r>
-        <w:rPr>
-          <w:rFonts w:eastAsia="Times New Roman" w:cs="Times New Roman"/>
-          <w:color w:val="000000"/>
-          <w:szCs w:val="28"/>
-          <w:lang w:eastAsia="ru-RU"/>
-        </w:rPr>
-        <w:t>10</w:t>
-      </w:r>
-      <w:r>
-        <w:rPr>
-          <w:rFonts w:eastAsia="Times New Roman" w:cs="Times New Roman"/>
-          <w:color w:val="000000"/>
-          <w:szCs w:val="28"/>
-          <w:lang w:eastAsia="ru-RU"/>
-        </w:rPr>
-        <w:t xml:space="preserve"> – </w:t>
-      </w:r>
-      <w:r>
-        <w:rPr>
-          <w:rFonts w:eastAsia="Times New Roman" w:cs="Times New Roman"/>
-          <w:color w:val="000000"/>
-          <w:szCs w:val="28"/>
-          <w:lang w:eastAsia="ru-RU"/>
-        </w:rPr>
-        <w:t>Выбор записей с отрицательными числовыми значениями</w:t>
-      </w:r>
-    </w:p>
-    <w:p>
-      <w:pPr>
-        <w:ind w:left="709"/>
-        <w:jc w:val="center"/>
-        <w:rPr>
-          <w:rFonts w:eastAsia="Times New Roman" w:cs="Times New Roman"/>
-          <w:color w:val="000000"/>
-          <w:szCs w:val="28"/>
-          <w:lang w:eastAsia="ru-RU"/>
-        </w:rPr>
-      </w:pPr>
-    </w:p>
-    <w:p>
-      <w:pPr>
-        <w:ind w:left="709"/>
-        <w:jc w:val="center"/>
-        <w:rPr>
-          <w:rFonts w:eastAsia="Times New Roman" w:cs="Times New Roman"/>
-          <w:color w:val="000000"/>
-          <w:szCs w:val="28"/>
-          <w:lang w:val="en-US" w:eastAsia="ru-RU"/>
-        </w:rPr>
-      </w:pPr>
+        <w:ind w:firstLine="709"/>
+        <w:jc w:val="both"/>
+        <w:rPr>
+          <w:rFonts w:eastAsia="Times New Roman" w:cs="Times New Roman"/>
+          <w:color w:val="000000"/>
+          <w:szCs w:val="28"/>
+          <w:lang w:eastAsia="ru-RU"/>
+        </w:rPr>
+      </w:pPr>
+    </w:p>
+    <w:p>
+      <w:pPr>
+        <w:ind w:firstLine="709"/>
+        <w:jc w:val="center"/>
+        <w:rPr>
+          <w:rFonts w:eastAsia="Times New Roman" w:cs="Times New Roman"/>
+          <w:color w:val="000000"/>
+          <w:szCs w:val="28"/>
+          <w:lang w:eastAsia="ru-RU"/>
+        </w:rPr>
+      </w:pPr>
+      <w:r>
+        <w:rPr>
+          <w:rFonts w:eastAsia="Times New Roman" w:cs="Times New Roman"/>
+          <w:color w:val="000000"/>
+          <w:szCs w:val="28"/>
+          <w:lang w:eastAsia="ru-RU"/>
+        </w:rPr>
+        <w:drawing>
+          <wp:inline distT="0" distB="0" distL="0" distR="0" wp14:anchorId="07E6A8AD" wp14:editId="17E149C2">
+            <wp:extent cx="5940425" cy="2863850"/>
+            <wp:effectExtent l="0" t="0" r="3175" b="0"/>
+            <wp:docPr id="10" name="Рисунок 10"/>
+            <wp:cNvGraphicFramePr>
+              <a:graphicFrameLocks xmlns:a="http://schemas.openxmlformats.org/drawingml/2006/main" noChangeAspect="1"/>
+            </wp:cNvGraphicFramePr>
+            <a:graphic xmlns:a="http://schemas.openxmlformats.org/drawingml/2006/main">
+              <a:graphicData uri="http://schemas.openxmlformats.org/drawingml/2006/picture">
+                <pic:pic xmlns:pic="http://schemas.openxmlformats.org/drawingml/2006/picture">
+                  <pic:nvPicPr>
+                    <pic:cNvPr id="1" name=""/>
+                    <pic:cNvPicPr/>
+                  </pic:nvPicPr>
+                  <pic:blipFill>
+                    <a:blip r:embed="rId17"/>
+                    <a:stretch>
+                      <a:fillRect/>
+                    </a:stretch>
+                  </pic:blipFill>
+                  <pic:spPr>
+                    <a:xfrm>
+                      <a:off x="0" y="0"/>
+                      <a:ext cx="5940425" cy="2863850"/>
+                    </a:xfrm>
+                    <a:prstGeom prst="rect">
+                      <a:avLst/>
+                    </a:prstGeom>
+                  </pic:spPr>
+                </pic:pic>
+              </a:graphicData>
+            </a:graphic>
+          </wp:inline>
+        </w:drawing>
+      </w:r>
+    </w:p>
+    <w:p>
+      <w:pPr>
+        <w:ind w:left="709"/>
+        <w:jc w:val="both"/>
+        <w:rPr>
+          <w:rFonts w:eastAsia="Times New Roman" w:cs="Times New Roman"/>
+          <w:color w:val="000000"/>
+          <w:szCs w:val="28"/>
+          <w:lang w:eastAsia="ru-RU"/>
+        </w:rPr>
+      </w:pPr>
+    </w:p>
+    <w:p>
+      <w:pPr>
+        <w:ind w:left="709"/>
+        <w:jc w:val="center"/>
+        <w:rPr>
+          <w:rFonts w:eastAsia="Times New Roman" w:cs="Times New Roman"/>
+          <w:color w:val="000000"/>
+          <w:szCs w:val="28"/>
+          <w:lang w:eastAsia="ru-RU"/>
+        </w:rPr>
+      </w:pPr>
+    </w:p>
+    <w:p>
+      <w:pPr>
+        <w:ind w:left="709"/>
+        <w:jc w:val="both"/>
+        <w:rPr>
+          <w:rFonts w:eastAsia="Times New Roman" w:cs="Times New Roman"/>
+          <w:color w:val="000000"/>
+          <w:szCs w:val="28"/>
+          <w:lang w:eastAsia="ru-RU"/>
+        </w:rPr>
+      </w:pPr>
+    </w:p>
+    <w:p>
+      <w:pPr>
+        <w:ind w:left="709"/>
+        <w:jc w:val="both"/>
+        <w:rPr>
+          <w:rFonts w:eastAsia="Times New Roman" w:cs="Times New Roman"/>
+          <w:b/>
+          <w:bCs/>
+          <w:color w:val="000000"/>
+          <w:szCs w:val="28"/>
+          <w:lang w:eastAsia="ru-RU"/>
+        </w:rPr>
+      </w:pPr>
+      <w:r>
+        <w:rPr>
+          <w:rFonts w:eastAsia="Times New Roman" w:cs="Times New Roman"/>
+          <w:b/>
+          <w:bCs/>
+          <w:color w:val="000000"/>
+          <w:szCs w:val="28"/>
+          <w:lang w:eastAsia="ru-RU"/>
+        </w:rPr>
+        <w:t>Задание 6. Создание и преобразование признаков</w:t>
+      </w:r>
+    </w:p>
+    <w:p>
+      <w:pPr>
+        <w:ind w:firstLine="709"/>
+        <w:jc w:val="both"/>
+        <w:rPr>
+          <w:rFonts w:eastAsia="Times New Roman" w:cs="Times New Roman"/>
+          <w:color w:val="000000"/>
+          <w:szCs w:val="28"/>
+          <w:lang w:eastAsia="ru-RU"/>
+        </w:rPr>
+      </w:pPr>
+      <w:r>
+        <w:rPr>
+          <w:rFonts w:eastAsia="Times New Roman" w:cs="Times New Roman"/>
+          <w:color w:val="000000"/>
+          <w:szCs w:val="28"/>
+          <w:lang w:eastAsia="ru-RU"/>
+        </w:rPr>
+        <w:lastRenderedPageBreak/>
+        <w:t>Д</w:t>
+      </w:r>
+      <w:r>
+        <w:rPr>
+          <w:rFonts w:eastAsia="Times New Roman" w:cs="Times New Roman"/>
+          <w:color w:val="000000"/>
+          <w:szCs w:val="28"/>
+          <w:lang w:eastAsia="ru-RU"/>
+        </w:rPr>
+        <w:t xml:space="preserve">ата была разбита на отдельные столбцы </w:t>
+      </w:r>
+      <w:r>
+        <w:rPr>
+          <w:rFonts w:eastAsia="Times New Roman" w:cs="Times New Roman"/>
+          <w:color w:val="000000"/>
+          <w:szCs w:val="28"/>
+          <w:lang w:val="en-US" w:eastAsia="ru-RU"/>
+        </w:rPr>
+        <w:t>Year</w:t>
+      </w:r>
+      <w:r>
+        <w:rPr>
+          <w:rFonts w:eastAsia="Times New Roman" w:cs="Times New Roman"/>
+          <w:color w:val="000000"/>
+          <w:szCs w:val="28"/>
+          <w:lang w:eastAsia="ru-RU"/>
+        </w:rPr>
+        <w:t xml:space="preserve">, </w:t>
+      </w:r>
+      <w:r>
+        <w:rPr>
+          <w:rFonts w:eastAsia="Times New Roman" w:cs="Times New Roman"/>
+          <w:color w:val="000000"/>
+          <w:szCs w:val="28"/>
+          <w:lang w:val="en-US" w:eastAsia="ru-RU"/>
+        </w:rPr>
+        <w:t>Month</w:t>
+      </w:r>
+      <w:r>
+        <w:rPr>
+          <w:rFonts w:eastAsia="Times New Roman" w:cs="Times New Roman"/>
+          <w:color w:val="000000"/>
+          <w:szCs w:val="28"/>
+          <w:lang w:eastAsia="ru-RU"/>
+        </w:rPr>
+        <w:t xml:space="preserve">, </w:t>
+      </w:r>
+      <w:r>
+        <w:rPr>
+          <w:rFonts w:eastAsia="Times New Roman" w:cs="Times New Roman"/>
+          <w:color w:val="000000"/>
+          <w:szCs w:val="28"/>
+          <w:lang w:val="en-US" w:eastAsia="ru-RU"/>
+        </w:rPr>
+        <w:t>Day</w:t>
+      </w:r>
+      <w:r>
+        <w:rPr>
+          <w:rFonts w:eastAsia="Times New Roman" w:cs="Times New Roman"/>
+          <w:color w:val="000000"/>
+          <w:szCs w:val="28"/>
+          <w:lang w:eastAsia="ru-RU"/>
+        </w:rPr>
+        <w:t>.</w:t>
+      </w:r>
+      <w:r>
+        <w:rPr>
+          <w:rFonts w:eastAsia="Times New Roman" w:cs="Times New Roman"/>
+          <w:color w:val="000000"/>
+          <w:szCs w:val="28"/>
+          <w:lang w:eastAsia="ru-RU"/>
+        </w:rPr>
+        <w:t xml:space="preserve"> Столбец с названиями городов был отформатирован чтобы города отображались с большой буквы.</w:t>
+      </w:r>
+    </w:p>
+    <w:p>
+      <w:pPr>
+        <w:ind w:left="709"/>
+        <w:jc w:val="center"/>
+        <w:rPr>
+          <w:rFonts w:eastAsia="Times New Roman" w:cs="Times New Roman"/>
+          <w:color w:val="000000"/>
+          <w:szCs w:val="28"/>
+          <w:lang w:val="en-US" w:eastAsia="ru-RU"/>
+        </w:rPr>
+      </w:pPr>
+      <w:r>
+        <w:rPr>
+          <w:rFonts w:eastAsia="Times New Roman" w:cs="Times New Roman"/>
+          <w:color w:val="000000"/>
+          <w:szCs w:val="28"/>
+          <w:lang w:val="en-US" w:eastAsia="ru-RU"/>
+        </w:rPr>
+        <w:drawing>
+          <wp:inline distT="0" distB="0" distL="0" distR="0" wp14:anchorId="6A0B52FF" wp14:editId="1FD87C76">
+            <wp:extent cx="5071194" cy="4401101"/>
+            <wp:effectExtent l="0" t="0" r="0" b="0"/>
+            <wp:docPr id="11" name="Рисунок 11"/>
+            <wp:cNvGraphicFramePr>
+              <a:graphicFrameLocks xmlns:a="http://schemas.openxmlformats.org/drawingml/2006/main" noChangeAspect="1"/>
+            </wp:cNvGraphicFramePr>
+            <a:graphic xmlns:a="http://schemas.openxmlformats.org/drawingml/2006/main">
+              <a:graphicData uri="http://schemas.openxmlformats.org/drawingml/2006/picture">
+                <pic:pic xmlns:pic="http://schemas.openxmlformats.org/drawingml/2006/picture">
+                  <pic:nvPicPr>
+                    <pic:cNvPr id="1" name=""/>
+                    <pic:cNvPicPr/>
+                  </pic:nvPicPr>
+                  <pic:blipFill>
+                    <a:blip r:embed="rId18"/>
+                    <a:stretch>
+                      <a:fillRect/>
+                    </a:stretch>
+                  </pic:blipFill>
+                  <pic:spPr>
+                    <a:xfrm>
+                      <a:off x="0" y="0"/>
+                      <a:ext cx="5098009" cy="4424373"/>
+                    </a:xfrm>
+                    <a:prstGeom prst="rect">
+                      <a:avLst/>
+                    </a:prstGeom>
+                  </pic:spPr>
+                </pic:pic>
+              </a:graphicData>
+            </a:graphic>
+          </wp:inline>
+        </w:drawing>
+      </w:r>
+    </w:p>
+    <w:p>
+      <w:pPr>
+        <w:ind w:left="709"/>
+        <w:jc w:val="both"/>
+        <w:rPr>
+          <w:rFonts w:eastAsia="Times New Roman" w:cs="Times New Roman"/>
+          <w:color w:val="000000"/>
+          <w:szCs w:val="28"/>
+          <w:lang w:val="en-US" w:eastAsia="ru-RU"/>
+        </w:rPr>
+      </w:pPr>
+    </w:p>
+    <w:p>
+      <w:pPr>
+        <w:ind w:left="709"/>
+        <w:jc w:val="both"/>
+        <w:rPr>
+          <w:rFonts w:eastAsia="Times New Roman" w:cs="Times New Roman"/>
+          <w:b/>
+          <w:bCs/>
+          <w:color w:val="000000"/>
+          <w:szCs w:val="28"/>
+          <w:lang w:eastAsia="ru-RU"/>
+        </w:rPr>
+      </w:pPr>
+    </w:p>
+    <w:p>
+      <w:pPr>
+        <w:ind w:left="709"/>
+        <w:jc w:val="both"/>
+        <w:rPr>
+          <w:rFonts w:eastAsia="Times New Roman" w:cs="Times New Roman"/>
+          <w:b/>
+          <w:bCs/>
+          <w:color w:val="000000"/>
+          <w:szCs w:val="28"/>
+          <w:lang w:eastAsia="ru-RU"/>
+        </w:rPr>
+      </w:pPr>
+    </w:p>
+    <w:p>
+      <w:pPr>
+        <w:ind w:left="709"/>
+        <w:jc w:val="both"/>
+        <w:rPr>
+          <w:rFonts w:eastAsia="Times New Roman" w:cs="Times New Roman"/>
+          <w:b/>
+          <w:bCs/>
+          <w:color w:val="000000"/>
+          <w:szCs w:val="28"/>
+          <w:lang w:eastAsia="ru-RU"/>
+        </w:rPr>
+      </w:pPr>
+      <w:r>
+        <w:rPr>
+          <w:rFonts w:eastAsia="Times New Roman" w:cs="Times New Roman"/>
+          <w:b/>
+          <w:bCs/>
+          <w:color w:val="000000"/>
+          <w:szCs w:val="28"/>
+          <w:lang w:eastAsia="ru-RU"/>
+        </w:rPr>
+        <w:t>Задание 7. Нормализация и стандартизация данных</w:t>
+      </w:r>
+    </w:p>
+    <w:p>
+      <w:pPr>
+        <w:ind w:left="709"/>
+        <w:jc w:val="both"/>
+        <w:rPr>
+          <w:rFonts w:eastAsia="Times New Roman" w:cs="Times New Roman"/>
+          <w:color w:val="000000"/>
+          <w:szCs w:val="28"/>
+          <w:lang w:val="en-US" w:eastAsia="ru-RU"/>
+        </w:rPr>
+      </w:pPr>
+      <w:r>
+        <w:rPr>
+          <w:rFonts w:eastAsia="Times New Roman" w:cs="Times New Roman"/>
+          <w:color w:val="000000"/>
+          <w:szCs w:val="28"/>
+          <w:lang w:eastAsia="ru-RU"/>
+        </w:rPr>
+        <w:t xml:space="preserve">Использование </w:t>
+      </w:r>
+      <w:r>
+        <w:rPr>
+          <w:rFonts w:eastAsia="Times New Roman" w:cs="Times New Roman"/>
+          <w:color w:val="000000"/>
+          <w:szCs w:val="28"/>
+          <w:lang w:val="en-US" w:eastAsia="ru-RU"/>
+        </w:rPr>
+        <w:t xml:space="preserve">Normalize </w:t>
+      </w:r>
+    </w:p>
+    <w:p>
+      <w:pPr>
+        <w:ind w:left="709"/>
+        <w:jc w:val="both"/>
+        <w:rPr>
+          <w:rFonts w:eastAsia="Times New Roman" w:cs="Times New Roman"/>
+          <w:color w:val="000000"/>
+          <w:szCs w:val="28"/>
+          <w:lang w:val="en-US" w:eastAsia="ru-RU"/>
+        </w:rPr>
+      </w:pPr>
+      <w:r>
+        <w:rPr>
+          <w:rFonts w:eastAsia="Times New Roman" w:cs="Times New Roman"/>
+          <w:noProof/>
+          <w:color w:val="000000"/>
+          <w:szCs w:val="28"/>
+          <w:lang w:val="en-US" w:eastAsia="ru-RU"/>
+        </w:rPr>
+        <w:lastRenderedPageBreak/>
+        <w:drawing>
+          <wp:inline distT="0" distB="0" distL="0" distR="0" wp14:anchorId="33847FA1" wp14:editId="1F56F3BD">
+            <wp:extent cx="5940425" cy="3744595"/>
+            <wp:effectExtent l="0" t="0" r="3175" b="8255"/>
+            <wp:docPr id="17" name="Рисунок 17"/>
+            <wp:cNvGraphicFramePr>
+              <a:graphicFrameLocks xmlns:a="http://schemas.openxmlformats.org/drawingml/2006/main" noChangeAspect="1"/>
+            </wp:cNvGraphicFramePr>
+            <a:graphic xmlns:a="http://schemas.openxmlformats.org/drawingml/2006/main">
+              <a:graphicData uri="http://schemas.openxmlformats.org/drawingml/2006/picture">
+                <pic:pic xmlns:pic="http://schemas.openxmlformats.org/drawingml/2006/picture">
+                  <pic:nvPicPr>
+                    <pic:cNvPr id="1" name=""/>
+                    <pic:cNvPicPr/>
+                  </pic:nvPicPr>
+                  <pic:blipFill>
+                    <a:blip r:embed="rId19"/>
+                    <a:stretch>
+                      <a:fillRect/>
+                    </a:stretch>
+                  </pic:blipFill>
+                  <pic:spPr>
+                    <a:xfrm>
+                      <a:off x="0" y="0"/>
+                      <a:ext cx="5940425" cy="3744595"/>
+                    </a:xfrm>
+                    <a:prstGeom prst="rect">
+                      <a:avLst/>
+                    </a:prstGeom>
+                  </pic:spPr>
+                </pic:pic>
+              </a:graphicData>
+            </a:graphic>
+          </wp:inline>
+        </w:drawing>
+      </w:r>
+    </w:p>
+    <w:p>
+      <w:pPr>
+        <w:ind w:left="709"/>
+        <w:jc w:val="both"/>
+        <w:rPr>
+          <w:rFonts w:eastAsia="Times New Roman" w:cs="Times New Roman"/>
+          <w:color w:val="000000"/>
+          <w:szCs w:val="28"/>
+          <w:lang w:val="en-US" w:eastAsia="ru-RU"/>
+        </w:rPr>
+      </w:pPr>
+    </w:p>
+    <w:p>
+      <w:pPr>
+        <w:ind w:left="709"/>
+        <w:jc w:val="both"/>
+        <w:rPr>
+          <w:rFonts w:eastAsia="Times New Roman" w:cs="Times New Roman"/>
+          <w:color w:val="000000"/>
+          <w:szCs w:val="28"/>
+          <w:lang w:val="en-US" w:eastAsia="ru-RU"/>
+        </w:rPr>
+      </w:pPr>
+      <w:r>
+        <w:rPr>
+          <w:rFonts w:eastAsia="Times New Roman" w:cs="Times New Roman"/>
+          <w:color w:val="000000"/>
+          <w:szCs w:val="28"/>
+          <w:lang w:val="en-US" w:eastAsia="ru-RU"/>
+        </w:rPr>
+        <w:drawing>
+          <wp:inline distT="0" distB="0" distL="0" distR="0" wp14:anchorId="47BC53B1" wp14:editId="77C35AD2">
+            <wp:extent cx="5940425" cy="3166110"/>
+            <wp:effectExtent l="0" t="0" r="3175" b="0"/>
+            <wp:docPr id="18" name="Рисунок 18"/>
+            <wp:cNvGraphicFramePr>
+              <a:graphicFrameLocks xmlns:a="http://schemas.openxmlformats.org/drawingml/2006/main" noChangeAspect="1"/>
+            </wp:cNvGraphicFramePr>
+            <a:graphic xmlns:a="http://schemas.openxmlformats.org/drawingml/2006/main">
+              <a:graphicData uri="http://schemas.openxmlformats.org/drawingml/2006/picture">
+                <pic:pic xmlns:pic="http://schemas.openxmlformats.org/drawingml/2006/picture">
+                  <pic:nvPicPr>
+                    <pic:cNvPr id="1" name=""/>
+                    <pic:cNvPicPr/>
+                  </pic:nvPicPr>
+                  <pic:blipFill>
+                    <a:blip r:embed="rId20"/>
+                    <a:stretch>
+                      <a:fillRect/>
+                    </a:stretch>
+                  </pic:blipFill>
+                  <pic:spPr>
+                    <a:xfrm>
+                      <a:off x="0" y="0"/>
+                      <a:ext cx="5940425" cy="3166110"/>
+                    </a:xfrm>
+                    <a:prstGeom prst="rect">
+                      <a:avLst/>
+                    </a:prstGeom>
+                  </pic:spPr>
+                </pic:pic>
+              </a:graphicData>
+            </a:graphic>
+          </wp:inline>
+        </w:drawing>
+      </w:r>
+    </w:p>
+    <w:p>
+      <w:pPr>
+        <w:ind w:left="709"/>
+        <w:jc w:val="both"/>
+        <w:rPr>
+          <w:rFonts w:eastAsia="Times New Roman" w:cs="Times New Roman"/>
+          <w:color w:val="000000"/>
+          <w:szCs w:val="28"/>
+          <w:lang w:val="en-US" w:eastAsia="ru-RU"/>
+        </w:rPr>
+      </w:pPr>
+    </w:p>
+    <w:p>
+      <w:pPr>
+        <w:ind w:left="709"/>
+        <w:jc w:val="both"/>
+        <w:rPr>
+          <w:rFonts w:eastAsia="Times New Roman" w:cs="Times New Roman"/>
+          <w:color w:val="000000"/>
+          <w:szCs w:val="28"/>
+          <w:lang w:val="en-US" w:eastAsia="ru-RU"/>
+        </w:rPr>
+      </w:pPr>
+    </w:p>
+    <w:p>
+      <w:pPr>
+        <w:ind w:left="709"/>
+        <w:jc w:val="both"/>
+        <w:rPr>
+          <w:rFonts w:eastAsia="Times New Roman" w:cs="Times New Roman"/>
+          <w:b/>
+          <w:bCs/>
+          <w:color w:val="000000"/>
+          <w:szCs w:val="28"/>
+          <w:lang w:eastAsia="ru-RU"/>
+        </w:rPr>
+      </w:pPr>
+      <w:r>
+        <w:rPr>
+          <w:rFonts w:eastAsia="Times New Roman" w:cs="Times New Roman"/>
+          <w:b/>
+          <w:bCs/>
+          <w:color w:val="000000"/>
+          <w:szCs w:val="28"/>
+          <w:lang w:eastAsia="ru-RU"/>
+        </w:rPr>
+        <w:t>Задание 8. Исследовательский анализ и визуализация</w:t>
+      </w:r>
+    </w:p>
+    <w:p>
+      <w:pPr>
+        <w:ind w:left="709"/>
+        <w:jc w:val="both"/>
+        <w:rPr>
+          <w:rFonts w:eastAsia="Times New Roman" w:cs="Times New Roman"/>
+          <w:color w:val="000000"/>
+          <w:szCs w:val="28"/>
+          <w:lang w:eastAsia="ru-RU"/>
+        </w:rPr>
+      </w:pPr>
+      <w:r>
+        <w:rPr>
+          <w:rFonts w:eastAsia="Times New Roman" w:cs="Times New Roman"/>
+          <w:color w:val="000000"/>
+          <w:szCs w:val="28"/>
+          <w:lang w:eastAsia="ru-RU"/>
+        </w:rPr>
+        <w:lastRenderedPageBreak/>
+        <w:drawing>
+          <wp:inline distT="0" distB="0" distL="0" distR="0" wp14:anchorId="6099E360" wp14:editId="2D1B89A9">
+            <wp:extent cx="5940425" cy="3166110"/>
+            <wp:effectExtent l="0" t="0" r="3175" b="0"/>
+            <wp:docPr id="19" name="Рисунок 19"/>
+            <wp:cNvGraphicFramePr>
+              <a:graphicFrameLocks xmlns:a="http://schemas.openxmlformats.org/drawingml/2006/main" noChangeAspect="1"/>
+            </wp:cNvGraphicFramePr>
+            <a:graphic xmlns:a="http://schemas.openxmlformats.org/drawingml/2006/main">
+              <a:graphicData uri="http://schemas.openxmlformats.org/drawingml/2006/picture">
+                <pic:pic xmlns:pic="http://schemas.openxmlformats.org/drawingml/2006/picture">
+                  <pic:nvPicPr>
+                    <pic:cNvPr id="1" name=""/>
+                    <pic:cNvPicPr/>
+                  </pic:nvPicPr>
+                  <pic:blipFill>
+                    <a:blip r:embed="rId21"/>
+                    <a:stretch>
+                      <a:fillRect/>
+                    </a:stretch>
+                  </pic:blipFill>
+                  <pic:spPr>
+                    <a:xfrm>
+                      <a:off x="0" y="0"/>
+                      <a:ext cx="5940425" cy="3166110"/>
+                    </a:xfrm>
+                    <a:prstGeom prst="rect">
+                      <a:avLst/>
+                    </a:prstGeom>
+                  </pic:spPr>
+                </pic:pic>
+              </a:graphicData>
+            </a:graphic>
+          </wp:inline>
+        </w:drawing>
+      </w:r>
+    </w:p>
+    <w:p>
+      <w:pPr>
+        <w:ind w:left="709"/>
+        <w:jc w:val="both"/>
+        <w:rPr>
+          <w:rFonts w:eastAsia="Times New Roman" w:cs="Times New Roman"/>
+          <w:color w:val="000000"/>
+          <w:szCs w:val="28"/>
+          <w:lang w:eastAsia="ru-RU"/>
+        </w:rPr>
+      </w:pPr>
+      <w:r>
+        <w:rPr>
+          <w:rFonts w:eastAsia="Times New Roman" w:cs="Times New Roman"/>
+          <w:color w:val="000000"/>
+          <w:szCs w:val="28"/>
+          <w:lang w:eastAsia="ru-RU"/>
+        </w:rPr>
+        <w:drawing>
+          <wp:inline distT="0" distB="0" distL="0" distR="0" wp14:anchorId="20635500" wp14:editId="649D8F41">
+            <wp:extent cx="5940425" cy="3166110"/>
+            <wp:effectExtent l="0" t="0" r="3175" b="0"/>
+            <wp:docPr id="20" name="Рисунок 20"/>
+            <wp:cNvGraphicFramePr>
+              <a:graphicFrameLocks xmlns:a="http://schemas.openxmlformats.org/drawingml/2006/main" noChangeAspect="1"/>
+            </wp:cNvGraphicFramePr>
+            <a:graphic xmlns:a="http://schemas.openxmlformats.org/drawingml/2006/main">
+              <a:graphicData uri="http://schemas.openxmlformats.org/drawingml/2006/picture">
+                <pic:pic xmlns:pic="http://schemas.openxmlformats.org/drawingml/2006/picture">
+                  <pic:nvPicPr>
+                    <pic:cNvPr id="1" name=""/>
+                    <pic:cNvPicPr/>
+                  </pic:nvPicPr>
+                  <pic:blipFill>
+                    <a:blip r:embed="rId22"/>
+                    <a:stretch>
+                      <a:fillRect/>
+                    </a:stretch>
+                  </pic:blipFill>
+                  <pic:spPr>
+                    <a:xfrm>
+                      <a:off x="0" y="0"/>
+                      <a:ext cx="5940425" cy="3166110"/>
+                    </a:xfrm>
+                    <a:prstGeom prst="rect">
+                      <a:avLst/>
+                    </a:prstGeom>
+                  </pic:spPr>
+                </pic:pic>
+              </a:graphicData>
+            </a:graphic>
+          </wp:inline>
+        </w:drawing>
+      </w:r>
+    </w:p>
+    <w:p>
+      <w:pPr>
+        <w:ind w:left="709"/>
+        <w:jc w:val="both"/>
+        <w:rPr>
+          <w:rFonts w:eastAsia="Times New Roman" w:cs="Times New Roman"/>
+          <w:color w:val="000000"/>
+          <w:szCs w:val="28"/>
+          <w:lang w:eastAsia="ru-RU"/>
+        </w:rPr>
+      </w:pPr>
+    </w:p>
+    <w:p>
+      <w:pPr>
+        <w:ind w:left="709"/>
+        <w:jc w:val="both"/>
+        <w:rPr>
+          <w:rFonts w:eastAsia="Times New Roman" w:cs="Times New Roman"/>
+          <w:b/>
+          <w:bCs/>
+          <w:color w:val="000000"/>
+          <w:szCs w:val="28"/>
+          <w:lang w:eastAsia="ru-RU"/>
+        </w:rPr>
+      </w:pPr>
+      <w:r>
+        <w:rPr>
+          <w:rFonts w:eastAsia="Times New Roman" w:cs="Times New Roman"/>
+          <w:b/>
+          <w:bCs/>
+          <w:color w:val="000000"/>
+          <w:szCs w:val="28"/>
+          <w:lang w:eastAsia="ru-RU"/>
+        </w:rPr>
+        <w:t>Задание 9. Сохранение результатов</w:t>
+      </w:r>
+    </w:p>
+    <w:p>
+      <w:pPr>
+        <w:ind w:left="709"/>
+        <w:jc w:val="both"/>
+        <w:rPr>
+          <w:rFonts w:eastAsia="Times New Roman" w:cs="Times New Roman"/>
+          <w:color w:val="000000"/>
+          <w:szCs w:val="28"/>
+          <w:lang w:eastAsia="ru-RU"/>
+        </w:rPr>
+      </w:pPr>
+      <w:r>
+        <w:rPr>
+          <w:rFonts w:eastAsia="Times New Roman" w:cs="Times New Roman"/>
+          <w:color w:val="000000"/>
+          <w:szCs w:val="28"/>
+          <w:lang w:eastAsia="ru-RU"/>
+        </w:rPr>
+        <w:lastRenderedPageBreak/>
+        <w:drawing>
+          <wp:inline distT="0" distB="0" distL="0" distR="0" wp14:anchorId="017D99FA" wp14:editId="4A097BE5">
+            <wp:extent cx="5940425" cy="3166110"/>
+            <wp:effectExtent l="0" t="0" r="3175" b="0"/>
+            <wp:docPr id="21" name="Рисунок 21"/>
+            <wp:cNvGraphicFramePr>
+              <a:graphicFrameLocks xmlns:a="http://schemas.openxmlformats.org/drawingml/2006/main" noChangeAspect="1"/>
+            </wp:cNvGraphicFramePr>
+            <a:graphic xmlns:a="http://schemas.openxmlformats.org/drawingml/2006/main">
+              <a:graphicData uri="http://schemas.openxmlformats.org/drawingml/2006/picture">
+                <pic:pic xmlns:pic="http://schemas.openxmlformats.org/drawingml/2006/picture">
+                  <pic:nvPicPr>
+                    <pic:cNvPr id="1" name=""/>
+                    <pic:cNvPicPr/>
+                  </pic:nvPicPr>
+                  <pic:blipFill>
+                    <a:blip r:embed="rId23"/>
+                    <a:stretch>
+                      <a:fillRect/>
+                    </a:stretch>
+                  </pic:blipFill>
+                  <pic:spPr>
+                    <a:xfrm>
+                      <a:off x="0" y="0"/>
+                      <a:ext cx="5940425" cy="3166110"/>
+                    </a:xfrm>
+                    <a:prstGeom prst="rect">
+                      <a:avLst/>
+                    </a:prstGeom>
+                  </pic:spPr>
+                </pic:pic>
+              </a:graphicData>
+            </a:graphic>
+          </wp:inline>
+        </w:drawing>
+      </w:r>
       <w:bookmarkStart w:id="0" w:name="_GoBack"/>
       <w:bookmarkEnd w:id="0"/>
-    </w:p>
-    <w:p>
-      <w:pPr>
-        <w:ind w:left="709"/>
-        <w:jc w:val="both"/>
-        <w:rPr>
-          <w:rFonts w:eastAsia="Times New Roman" w:cs="Times New Roman"/>
-          <w:b/>
-          <w:bCs/>
-          <w:color w:val="000000"/>
-          <w:szCs w:val="28"/>
-          <w:lang w:eastAsia="ru-RU"/>
-        </w:rPr>
-      </w:pPr>
-      <w:r>
-        <w:rPr>
-          <w:rFonts w:eastAsia="Times New Roman" w:cs="Times New Roman"/>
-          <w:b/>
-          <w:bCs/>
-          <w:color w:val="000000"/>
-          <w:szCs w:val="28"/>
-          <w:lang w:eastAsia="ru-RU"/>
-        </w:rPr>
-        <w:t>Задание 5. Очистка данных</w:t>
-      </w:r>
-    </w:p>
-    <w:p>
-      <w:pPr>
-        <w:ind w:left="709"/>
-        <w:jc w:val="both"/>
-        <w:rPr>
-          <w:rFonts w:eastAsia="Times New Roman" w:cs="Times New Roman"/>
-          <w:color w:val="000000"/>
-          <w:szCs w:val="28"/>
-          <w:lang w:eastAsia="ru-RU"/>
-        </w:rPr>
-      </w:pPr>
-    </w:p>
-    <w:p>
-      <w:pPr>
-        <w:ind w:left="709"/>
-        <w:jc w:val="both"/>
-        <w:rPr>
-          <w:rFonts w:eastAsia="Times New Roman" w:cs="Times New Roman"/>
-          <w:b/>
-          <w:bCs/>
-          <w:color w:val="000000"/>
-          <w:szCs w:val="28"/>
-          <w:lang w:eastAsia="ru-RU"/>
-        </w:rPr>
-      </w:pPr>
-      <w:r>
-        <w:rPr>
-          <w:rFonts w:eastAsia="Times New Roman" w:cs="Times New Roman"/>
-          <w:b/>
-          <w:bCs/>
-          <w:color w:val="000000"/>
-          <w:szCs w:val="28"/>
-          <w:lang w:eastAsia="ru-RU"/>
-        </w:rPr>
-        <w:t>Задание 6. Создание и преобразование признаков</w:t>
-      </w:r>
-    </w:p>
-    <w:p>
-      <w:pPr>
-        <w:ind w:left="709"/>
-        <w:jc w:val="both"/>
-        <w:rPr>
-          <w:rFonts w:eastAsia="Times New Roman" w:cs="Times New Roman"/>
-          <w:color w:val="000000"/>
-          <w:szCs w:val="28"/>
-          <w:lang w:eastAsia="ru-RU"/>
-        </w:rPr>
-      </w:pPr>
-    </w:p>
-    <w:p>
-      <w:pPr>
-        <w:ind w:left="709"/>
-        <w:jc w:val="both"/>
-        <w:rPr>
-          <w:rFonts w:eastAsia="Times New Roman" w:cs="Times New Roman"/>
-          <w:b/>
-          <w:bCs/>
-          <w:color w:val="000000"/>
-          <w:szCs w:val="28"/>
-          <w:lang w:eastAsia="ru-RU"/>
-        </w:rPr>
-      </w:pPr>
-      <w:r>
-        <w:rPr>
-          <w:rFonts w:eastAsia="Times New Roman" w:cs="Times New Roman"/>
-          <w:b/>
-          <w:bCs/>
-          <w:color w:val="000000"/>
-          <w:szCs w:val="28"/>
-          <w:lang w:eastAsia="ru-RU"/>
-        </w:rPr>
-        <w:t>Задание 7. Нормализация и стандартизация данных</w:t>
-      </w:r>
-    </w:p>
-    <w:p>
-      <w:pPr>
-        <w:ind w:left="709"/>
-        <w:jc w:val="both"/>
-        <w:rPr>
-          <w:rFonts w:eastAsia="Times New Roman" w:cs="Times New Roman"/>
-          <w:color w:val="000000"/>
-          <w:szCs w:val="28"/>
-          <w:lang w:eastAsia="ru-RU"/>
-        </w:rPr>
-      </w:pPr>
-    </w:p>
-    <w:p>
-      <w:pPr>
-        <w:ind w:left="709"/>
-        <w:jc w:val="both"/>
-        <w:rPr>
-          <w:rFonts w:eastAsia="Times New Roman" w:cs="Times New Roman"/>
-          <w:b/>
-          <w:bCs/>
-          <w:color w:val="000000"/>
-          <w:szCs w:val="28"/>
-          <w:lang w:eastAsia="ru-RU"/>
-        </w:rPr>
-      </w:pPr>
-      <w:r>
-        <w:rPr>
-          <w:rFonts w:eastAsia="Times New Roman" w:cs="Times New Roman"/>
-          <w:b/>
-          <w:bCs/>
-          <w:color w:val="000000"/>
-          <w:szCs w:val="28"/>
-          <w:lang w:eastAsia="ru-RU"/>
-        </w:rPr>
-        <w:t>Задание 8. Исследовательский анализ и визуализация</w:t>
-      </w:r>
-    </w:p>
-    <w:p>
-      <w:pPr>
-        <w:ind w:left="709"/>
-        <w:jc w:val="both"/>
-        <w:rPr>
-          <w:rFonts w:eastAsia="Times New Roman" w:cs="Times New Roman"/>
-          <w:color w:val="000000"/>
-          <w:szCs w:val="28"/>
-          <w:lang w:eastAsia="ru-RU"/>
-        </w:rPr>
-      </w:pPr>
-    </w:p>
-    <w:p>
-      <w:pPr>
-        <w:ind w:left="709"/>
-        <w:jc w:val="both"/>
-        <w:rPr>
-          <w:rFonts w:eastAsia="Times New Roman" w:cs="Times New Roman"/>
-          <w:b/>
-          <w:bCs/>
-          <w:color w:val="000000"/>
-          <w:szCs w:val="28"/>
-          <w:lang w:eastAsia="ru-RU"/>
-        </w:rPr>
-      </w:pPr>
-      <w:r>
-        <w:rPr>
-          <w:rFonts w:eastAsia="Times New Roman" w:cs="Times New Roman"/>
-          <w:b/>
-          <w:bCs/>
-          <w:color w:val="000000"/>
-          <w:szCs w:val="28"/>
-          <w:lang w:eastAsia="ru-RU"/>
-        </w:rPr>
-        <w:t>Задание 9. Сохранение результатов</w:t>
-      </w:r>
-    </w:p>
-    <w:p>
-      <w:pPr>
-        <w:ind w:left="709"/>
-        <w:jc w:val="both"/>
-        <w:rPr>
-          <w:rFonts w:eastAsia="Times New Roman" w:cs="Times New Roman"/>
-          <w:color w:val="000000"/>
-          <w:szCs w:val="28"/>
-          <w:lang w:eastAsia="ru-RU"/>
-        </w:rPr>
-      </w:pPr>
     </w:p>
     <w:p>
       <w:pPr>
@@ -3369,31 +4086,7 @@
         <w:t xml:space="preserve"> </w:t>
       </w:r>
       <w:r>
-        <w:t xml:space="preserve">возможности программного обеспечения </w:t>
-      </w:r>
-      <w:proofErr w:type="spellStart"/>
-      <w:r>
-        <w:t>Orange</w:t>
-      </w:r>
-      <w:proofErr w:type="spellEnd"/>
-      <w:r>
-        <w:t xml:space="preserve"> </w:t>
-      </w:r>
-      <w:proofErr w:type="spellStart"/>
-      <w:r>
-        <w:t>Data</w:t>
-      </w:r>
-      <w:proofErr w:type="spellEnd"/>
-      <w:r>
-        <w:t xml:space="preserve"> </w:t>
-      </w:r>
-      <w:proofErr w:type="spellStart"/>
-      <w:r>
-        <w:t>Mining</w:t>
-      </w:r>
-      <w:proofErr w:type="spellEnd"/>
-      <w:r>
-        <w:t>. Освои</w:t>
+        <w:t>возможности программного обеспечения Orange Data Mining. Освои</w:t>
       </w:r>
       <w:r>
         <w:t>л</w:t>
@@ -4292,7 +4985,7 @@
 </file>
 
 <file path=customXml/itemProps1.xml><?xml version="1.0" encoding="utf-8"?>
-<ds:datastoreItem xmlns:ds="http://schemas.openxmlformats.org/officeDocument/2006/customXml" ds:itemID="{2E5C8636-E736-4624-AB1B-94F25B01AE3C}">
+<ds:datastoreItem xmlns:ds="http://schemas.openxmlformats.org/officeDocument/2006/customXml" ds:itemID="{E8FC829D-F9C9-4C3B-BE63-61EA556CB8F3}">
   <ds:schemaRefs>
     <ds:schemaRef ds:uri="http://schemas.openxmlformats.org/officeDocument/2006/bibliography"/>
   </ds:schemaRefs>

--- a/BSUIR/semestre 5/IAD/Сушко_381574_ИАД_ЛР1.docx
+++ b/BSUIR/semestre 5/IAD/Сушко_381574_ИАД_ЛР1.docx
@@ -526,7 +526,23 @@
                 <w:rFonts w:cs="Times New Roman"/>
                 <w:szCs w:val="28"/>
               </w:rPr>
-              <w:t xml:space="preserve">оцент кафедры ИСиТ, </w:t>
+              <w:t xml:space="preserve">оцент кафедры </w:t>
+            </w:r>
+            <w:proofErr w:type="spellStart"/>
+            <w:r>
+              <w:rPr>
+                <w:rFonts w:cs="Times New Roman"/>
+                <w:szCs w:val="28"/>
+              </w:rPr>
+              <w:t>ИСиТ</w:t>
+            </w:r>
+            <w:proofErr w:type="spellEnd"/>
+            <w:r>
+              <w:rPr>
+                <w:rFonts w:cs="Times New Roman"/>
+                <w:szCs w:val="28"/>
+              </w:rPr>
+              <w:t xml:space="preserve">, </w:t>
             </w:r>
           </w:p>
           <w:p>
@@ -792,7 +808,67 @@
           <w:szCs w:val="28"/>
           <w:lang w:eastAsia="ru-RU"/>
         </w:rPr>
-        <w:t>Изучить возможности программного обеспечения Orange Data Mining. Освоить основные методики загрузки данных из внешних источников, очистки и подготовки их для дальнейшего анализа. Научиться создавать базовые визуализации для анализа качества данных.</w:t>
+        <w:t xml:space="preserve">Изучить возможности программного обеспечения </w:t>
+      </w:r>
+      <w:proofErr w:type="spellStart"/>
+      <w:r>
+        <w:rPr>
+          <w:rFonts w:eastAsia="Times New Roman" w:cs="Times New Roman"/>
+          <w:color w:val="000000"/>
+          <w:szCs w:val="28"/>
+          <w:lang w:eastAsia="ru-RU"/>
+        </w:rPr>
+        <w:t>Orange</w:t>
+      </w:r>
+      <w:proofErr w:type="spellEnd"/>
+      <w:r>
+        <w:rPr>
+          <w:rFonts w:eastAsia="Times New Roman" w:cs="Times New Roman"/>
+          <w:color w:val="000000"/>
+          <w:szCs w:val="28"/>
+          <w:lang w:eastAsia="ru-RU"/>
+        </w:rPr>
+        <w:t xml:space="preserve"> </w:t>
+      </w:r>
+      <w:proofErr w:type="spellStart"/>
+      <w:r>
+        <w:rPr>
+          <w:rFonts w:eastAsia="Times New Roman" w:cs="Times New Roman"/>
+          <w:color w:val="000000"/>
+          <w:szCs w:val="28"/>
+          <w:lang w:eastAsia="ru-RU"/>
+        </w:rPr>
+        <w:t>Data</w:t>
+      </w:r>
+      <w:proofErr w:type="spellEnd"/>
+      <w:r>
+        <w:rPr>
+          <w:rFonts w:eastAsia="Times New Roman" w:cs="Times New Roman"/>
+          <w:color w:val="000000"/>
+          <w:szCs w:val="28"/>
+          <w:lang w:eastAsia="ru-RU"/>
+        </w:rPr>
+        <w:t xml:space="preserve"> </w:t>
+      </w:r>
+      <w:proofErr w:type="spellStart"/>
+      <w:r>
+        <w:rPr>
+          <w:rFonts w:eastAsia="Times New Roman" w:cs="Times New Roman"/>
+          <w:color w:val="000000"/>
+          <w:szCs w:val="28"/>
+          <w:lang w:eastAsia="ru-RU"/>
+        </w:rPr>
+        <w:t>Mining</w:t>
+      </w:r>
+      <w:proofErr w:type="spellEnd"/>
+      <w:r>
+        <w:rPr>
+          <w:rFonts w:eastAsia="Times New Roman" w:cs="Times New Roman"/>
+          <w:color w:val="000000"/>
+          <w:szCs w:val="28"/>
+          <w:lang w:eastAsia="ru-RU"/>
+        </w:rPr>
+        <w:t>. Освоить основные методики загрузки данных из внешних источников, очистки и подготовки их для дальнейшего анализа. Научиться создавать базовые визуализации для анализа качества данных.</w:t>
       </w:r>
       <w:r>
         <w:rPr>
@@ -917,7 +993,25 @@
           <w:szCs w:val="20"/>
           <w:shd w:val="clear" w:color="auto" w:fill="FFFFFF"/>
         </w:rPr>
-        <w:t>программного обеспечения Orange 3.39.0.</w:t>
+        <w:t xml:space="preserve">программного обеспечения </w:t>
+      </w:r>
+      <w:proofErr w:type="spellStart"/>
+      <w:r>
+        <w:rPr>
+          <w:color w:val="000000"/>
+          <w:szCs w:val="20"/>
+          <w:shd w:val="clear" w:color="auto" w:fill="FFFFFF"/>
+        </w:rPr>
+        <w:t>Orange</w:t>
+      </w:r>
+      <w:proofErr w:type="spellEnd"/>
+      <w:r>
+        <w:rPr>
+          <w:color w:val="000000"/>
+          <w:szCs w:val="20"/>
+          <w:shd w:val="clear" w:color="auto" w:fill="FFFFFF"/>
+        </w:rPr>
+        <w:t xml:space="preserve"> 3.39.0.</w:t>
       </w:r>
     </w:p>
     <w:p>
@@ -2733,7 +2827,27 @@
           <w:szCs w:val="28"/>
           <w:lang w:eastAsia="ru-RU"/>
         </w:rPr>
-        <w:t xml:space="preserve">В моем датасете все даты хранятся в формате </w:t>
+        <w:t xml:space="preserve">В моем </w:t>
+      </w:r>
+      <w:proofErr w:type="spellStart"/>
+      <w:r>
+        <w:rPr>
+          <w:rFonts w:eastAsia="Times New Roman" w:cs="Times New Roman"/>
+          <w:color w:val="000000"/>
+          <w:szCs w:val="28"/>
+          <w:lang w:eastAsia="ru-RU"/>
+        </w:rPr>
+        <w:t>датасете</w:t>
+      </w:r>
+      <w:proofErr w:type="spellEnd"/>
+      <w:r>
+        <w:rPr>
+          <w:rFonts w:eastAsia="Times New Roman" w:cs="Times New Roman"/>
+          <w:color w:val="000000"/>
+          <w:szCs w:val="28"/>
+          <w:lang w:eastAsia="ru-RU"/>
+        </w:rPr>
+        <w:t xml:space="preserve"> все даты хранятся в формате </w:t>
       </w:r>
       <w:r>
         <w:rPr>
@@ -3137,6 +3251,7 @@
       <w:r>
         <w:rPr>
           <w:rFonts w:eastAsia="Times New Roman" w:cs="Times New Roman"/>
+          <w:noProof/>
           <w:color w:val="000000"/>
           <w:szCs w:val="28"/>
           <w:lang w:eastAsia="ru-RU"/>
@@ -3205,6 +3320,7 @@
       <w:r>
         <w:rPr>
           <w:rFonts w:eastAsia="Times New Roman" w:cs="Times New Roman"/>
+          <w:noProof/>
           <w:color w:val="000000"/>
           <w:szCs w:val="28"/>
           <w:lang w:eastAsia="ru-RU"/>
@@ -3415,6 +3531,7 @@
       <w:r>
         <w:rPr>
           <w:rFonts w:eastAsia="Times New Roman" w:cs="Times New Roman"/>
+          <w:noProof/>
           <w:color w:val="000000"/>
           <w:szCs w:val="28"/>
           <w:lang w:val="en-US" w:eastAsia="ru-RU"/>
@@ -3634,6 +3751,7 @@
       <w:r>
         <w:rPr>
           <w:rFonts w:eastAsia="Times New Roman" w:cs="Times New Roman"/>
+          <w:noProof/>
           <w:color w:val="000000"/>
           <w:szCs w:val="28"/>
           <w:lang w:val="en-US" w:eastAsia="ru-RU"/>
@@ -3738,6 +3856,7 @@
       <w:r>
         <w:rPr>
           <w:rFonts w:eastAsia="Times New Roman" w:cs="Times New Roman"/>
+          <w:noProof/>
           <w:color w:val="000000"/>
           <w:szCs w:val="28"/>
           <w:lang w:eastAsia="ru-RU"/>
@@ -3794,6 +3913,7 @@
       <w:r>
         <w:rPr>
           <w:rFonts w:eastAsia="Times New Roman" w:cs="Times New Roman"/>
+          <w:noProof/>
           <w:color w:val="000000"/>
           <w:szCs w:val="28"/>
           <w:lang w:eastAsia="ru-RU"/>
@@ -3886,6 +4006,7 @@
       <w:r>
         <w:rPr>
           <w:rFonts w:eastAsia="Times New Roman" w:cs="Times New Roman"/>
+          <w:noProof/>
           <w:color w:val="000000"/>
           <w:szCs w:val="28"/>
           <w:lang w:eastAsia="ru-RU"/>
@@ -3927,47 +4048,22 @@
           </wp:inline>
         </w:drawing>
       </w:r>
+    </w:p>
+    <w:p>
+      <w:pPr>
+        <w:ind w:left="709"/>
+        <w:jc w:val="both"/>
+        <w:rPr>
+          <w:rFonts w:eastAsia="Times New Roman" w:cs="Times New Roman"/>
+          <w:b/>
+          <w:bCs/>
+          <w:color w:val="000000"/>
+          <w:szCs w:val="28"/>
+          <w:lang w:eastAsia="ru-RU"/>
+        </w:rPr>
+      </w:pPr>
       <w:bookmarkStart w:id="0" w:name="_GoBack"/>
       <w:bookmarkEnd w:id="0"/>
-    </w:p>
-    <w:p>
-      <w:pPr>
-        <w:ind w:left="709"/>
-        <w:jc w:val="both"/>
-        <w:rPr>
-          <w:rFonts w:eastAsia="Times New Roman" w:cs="Times New Roman"/>
-          <w:b/>
-          <w:bCs/>
-          <w:color w:val="000000"/>
-          <w:szCs w:val="28"/>
-          <w:lang w:eastAsia="ru-RU"/>
-        </w:rPr>
-      </w:pPr>
-      <w:r>
-        <w:rPr>
-          <w:rFonts w:eastAsia="Times New Roman" w:cs="Times New Roman"/>
-          <w:b/>
-          <w:bCs/>
-          <w:color w:val="000000"/>
-          <w:szCs w:val="28"/>
-          <w:lang w:eastAsia="ru-RU"/>
-        </w:rPr>
-        <w:t>Задание 10. Анализ и выводы</w:t>
-      </w:r>
-    </w:p>
-    <w:p>
-      <w:pPr>
-        <w:ind w:left="709"/>
-        <w:jc w:val="both"/>
-        <w:rPr>
-          <w:rFonts w:eastAsia="Times New Roman" w:cs="Times New Roman"/>
-          <w:b/>
-          <w:bCs/>
-          <w:color w:val="000000"/>
-          <w:szCs w:val="28"/>
-          <w:lang w:eastAsia="ru-RU"/>
-        </w:rPr>
-      </w:pPr>
     </w:p>
     <w:p>
       <w:pPr>
@@ -4086,7 +4182,31 @@
         <w:t xml:space="preserve"> </w:t>
       </w:r>
       <w:r>
-        <w:t>возможности программного обеспечения Orange Data Mining. Освои</w:t>
+        <w:t xml:space="preserve">возможности программного обеспечения </w:t>
+      </w:r>
+      <w:proofErr w:type="spellStart"/>
+      <w:r>
+        <w:t>Orange</w:t>
+      </w:r>
+      <w:proofErr w:type="spellEnd"/>
+      <w:r>
+        <w:t xml:space="preserve"> </w:t>
+      </w:r>
+      <w:proofErr w:type="spellStart"/>
+      <w:r>
+        <w:t>Data</w:t>
+      </w:r>
+      <w:proofErr w:type="spellEnd"/>
+      <w:r>
+        <w:t xml:space="preserve"> </w:t>
+      </w:r>
+      <w:proofErr w:type="spellStart"/>
+      <w:r>
+        <w:t>Mining</w:t>
+      </w:r>
+      <w:proofErr w:type="spellEnd"/>
+      <w:r>
+        <w:t>. Освои</w:t>
       </w:r>
       <w:r>
         <w:t>л</w:t>
@@ -4985,7 +5105,7 @@
 </file>
 
 <file path=customXml/itemProps1.xml><?xml version="1.0" encoding="utf-8"?>
-<ds:datastoreItem xmlns:ds="http://schemas.openxmlformats.org/officeDocument/2006/customXml" ds:itemID="{E8FC829D-F9C9-4C3B-BE63-61EA556CB8F3}">
+<ds:datastoreItem xmlns:ds="http://schemas.openxmlformats.org/officeDocument/2006/customXml" ds:itemID="{7C3A2469-02F9-4739-93B4-C0672FAE60A5}">
   <ds:schemaRefs>
     <ds:schemaRef ds:uri="http://schemas.openxmlformats.org/officeDocument/2006/bibliography"/>
   </ds:schemaRefs>
